--- a/details technique/Plan de creation.docx
+++ b/details technique/Plan de creation.docx
@@ -78,15 +78,7 @@
         <w:t>Authentification</w:t>
       </w:r>
       <w:r>
-        <w:t xml:space="preserve"> : inscription/connexion (</w:t>
-      </w:r>
-      <w:proofErr w:type="gramStart"/>
-      <w:r>
-        <w:t>email</w:t>
-      </w:r>
-      <w:proofErr w:type="gramEnd"/>
-      <w:r>
-        <w:t xml:space="preserve"> + Google), page de profil, sécurité des données (RLS)</w:t>
+        <w:t xml:space="preserve"> : inscription/connexion (email + Google), page de profil, sécurité des données (RLS)</w:t>
       </w:r>
     </w:p>
     <w:p>
@@ -210,15 +202,7 @@
         <w:t>Prévisions &amp; épargne</w:t>
       </w:r>
       <w:r>
-        <w:t xml:space="preserve"> : </w:t>
-      </w:r>
-      <w:proofErr w:type="gramStart"/>
-      <w:r>
-        <w:t>projection fin</w:t>
-      </w:r>
-      <w:proofErr w:type="gramEnd"/>
-      <w:r>
-        <w:t xml:space="preserve"> de mois, taux d'épargne, comparaison au meilleur mois/moyenne, objectifs</w:t>
+        <w:t xml:space="preserve"> : projection fin de mois, taux d'épargne, comparaison au meilleur mois/moyenne, objectifs</w:t>
       </w:r>
     </w:p>
     <w:p>
@@ -269,101 +253,5453 @@
     </w:p>
     <w:p>
       <w:pPr>
+        <w:rPr>
+          <w:b/>
+          <w:bCs/>
+        </w:rPr>
+      </w:pPr>
+      <w:r>
+        <w:rPr>
+          <w:rFonts w:ascii="Segoe UI Emoji" w:hAnsi="Segoe UI Emoji" w:cs="Segoe UI Emoji"/>
+          <w:b/>
+          <w:bCs/>
+        </w:rPr>
+        <w:t>🆕</w:t>
+      </w:r>
+      <w:r>
+        <w:rPr>
+          <w:b/>
+          <w:bCs/>
+        </w:rPr>
+        <w:t xml:space="preserve"> Étape 11 — Assurance Vie</w:t>
+      </w:r>
+    </w:p>
+    <w:p>
+      <w:pPr>
+        <w:rPr>
+          <w:b/>
+          <w:bCs/>
+        </w:rPr>
+      </w:pPr>
+      <w:r>
+        <w:rPr>
+          <w:b/>
+          <w:bCs/>
+        </w:rPr>
+        <w:t>Etape 11.1</w:t>
+      </w:r>
+    </w:p>
+    <w:p>
+      <w:pPr>
+        <w:rPr>
+          <w:b/>
+          <w:bCs/>
+        </w:rPr>
+      </w:pPr>
+      <w:r>
+        <w:rPr>
+          <w:b/>
+          <w:bCs/>
+        </w:rPr>
+        <w:t xml:space="preserve">Tables à créer dans </w:t>
+      </w:r>
+      <w:proofErr w:type="spellStart"/>
+      <w:r>
+        <w:rPr>
+          <w:b/>
+          <w:bCs/>
+        </w:rPr>
+        <w:t>Supabase</w:t>
+      </w:r>
+      <w:proofErr w:type="spellEnd"/>
+      <w:r>
+        <w:rPr>
+          <w:b/>
+          <w:bCs/>
+        </w:rPr>
+        <w:t xml:space="preserve"> :</w:t>
+      </w:r>
+    </w:p>
+    <w:p>
+      <w:pPr>
+        <w:rPr>
+          <w:b/>
+          <w:bCs/>
+        </w:rPr>
+      </w:pPr>
+      <w:proofErr w:type="spellStart"/>
+      <w:r>
+        <w:rPr>
+          <w:b/>
+          <w:bCs/>
+        </w:rPr>
+        <w:t>sql</w:t>
+      </w:r>
+      <w:proofErr w:type="spellEnd"/>
+    </w:p>
+    <w:p>
+      <w:pPr>
+        <w:rPr>
+          <w:b/>
+          <w:bCs/>
+        </w:rPr>
+      </w:pPr>
+      <w:r>
+        <w:rPr>
+          <w:b/>
+          <w:bCs/>
+        </w:rPr>
+        <w:t xml:space="preserve">-- </w:t>
+      </w:r>
+      <w:proofErr w:type="spellStart"/>
+      <w:r>
+        <w:rPr>
+          <w:b/>
+          <w:bCs/>
+        </w:rPr>
+        <w:t>assurances_vie</w:t>
+      </w:r>
+      <w:proofErr w:type="spellEnd"/>
+    </w:p>
+    <w:p>
+      <w:pPr>
+        <w:rPr>
+          <w:b/>
+          <w:bCs/>
+        </w:rPr>
+      </w:pPr>
+      <w:r>
+        <w:rPr>
+          <w:b/>
+          <w:bCs/>
+        </w:rPr>
+        <w:t xml:space="preserve">id, </w:t>
+      </w:r>
+      <w:proofErr w:type="spellStart"/>
+      <w:r>
+        <w:rPr>
+          <w:b/>
+          <w:bCs/>
+        </w:rPr>
+        <w:t>user_id</w:t>
+      </w:r>
+      <w:proofErr w:type="spellEnd"/>
+      <w:r>
+        <w:rPr>
+          <w:b/>
+          <w:bCs/>
+        </w:rPr>
+        <w:t xml:space="preserve">, nom, assureur, </w:t>
+      </w:r>
+      <w:proofErr w:type="spellStart"/>
+      <w:r>
+        <w:rPr>
+          <w:b/>
+          <w:bCs/>
+        </w:rPr>
+        <w:t>date_ouverture</w:t>
+      </w:r>
+      <w:proofErr w:type="spellEnd"/>
+      <w:r>
+        <w:rPr>
+          <w:b/>
+          <w:bCs/>
+        </w:rPr>
+        <w:t xml:space="preserve">, </w:t>
+      </w:r>
+      <w:proofErr w:type="spellStart"/>
+      <w:r>
+        <w:rPr>
+          <w:b/>
+          <w:bCs/>
+        </w:rPr>
+        <w:t>created_at</w:t>
+      </w:r>
+      <w:proofErr w:type="spellEnd"/>
+    </w:p>
+    <w:p>
+      <w:pPr>
+        <w:rPr>
+          <w:b/>
+          <w:bCs/>
+        </w:rPr>
+      </w:pPr>
+    </w:p>
+    <w:p>
+      <w:pPr>
+        <w:rPr>
+          <w:b/>
+          <w:bCs/>
+        </w:rPr>
+      </w:pPr>
+      <w:r>
+        <w:rPr>
+          <w:b/>
+          <w:bCs/>
+        </w:rPr>
+        <w:t xml:space="preserve">-- </w:t>
+      </w:r>
+      <w:proofErr w:type="spellStart"/>
+      <w:r>
+        <w:rPr>
+          <w:b/>
+          <w:bCs/>
+        </w:rPr>
+        <w:t>assurances_vie_versements</w:t>
+      </w:r>
+      <w:proofErr w:type="spellEnd"/>
+    </w:p>
+    <w:p>
+      <w:pPr>
+        <w:rPr>
+          <w:b/>
+          <w:bCs/>
+        </w:rPr>
+      </w:pPr>
+      <w:r>
+        <w:rPr>
+          <w:b/>
+          <w:bCs/>
+        </w:rPr>
+        <w:t xml:space="preserve">id, </w:t>
+      </w:r>
+      <w:proofErr w:type="spellStart"/>
+      <w:r>
+        <w:rPr>
+          <w:b/>
+          <w:bCs/>
+        </w:rPr>
+        <w:t>contrat_id</w:t>
+      </w:r>
+      <w:proofErr w:type="spellEnd"/>
+      <w:r>
+        <w:rPr>
+          <w:b/>
+          <w:bCs/>
+        </w:rPr>
+        <w:t xml:space="preserve">, </w:t>
+      </w:r>
+      <w:proofErr w:type="spellStart"/>
+      <w:r>
+        <w:rPr>
+          <w:b/>
+          <w:bCs/>
+        </w:rPr>
+        <w:t>user_id</w:t>
+      </w:r>
+      <w:proofErr w:type="spellEnd"/>
+      <w:r>
+        <w:rPr>
+          <w:b/>
+          <w:bCs/>
+        </w:rPr>
+        <w:t xml:space="preserve">, date, montant, </w:t>
+      </w:r>
+      <w:proofErr w:type="spellStart"/>
+      <w:r>
+        <w:rPr>
+          <w:b/>
+          <w:bCs/>
+        </w:rPr>
+        <w:t>created_at</w:t>
+      </w:r>
+      <w:proofErr w:type="spellEnd"/>
+    </w:p>
+    <w:p>
+      <w:pPr>
+        <w:rPr>
+          <w:b/>
+          <w:bCs/>
+        </w:rPr>
+      </w:pPr>
+    </w:p>
+    <w:p>
+      <w:pPr>
+        <w:rPr>
+          <w:b/>
+          <w:bCs/>
+        </w:rPr>
+      </w:pPr>
+      <w:r>
+        <w:rPr>
+          <w:b/>
+          <w:bCs/>
+        </w:rPr>
+        <w:t xml:space="preserve">-- </w:t>
+      </w:r>
+      <w:proofErr w:type="spellStart"/>
+      <w:r>
+        <w:rPr>
+          <w:b/>
+          <w:bCs/>
+        </w:rPr>
+        <w:t>assurances_vie_valorisations</w:t>
+      </w:r>
+      <w:proofErr w:type="spellEnd"/>
+    </w:p>
+    <w:p>
+      <w:pPr>
+        <w:rPr>
+          <w:b/>
+          <w:bCs/>
+          <w:lang w:val="en-US"/>
+        </w:rPr>
+      </w:pPr>
+      <w:r>
+        <w:rPr>
+          <w:b/>
+          <w:bCs/>
+          <w:lang w:val="en-US"/>
+        </w:rPr>
+        <w:t xml:space="preserve">id, </w:t>
+      </w:r>
+      <w:proofErr w:type="spellStart"/>
+      <w:r>
+        <w:rPr>
+          <w:b/>
+          <w:bCs/>
+          <w:lang w:val="en-US"/>
+        </w:rPr>
+        <w:t>contrat_id</w:t>
+      </w:r>
+      <w:proofErr w:type="spellEnd"/>
+      <w:r>
+        <w:rPr>
+          <w:b/>
+          <w:bCs/>
+          <w:lang w:val="en-US"/>
+        </w:rPr>
+        <w:t xml:space="preserve">, </w:t>
+      </w:r>
+      <w:proofErr w:type="spellStart"/>
+      <w:r>
+        <w:rPr>
+          <w:b/>
+          <w:bCs/>
+          <w:lang w:val="en-US"/>
+        </w:rPr>
+        <w:t>user_id</w:t>
+      </w:r>
+      <w:proofErr w:type="spellEnd"/>
+      <w:r>
+        <w:rPr>
+          <w:b/>
+          <w:bCs/>
+          <w:lang w:val="en-US"/>
+        </w:rPr>
+        <w:t xml:space="preserve">, date, </w:t>
+      </w:r>
+      <w:proofErr w:type="spellStart"/>
+      <w:r>
+        <w:rPr>
+          <w:b/>
+          <w:bCs/>
+          <w:lang w:val="en-US"/>
+        </w:rPr>
+        <w:t>valeur</w:t>
+      </w:r>
+      <w:proofErr w:type="spellEnd"/>
+      <w:r>
+        <w:rPr>
+          <w:b/>
+          <w:bCs/>
+          <w:lang w:val="en-US"/>
+        </w:rPr>
+        <w:t xml:space="preserve">, </w:t>
+      </w:r>
+      <w:proofErr w:type="spellStart"/>
+      <w:r>
+        <w:rPr>
+          <w:b/>
+          <w:bCs/>
+          <w:lang w:val="en-US"/>
+        </w:rPr>
+        <w:t>created_at</w:t>
+      </w:r>
+      <w:proofErr w:type="spellEnd"/>
+    </w:p>
+    <w:p>
+      <w:pPr>
+        <w:rPr>
+          <w:b/>
+          <w:bCs/>
+        </w:rPr>
+      </w:pPr>
+      <w:r>
+        <w:rPr>
+          <w:b/>
+          <w:bCs/>
+        </w:rPr>
+        <w:t>À coder :</w:t>
+      </w:r>
+    </w:p>
+    <w:p>
+      <w:pPr>
         <w:numPr>
           <w:ilvl w:val="0"/>
-          <w:numId w:val="1"/>
+          <w:numId w:val="2"/>
         </w:numPr>
-      </w:pPr>
-      <w:r>
-        <w:rPr>
-          <w:b/>
-          <w:bCs/>
-        </w:rPr>
-        <w:t>Immobilier</w:t>
-      </w:r>
-      <w:r>
-        <w:t xml:space="preserve"> : calculs de rentabilité (crédit, charges, loyers)</w:t>
+        <w:rPr>
+          <w:b/>
+          <w:bCs/>
+        </w:rPr>
+      </w:pPr>
+      <w:r>
+        <w:rPr>
+          <w:b/>
+          <w:bCs/>
+        </w:rPr>
+        <w:t>Hook useAssurancesVie.js</w:t>
       </w:r>
     </w:p>
     <w:p>
       <w:pPr>
         <w:numPr>
           <w:ilvl w:val="0"/>
-          <w:numId w:val="1"/>
+          <w:numId w:val="2"/>
         </w:numPr>
-      </w:pPr>
-      <w:r>
-        <w:rPr>
-          <w:b/>
-          <w:bCs/>
-        </w:rPr>
-        <w:t>Assurance vie</w:t>
-      </w:r>
-      <w:r>
-        <w:t xml:space="preserve"> : saisie manuelle + suivi de performance</w:t>
+        <w:rPr>
+          <w:b/>
+          <w:bCs/>
+        </w:rPr>
+      </w:pPr>
+      <w:r>
+        <w:rPr>
+          <w:b/>
+          <w:bCs/>
+        </w:rPr>
+        <w:t>Page dans /investir → 4ème onglet "Assurance Vie"</w:t>
       </w:r>
     </w:p>
     <w:p>
       <w:pPr>
         <w:numPr>
           <w:ilvl w:val="0"/>
-          <w:numId w:val="1"/>
+          <w:numId w:val="2"/>
         </w:numPr>
-      </w:pPr>
-      <w:r>
-        <w:rPr>
-          <w:b/>
-          <w:bCs/>
-        </w:rPr>
-        <w:t xml:space="preserve">Module </w:t>
-      </w:r>
-      <w:proofErr w:type="spellStart"/>
-      <w:r>
-        <w:rPr>
-          <w:b/>
-          <w:bCs/>
-        </w:rPr>
-        <w:t>multi-devises</w:t>
-      </w:r>
-      <w:proofErr w:type="spellEnd"/>
-      <w:r>
-        <w:t xml:space="preserve"> (EUR/USD)</w:t>
+        <w:rPr>
+          <w:b/>
+          <w:bCs/>
+        </w:rPr>
+      </w:pPr>
+      <w:r>
+        <w:rPr>
+          <w:b/>
+          <w:bCs/>
+        </w:rPr>
+        <w:lastRenderedPageBreak/>
+        <w:t>Fiche contrat : versements totaux, valeur actuelle, performance € et %, CAGR depuis ouverture</w:t>
       </w:r>
     </w:p>
     <w:p>
       <w:pPr>
         <w:numPr>
           <w:ilvl w:val="0"/>
-          <w:numId w:val="1"/>
+          <w:numId w:val="2"/>
         </w:numPr>
-      </w:pPr>
-      <w:r>
-        <w:rPr>
-          <w:b/>
-          <w:bCs/>
-        </w:rPr>
-        <w:t>Export</w:t>
-      </w:r>
-      <w:r>
-        <w:t xml:space="preserve"> : Excel avec données + graphiques</w:t>
+        <w:rPr>
+          <w:b/>
+          <w:bCs/>
+        </w:rPr>
+      </w:pPr>
+      <w:r>
+        <w:rPr>
+          <w:b/>
+          <w:bCs/>
+        </w:rPr>
+        <w:t xml:space="preserve">Alerte frais : champ </w:t>
+      </w:r>
+      <w:proofErr w:type="spellStart"/>
+      <w:r>
+        <w:rPr>
+          <w:b/>
+          <w:bCs/>
+        </w:rPr>
+        <w:t>frais_gestion</w:t>
+      </w:r>
+      <w:proofErr w:type="spellEnd"/>
+      <w:r>
+        <w:rPr>
+          <w:b/>
+          <w:bCs/>
+        </w:rPr>
+        <w:t>_% → simulation de l'argent perdu sur 10/20/30 ans</w:t>
       </w:r>
     </w:p>
     <w:p>
       <w:pPr>
         <w:numPr>
           <w:ilvl w:val="0"/>
-          <w:numId w:val="1"/>
+          <w:numId w:val="2"/>
         </w:numPr>
-      </w:pPr>
-      <w:r>
-        <w:rPr>
-          <w:b/>
-          <w:bCs/>
-        </w:rPr>
-        <w:t>Polish final</w:t>
-      </w:r>
-      <w:r>
-        <w:t xml:space="preserve"> : paramètres (activer/désactiver les modules d'investissement), responsive mobile, derniers ajustements</w:t>
+        <w:rPr>
+          <w:b/>
+          <w:bCs/>
+        </w:rPr>
+      </w:pPr>
+      <w:r>
+        <w:rPr>
+          <w:b/>
+          <w:bCs/>
+        </w:rPr>
+        <w:t>Intégration dans Patrimoine : total consolidé inclut les AV</w:t>
+      </w:r>
+    </w:p>
+    <w:p>
+      <w:pPr>
+        <w:numPr>
+          <w:ilvl w:val="0"/>
+          <w:numId w:val="2"/>
+        </w:numPr>
+        <w:rPr>
+          <w:b/>
+          <w:bCs/>
+        </w:rPr>
+      </w:pPr>
+      <w:r>
+        <w:rPr>
+          <w:b/>
+          <w:bCs/>
+        </w:rPr>
+        <w:t xml:space="preserve">Composants : </w:t>
+      </w:r>
+      <w:proofErr w:type="spellStart"/>
+      <w:r>
+        <w:rPr>
+          <w:b/>
+          <w:bCs/>
+        </w:rPr>
+        <w:t>AssuranceVieCard.jsx</w:t>
+      </w:r>
+      <w:proofErr w:type="spellEnd"/>
+      <w:r>
+        <w:rPr>
+          <w:b/>
+          <w:bCs/>
+        </w:rPr>
+        <w:t xml:space="preserve">, </w:t>
+      </w:r>
+      <w:proofErr w:type="spellStart"/>
+      <w:r>
+        <w:rPr>
+          <w:b/>
+          <w:bCs/>
+        </w:rPr>
+        <w:t>FormAssuranceVie.jsx</w:t>
+      </w:r>
+      <w:proofErr w:type="spellEnd"/>
+    </w:p>
+    <w:p>
+      <w:pPr>
+        <w:pStyle w:val="NormalWeb"/>
+        <w:numPr>
+          <w:ilvl w:val="0"/>
+          <w:numId w:val="2"/>
+        </w:numPr>
+      </w:pPr>
+      <w:r>
+        <w:rPr>
+          <w:rFonts w:hAnsi="Symbol"/>
+        </w:rPr>
+        <w:t></w:t>
+      </w:r>
+      <w:r>
+        <w:t xml:space="preserve">  Une table </w:t>
+      </w:r>
+      <w:proofErr w:type="spellStart"/>
+      <w:r>
+        <w:rPr>
+          <w:rStyle w:val="CodeHTML"/>
+          <w:rFonts w:eastAsiaTheme="majorEastAsia"/>
+        </w:rPr>
+        <w:t>assurances_vie_positions</w:t>
+      </w:r>
+      <w:proofErr w:type="spellEnd"/>
+      <w:r>
+        <w:t xml:space="preserve"> (</w:t>
+      </w:r>
+      <w:r>
+        <w:rPr>
+          <w:rStyle w:val="CodeHTML"/>
+          <w:rFonts w:eastAsiaTheme="majorEastAsia"/>
+        </w:rPr>
+        <w:t>id</w:t>
+      </w:r>
+      <w:r>
+        <w:t xml:space="preserve">, </w:t>
+      </w:r>
+      <w:proofErr w:type="spellStart"/>
+      <w:r>
+        <w:rPr>
+          <w:rStyle w:val="CodeHTML"/>
+          <w:rFonts w:eastAsiaTheme="majorEastAsia"/>
+        </w:rPr>
+        <w:t>contrat_id</w:t>
+      </w:r>
+      <w:proofErr w:type="spellEnd"/>
+      <w:r>
+        <w:t xml:space="preserve">, </w:t>
+      </w:r>
+      <w:proofErr w:type="spellStart"/>
+      <w:r>
+        <w:rPr>
+          <w:rStyle w:val="CodeHTML"/>
+          <w:rFonts w:eastAsiaTheme="majorEastAsia"/>
+        </w:rPr>
+        <w:t>isin</w:t>
+      </w:r>
+      <w:proofErr w:type="spellEnd"/>
+      <w:r>
+        <w:t xml:space="preserve">, </w:t>
+      </w:r>
+      <w:proofErr w:type="spellStart"/>
+      <w:r>
+        <w:rPr>
+          <w:rStyle w:val="CodeHTML"/>
+          <w:rFonts w:eastAsiaTheme="majorEastAsia"/>
+        </w:rPr>
+        <w:t>nb_parts</w:t>
+      </w:r>
+      <w:proofErr w:type="spellEnd"/>
+      <w:r>
+        <w:t xml:space="preserve">, </w:t>
+      </w:r>
+      <w:proofErr w:type="spellStart"/>
+      <w:r>
+        <w:rPr>
+          <w:rStyle w:val="CodeHTML"/>
+          <w:rFonts w:eastAsiaTheme="majorEastAsia"/>
+        </w:rPr>
+        <w:t>created_at</w:t>
+      </w:r>
+      <w:proofErr w:type="spellEnd"/>
+      <w:r>
+        <w:t xml:space="preserve">) pour lister les UC à l'intérieur du contrat, sinon tu ne pourras pas utiliser </w:t>
+      </w:r>
+      <w:proofErr w:type="spellStart"/>
+      <w:r>
+        <w:t>Finnhub</w:t>
+      </w:r>
+      <w:proofErr w:type="spellEnd"/>
+      <w:r>
+        <w:t xml:space="preserve"> pour mettre à jour automatiquement la valeur de l'assurance-vie. La table </w:t>
+      </w:r>
+      <w:r>
+        <w:rPr>
+          <w:rStyle w:val="CodeHTML"/>
+          <w:rFonts w:eastAsiaTheme="majorEastAsia"/>
+        </w:rPr>
+        <w:t>valorisations</w:t>
+      </w:r>
+      <w:r>
+        <w:t xml:space="preserve"> ne devrait servir que pour l'historique ou le fonds en euros.</w:t>
+      </w:r>
+    </w:p>
+    <w:p>
+      <w:pPr>
+        <w:pStyle w:val="NormalWeb"/>
+        <w:numPr>
+          <w:ilvl w:val="0"/>
+          <w:numId w:val="2"/>
+        </w:numPr>
+      </w:pPr>
+      <w:r>
+        <w:rPr>
+          <w:rFonts w:hAnsi="Symbol"/>
+        </w:rPr>
+        <w:t></w:t>
+      </w:r>
+      <w:r>
+        <w:t xml:space="preserve">  </w:t>
+      </w:r>
+      <w:r>
+        <w:rPr>
+          <w:b/>
+          <w:bCs/>
+        </w:rPr>
+        <w:t>Le calcul du CAGR :</w:t>
+      </w:r>
+      <w:r>
+        <w:t xml:space="preserve"> Attention aux versements multiples ! Pour calculer un CAGR (taux de croissance annuel composé) ou un TRI exact sur l'assurance-vie, la formule mathématique en JS doit prendre en compte les dates précises de chaque versement (méthode XIRR).</w:t>
+      </w:r>
+    </w:p>
+    <w:p>
+      <w:pPr>
+        <w:rPr>
+          <w:b/>
+          <w:bCs/>
+        </w:rPr>
+      </w:pPr>
+      <w:r>
+        <w:rPr>
+          <w:b/>
+          <w:bCs/>
+        </w:rPr>
+        <w:t>Étape 11.</w:t>
+      </w:r>
+      <w:r>
+        <w:rPr>
+          <w:b/>
+          <w:bCs/>
+        </w:rPr>
+        <w:t>2</w:t>
+      </w:r>
+      <w:r>
+        <w:rPr>
+          <w:b/>
+          <w:bCs/>
+        </w:rPr>
+        <w:t xml:space="preserve"> : L'Analyseur de Frais « Tous Comptes » (Le Scanner de Performance)</w:t>
+      </w:r>
+    </w:p>
+    <w:p>
+      <w:pPr>
+        <w:numPr>
+          <w:ilvl w:val="0"/>
+          <w:numId w:val="15"/>
+        </w:numPr>
+        <w:rPr>
+          <w:b/>
+          <w:bCs/>
+        </w:rPr>
+      </w:pPr>
+      <w:r>
+        <w:rPr>
+          <w:b/>
+          <w:bCs/>
+        </w:rPr>
+        <w:t>Objectif : Détecter les frais invisibles qui grignotent la performance globale des comptes d'investissement (PEA, CTO, Assurance-Vie).</w:t>
+      </w:r>
+    </w:p>
+    <w:p>
+      <w:pPr>
+        <w:numPr>
+          <w:ilvl w:val="0"/>
+          <w:numId w:val="15"/>
+        </w:numPr>
+        <w:rPr>
+          <w:b/>
+          <w:bCs/>
+        </w:rPr>
+      </w:pPr>
+      <w:r>
+        <w:rPr>
+          <w:b/>
+          <w:bCs/>
+        </w:rPr>
+        <w:t xml:space="preserve">Base de données : Enrichissement des tables avec le </w:t>
+      </w:r>
+      <w:proofErr w:type="spellStart"/>
+      <w:r>
+        <w:rPr>
+          <w:b/>
+          <w:bCs/>
+        </w:rPr>
+        <w:t>frais_courtage_pourcentage</w:t>
+      </w:r>
+      <w:proofErr w:type="spellEnd"/>
+      <w:r>
+        <w:rPr>
+          <w:b/>
+          <w:bCs/>
+        </w:rPr>
+        <w:t xml:space="preserve"> pour les enveloppes et le </w:t>
+      </w:r>
+      <w:proofErr w:type="spellStart"/>
+      <w:r>
+        <w:rPr>
+          <w:b/>
+          <w:bCs/>
+        </w:rPr>
+        <w:t>frais_ter_produit</w:t>
+      </w:r>
+      <w:proofErr w:type="spellEnd"/>
+      <w:r>
+        <w:rPr>
+          <w:b/>
+          <w:bCs/>
+        </w:rPr>
+        <w:t xml:space="preserve"> (Total </w:t>
+      </w:r>
+      <w:proofErr w:type="spellStart"/>
+      <w:r>
+        <w:rPr>
+          <w:b/>
+          <w:bCs/>
+        </w:rPr>
+        <w:t>Expense</w:t>
+      </w:r>
+      <w:proofErr w:type="spellEnd"/>
+      <w:r>
+        <w:rPr>
+          <w:b/>
+          <w:bCs/>
+        </w:rPr>
+        <w:t xml:space="preserve"> Ratio) pour chaque ligne de position (code ISIN).</w:t>
+      </w:r>
+    </w:p>
+    <w:p>
+      <w:pPr>
+        <w:numPr>
+          <w:ilvl w:val="0"/>
+          <w:numId w:val="15"/>
+        </w:numPr>
+        <w:rPr>
+          <w:b/>
+          <w:bCs/>
+        </w:rPr>
+      </w:pPr>
+      <w:r>
+        <w:rPr>
+          <w:b/>
+          <w:bCs/>
+        </w:rPr>
+        <w:t>Algorithme : Calcul du taux de frais moyen pondéré du portefeuille et simulation graphique (</w:t>
+      </w:r>
+      <w:proofErr w:type="spellStart"/>
+      <w:r>
+        <w:rPr>
+          <w:b/>
+          <w:bCs/>
+        </w:rPr>
+        <w:t>Recharts</w:t>
+      </w:r>
+      <w:proofErr w:type="spellEnd"/>
+      <w:r>
+        <w:rPr>
+          <w:b/>
+          <w:bCs/>
+        </w:rPr>
+        <w:t xml:space="preserve"> </w:t>
+      </w:r>
+      <w:proofErr w:type="spellStart"/>
+      <w:r>
+        <w:rPr>
+          <w:b/>
+          <w:bCs/>
+        </w:rPr>
+        <w:t>BarChart</w:t>
+      </w:r>
+      <w:proofErr w:type="spellEnd"/>
+      <w:r>
+        <w:rPr>
+          <w:b/>
+          <w:bCs/>
+        </w:rPr>
+        <w:t>) du manque à gagner par effet d'intérêts composés négatifs sur 10, 20 et 30 ans.</w:t>
+      </w:r>
+    </w:p>
+    <w:p>
+      <w:pPr>
+        <w:numPr>
+          <w:ilvl w:val="0"/>
+          <w:numId w:val="15"/>
+        </w:numPr>
+        <w:rPr>
+          <w:b/>
+          <w:bCs/>
+        </w:rPr>
+      </w:pPr>
+      <w:r>
+        <w:rPr>
+          <w:b/>
+          <w:bCs/>
+        </w:rPr>
+        <w:t xml:space="preserve">UI / Conversion : Création de la page /analyse-frais affichant la "Score </w:t>
+      </w:r>
+      <w:proofErr w:type="spellStart"/>
+      <w:r>
+        <w:rPr>
+          <w:b/>
+          <w:bCs/>
+        </w:rPr>
+        <w:t>Card</w:t>
+      </w:r>
+      <w:proofErr w:type="spellEnd"/>
+      <w:r>
+        <w:rPr>
+          <w:b/>
+          <w:bCs/>
+        </w:rPr>
+        <w:t xml:space="preserve"> de Choc" (le montant annuel précis donné aux intermédiaires) et le marquage rouge des "Fonds Toxiques / Trop Chers".</w:t>
+      </w:r>
+    </w:p>
+    <w:p>
+      <w:pPr>
+        <w:rPr>
+          <w:b/>
+          <w:bCs/>
+        </w:rPr>
+      </w:pPr>
+      <w:r>
+        <w:rPr>
+          <w:rFonts w:ascii="Segoe UI Emoji" w:hAnsi="Segoe UI Emoji" w:cs="Segoe UI Emoji"/>
+          <w:b/>
+          <w:bCs/>
+        </w:rPr>
+        <w:t>🆕</w:t>
+      </w:r>
+      <w:r>
+        <w:rPr>
+          <w:b/>
+          <w:bCs/>
+        </w:rPr>
+        <w:t xml:space="preserve"> Étape 11.</w:t>
+      </w:r>
+      <w:r>
+        <w:rPr>
+          <w:b/>
+          <w:bCs/>
+        </w:rPr>
+        <w:t>3</w:t>
+      </w:r>
+      <w:r>
+        <w:rPr>
+          <w:b/>
+          <w:bCs/>
+        </w:rPr>
+        <w:t xml:space="preserve"> : L'Analyseur d'Impôts et d'Optimisation Fiscale (P&amp;L Net)</w:t>
+      </w:r>
+    </w:p>
+    <w:p>
+      <w:pPr>
+        <w:numPr>
+          <w:ilvl w:val="0"/>
+          <w:numId w:val="16"/>
+        </w:numPr>
+        <w:rPr>
+          <w:b/>
+          <w:bCs/>
+        </w:rPr>
+      </w:pPr>
+      <w:r>
+        <w:rPr>
+          <w:b/>
+          <w:bCs/>
+        </w:rPr>
+        <w:t>Objectif : Calculer l'impôt latent du patrimoine pour afficher la valeur réelle disponible "Net in Pocket" en cas de liquidation, selon les règles fiscales en vigueur.</w:t>
+      </w:r>
+    </w:p>
+    <w:p>
+      <w:pPr>
+        <w:numPr>
+          <w:ilvl w:val="0"/>
+          <w:numId w:val="16"/>
+        </w:numPr>
+        <w:rPr>
+          <w:b/>
+          <w:bCs/>
+        </w:rPr>
+      </w:pPr>
+      <w:r>
+        <w:rPr>
+          <w:b/>
+          <w:bCs/>
+        </w:rPr>
+        <w:t xml:space="preserve">Logiciel &amp; Calculs : Gestion automatique des règles de détention (Flat </w:t>
+      </w:r>
+      <w:proofErr w:type="spellStart"/>
+      <w:r>
+        <w:rPr>
+          <w:b/>
+          <w:bCs/>
+        </w:rPr>
+        <w:t>Tax</w:t>
+      </w:r>
+      <w:proofErr w:type="spellEnd"/>
+      <w:r>
+        <w:rPr>
+          <w:b/>
+          <w:bCs/>
+        </w:rPr>
+        <w:t xml:space="preserve"> à 30% sur CTO/Crypto, exonération d'impôt sur le revenu après 5 ans sur PEA, et abattements annuels de 4 600 € / 9 200 € après 8 ans sur l'Assurance-Vie).</w:t>
+      </w:r>
+    </w:p>
+    <w:p>
+      <w:pPr>
+        <w:numPr>
+          <w:ilvl w:val="0"/>
+          <w:numId w:val="16"/>
+        </w:numPr>
+        <w:rPr>
+          <w:b/>
+          <w:bCs/>
+        </w:rPr>
+      </w:pPr>
+      <w:r>
+        <w:rPr>
+          <w:b/>
+          <w:bCs/>
+        </w:rPr>
+        <w:t>Moteur de Recommandation : Génération automatique d'alertes textuelles intelligentes (ex: conseiller le transfert de lignes d'un CTO vers un PEA, ou suggérer de patienter quelques mois avant de retirer sur une Assurance-Vie proche des 8 ans).</w:t>
+      </w:r>
+    </w:p>
+    <w:p>
+      <w:pPr>
+        <w:rPr>
+          <w:b/>
+          <w:bCs/>
+        </w:rPr>
+      </w:pPr>
+    </w:p>
+    <w:p>
+      <w:pPr>
+        <w:rPr>
+          <w:b/>
+          <w:bCs/>
+        </w:rPr>
+      </w:pPr>
+      <w:r>
+        <w:rPr>
+          <w:b/>
+          <w:bCs/>
+        </w:rPr>
+        <w:pict w14:anchorId="0B81FD6A">
+          <v:rect id="_x0000_i1067" style="width:0;height:1.5pt" o:hralign="center" o:hrstd="t" o:hr="t" fillcolor="#a0a0a0" stroked="f"/>
+        </w:pict>
+      </w:r>
+    </w:p>
+    <w:p>
+      <w:pPr>
+        <w:rPr>
+          <w:b/>
+          <w:bCs/>
+        </w:rPr>
+      </w:pPr>
+      <w:r>
+        <w:rPr>
+          <w:rFonts w:ascii="Segoe UI Emoji" w:hAnsi="Segoe UI Emoji" w:cs="Segoe UI Emoji"/>
+          <w:b/>
+          <w:bCs/>
+        </w:rPr>
+        <w:t>🆕</w:t>
+      </w:r>
+      <w:r>
+        <w:rPr>
+          <w:b/>
+          <w:bCs/>
+        </w:rPr>
+        <w:t xml:space="preserve"> Étape 12 — Module </w:t>
+      </w:r>
+      <w:proofErr w:type="spellStart"/>
+      <w:r>
+        <w:rPr>
+          <w:b/>
+          <w:bCs/>
+        </w:rPr>
+        <w:t>multi-devises</w:t>
+      </w:r>
+      <w:proofErr w:type="spellEnd"/>
+    </w:p>
+    <w:p>
+      <w:pPr>
+        <w:rPr>
+          <w:b/>
+          <w:bCs/>
+        </w:rPr>
+      </w:pPr>
+      <w:r>
+        <w:rPr>
+          <w:b/>
+          <w:bCs/>
+        </w:rPr>
+        <w:t>Etape 12.1</w:t>
+      </w:r>
+    </w:p>
+    <w:p>
+      <w:pPr>
+        <w:rPr>
+          <w:b/>
+          <w:bCs/>
+        </w:rPr>
+      </w:pPr>
+      <w:r>
+        <w:rPr>
+          <w:b/>
+          <w:bCs/>
+        </w:rPr>
+        <w:lastRenderedPageBreak/>
+        <w:t>À coder :</w:t>
+      </w:r>
+    </w:p>
+    <w:p>
+      <w:pPr>
+        <w:numPr>
+          <w:ilvl w:val="0"/>
+          <w:numId w:val="3"/>
+        </w:numPr>
+        <w:rPr>
+          <w:b/>
+          <w:bCs/>
+        </w:rPr>
+      </w:pPr>
+      <w:r>
+        <w:rPr>
+          <w:b/>
+          <w:bCs/>
+        </w:rPr>
+        <w:t xml:space="preserve">Hook useTauxChange.js → appel API </w:t>
+      </w:r>
+      <w:proofErr w:type="spellStart"/>
+      <w:r>
+        <w:rPr>
+          <w:b/>
+          <w:bCs/>
+        </w:rPr>
+        <w:t>Frankfurter</w:t>
+      </w:r>
+      <w:proofErr w:type="spellEnd"/>
+      <w:r>
+        <w:rPr>
+          <w:b/>
+          <w:bCs/>
+        </w:rPr>
+        <w:t xml:space="preserve"> (gratuit, sans clé) : https://api.frankfurter.app/latest?from=EUR&amp;to=USD</w:t>
+      </w:r>
+    </w:p>
+    <w:p>
+      <w:pPr>
+        <w:numPr>
+          <w:ilvl w:val="0"/>
+          <w:numId w:val="3"/>
+        </w:numPr>
+        <w:rPr>
+          <w:b/>
+          <w:bCs/>
+        </w:rPr>
+      </w:pPr>
+      <w:r>
+        <w:rPr>
+          <w:b/>
+          <w:bCs/>
+        </w:rPr>
+        <w:t>Champ devise déjà présent sur la table comptes → l'utiliser pour convertir en EUR dans tous les totaux</w:t>
+      </w:r>
+    </w:p>
+    <w:p>
+      <w:pPr>
+        <w:numPr>
+          <w:ilvl w:val="0"/>
+          <w:numId w:val="3"/>
+        </w:numPr>
+        <w:rPr>
+          <w:b/>
+          <w:bCs/>
+        </w:rPr>
+      </w:pPr>
+      <w:r>
+        <w:rPr>
+          <w:b/>
+          <w:bCs/>
+        </w:rPr>
+        <w:t xml:space="preserve">Paramètre utilisateur : devise de référence (EUR par défaut) → stocker dans le profil </w:t>
+      </w:r>
+      <w:proofErr w:type="spellStart"/>
+      <w:r>
+        <w:rPr>
+          <w:b/>
+          <w:bCs/>
+        </w:rPr>
+        <w:t>Supabase</w:t>
+      </w:r>
+      <w:proofErr w:type="spellEnd"/>
+    </w:p>
+    <w:p>
+      <w:pPr>
+        <w:numPr>
+          <w:ilvl w:val="0"/>
+          <w:numId w:val="3"/>
+        </w:numPr>
+        <w:rPr>
+          <w:b/>
+          <w:bCs/>
+        </w:rPr>
+      </w:pPr>
+      <w:r>
+        <w:rPr>
+          <w:b/>
+          <w:bCs/>
+        </w:rPr>
+        <w:t>Affichage du taux EUR/USD actuel dans Paramètres</w:t>
+      </w:r>
+    </w:p>
+    <w:p>
+      <w:pPr>
+        <w:numPr>
+          <w:ilvl w:val="0"/>
+          <w:numId w:val="3"/>
+        </w:numPr>
+        <w:rPr>
+          <w:b/>
+          <w:bCs/>
+        </w:rPr>
+      </w:pPr>
+      <w:r>
+        <w:rPr>
+          <w:b/>
+          <w:bCs/>
+        </w:rPr>
+        <w:t>Tous les totaux (patrimoine, budgets, graphiques) convertis automatiquement dans la devise de référence</w:t>
+      </w:r>
+    </w:p>
+    <w:p>
+      <w:pPr>
+        <w:numPr>
+          <w:ilvl w:val="0"/>
+          <w:numId w:val="3"/>
+        </w:numPr>
+        <w:rPr>
+          <w:b/>
+          <w:bCs/>
+        </w:rPr>
+      </w:pPr>
+      <w:r>
+        <w:rPr>
+          <w:b/>
+          <w:bCs/>
+        </w:rPr>
+        <w:t xml:space="preserve">Un mécanisme de </w:t>
+      </w:r>
+      <w:proofErr w:type="spellStart"/>
+      <w:r>
+        <w:rPr>
+          <w:b/>
+          <w:bCs/>
+          <w:i/>
+          <w:iCs/>
+        </w:rPr>
+        <w:t>fallback</w:t>
+      </w:r>
+      <w:proofErr w:type="spellEnd"/>
+      <w:r>
+        <w:rPr>
+          <w:b/>
+          <w:bCs/>
+        </w:rPr>
+        <w:t xml:space="preserve">. Si la devise n'est pas dans </w:t>
+      </w:r>
+      <w:proofErr w:type="spellStart"/>
+      <w:r>
+        <w:rPr>
+          <w:b/>
+          <w:bCs/>
+        </w:rPr>
+        <w:t>Frankfurter</w:t>
+      </w:r>
+      <w:proofErr w:type="spellEnd"/>
+      <w:r>
+        <w:rPr>
+          <w:b/>
+          <w:bCs/>
+        </w:rPr>
+        <w:t xml:space="preserve">, requêter l'API </w:t>
+      </w:r>
+      <w:proofErr w:type="spellStart"/>
+      <w:r>
+        <w:rPr>
+          <w:b/>
+          <w:bCs/>
+        </w:rPr>
+        <w:t>CoinGecko</w:t>
+      </w:r>
+      <w:proofErr w:type="spellEnd"/>
+      <w:r>
+        <w:rPr>
+          <w:b/>
+          <w:bCs/>
+        </w:rPr>
+        <w:t xml:space="preserve"> (qui gère aussi les monnaies fiduciaires traditionnelles) pour récupérer le taux.</w:t>
+      </w:r>
+    </w:p>
+    <w:p>
+      <w:pPr>
+        <w:numPr>
+          <w:ilvl w:val="0"/>
+          <w:numId w:val="3"/>
+        </w:numPr>
+        <w:rPr>
+          <w:b/>
+          <w:bCs/>
+        </w:rPr>
+      </w:pPr>
+      <w:r>
+        <w:rPr>
+          <w:b/>
+          <w:bCs/>
+        </w:rPr>
+        <w:t xml:space="preserve">Stockage en BDD : Toutes les transactions financières de la table comptes ou transactions doivent stocker deux valeurs : </w:t>
+      </w:r>
+      <w:proofErr w:type="spellStart"/>
+      <w:r>
+        <w:rPr>
+          <w:b/>
+          <w:bCs/>
+        </w:rPr>
+        <w:t>montant_devise_originale</w:t>
+      </w:r>
+      <w:proofErr w:type="spellEnd"/>
+      <w:r>
+        <w:rPr>
+          <w:b/>
+          <w:bCs/>
+        </w:rPr>
+        <w:t xml:space="preserve"> et </w:t>
+      </w:r>
+      <w:proofErr w:type="spellStart"/>
+      <w:r>
+        <w:rPr>
+          <w:b/>
+          <w:bCs/>
+        </w:rPr>
+        <w:t>devise_originale</w:t>
+      </w:r>
+      <w:proofErr w:type="spellEnd"/>
+      <w:r>
+        <w:rPr>
+          <w:b/>
+          <w:bCs/>
+        </w:rPr>
+        <w:t xml:space="preserve">. La conversion en EUR (ou devise de référence) doit se faire au vol à l'affichage ou être recalculée via une fonction </w:t>
+      </w:r>
+      <w:proofErr w:type="spellStart"/>
+      <w:r>
+        <w:rPr>
+          <w:b/>
+          <w:bCs/>
+        </w:rPr>
+        <w:t>Cron</w:t>
+      </w:r>
+      <w:proofErr w:type="spellEnd"/>
+      <w:r>
+        <w:rPr>
+          <w:b/>
+          <w:bCs/>
+        </w:rPr>
+        <w:t xml:space="preserve">/Edge </w:t>
+      </w:r>
+      <w:proofErr w:type="spellStart"/>
+      <w:r>
+        <w:rPr>
+          <w:b/>
+          <w:bCs/>
+        </w:rPr>
+        <w:t>Function</w:t>
+      </w:r>
+      <w:proofErr w:type="spellEnd"/>
+      <w:r>
+        <w:rPr>
+          <w:b/>
+          <w:bCs/>
+        </w:rPr>
+        <w:t xml:space="preserve"> pour l'historique du patrimoine.</w:t>
+      </w:r>
+    </w:p>
+    <w:p>
+      <w:pPr>
+        <w:ind w:left="720"/>
+        <w:rPr>
+          <w:b/>
+          <w:bCs/>
+        </w:rPr>
+      </w:pPr>
+      <w:r>
+        <w:rPr>
+          <w:b/>
+          <w:bCs/>
+        </w:rPr>
+        <w:t>Étape 12.</w:t>
+      </w:r>
+      <w:r>
+        <w:rPr>
+          <w:b/>
+          <w:bCs/>
+        </w:rPr>
+        <w:t>2</w:t>
+      </w:r>
+      <w:r>
+        <w:rPr>
+          <w:b/>
+          <w:bCs/>
+        </w:rPr>
+        <w:t xml:space="preserve"> : Centralisation des Passifs (Dettes Globales)</w:t>
+      </w:r>
+    </w:p>
+    <w:p>
+      <w:pPr>
+        <w:numPr>
+          <w:ilvl w:val="0"/>
+          <w:numId w:val="17"/>
+        </w:numPr>
+        <w:rPr>
+          <w:b/>
+          <w:bCs/>
+        </w:rPr>
+      </w:pPr>
+      <w:r>
+        <w:rPr>
+          <w:b/>
+          <w:bCs/>
+        </w:rPr>
+        <w:t xml:space="preserve">Refonte de la base de données : Suppression de l'ancienne table isolée des crédits immobiliers. Création d'une table unique dettes unifiant tous les passifs : </w:t>
+      </w:r>
+      <w:r>
+        <w:rPr>
+          <w:b/>
+          <w:bCs/>
+          <w:i/>
+          <w:iCs/>
+        </w:rPr>
+        <w:t>Immobilier</w:t>
+      </w:r>
+      <w:r>
+        <w:rPr>
+          <w:b/>
+          <w:bCs/>
+        </w:rPr>
+        <w:t xml:space="preserve"> (avec lien relationnel </w:t>
+      </w:r>
+      <w:proofErr w:type="spellStart"/>
+      <w:r>
+        <w:rPr>
+          <w:b/>
+          <w:bCs/>
+        </w:rPr>
+        <w:t>bien_immobilier_id</w:t>
+      </w:r>
+      <w:proofErr w:type="spellEnd"/>
+      <w:r>
+        <w:rPr>
+          <w:b/>
+          <w:bCs/>
+        </w:rPr>
+        <w:t xml:space="preserve">), </w:t>
+      </w:r>
+      <w:r>
+        <w:rPr>
+          <w:b/>
+          <w:bCs/>
+          <w:i/>
+          <w:iCs/>
+        </w:rPr>
+        <w:t>Consommation</w:t>
+      </w:r>
+      <w:r>
+        <w:rPr>
+          <w:b/>
+          <w:bCs/>
+        </w:rPr>
+        <w:t xml:space="preserve">, </w:t>
+      </w:r>
+      <w:r>
+        <w:rPr>
+          <w:b/>
+          <w:bCs/>
+          <w:i/>
+          <w:iCs/>
+        </w:rPr>
+        <w:t>Automobile</w:t>
+      </w:r>
+      <w:r>
+        <w:rPr>
+          <w:b/>
+          <w:bCs/>
+        </w:rPr>
+        <w:t xml:space="preserve">, </w:t>
+      </w:r>
+      <w:r>
+        <w:rPr>
+          <w:b/>
+          <w:bCs/>
+          <w:i/>
+          <w:iCs/>
+        </w:rPr>
+        <w:t>Dette Privée</w:t>
+      </w:r>
+      <w:r>
+        <w:rPr>
+          <w:b/>
+          <w:bCs/>
+        </w:rPr>
+        <w:t xml:space="preserve">, et </w:t>
+      </w:r>
+      <w:r>
+        <w:rPr>
+          <w:b/>
+          <w:bCs/>
+          <w:i/>
+          <w:iCs/>
+        </w:rPr>
+        <w:t>Fiscale</w:t>
+      </w:r>
+      <w:r>
+        <w:rPr>
+          <w:b/>
+          <w:bCs/>
+        </w:rPr>
+        <w:t>.</w:t>
+      </w:r>
+    </w:p>
+    <w:p>
+      <w:pPr>
+        <w:numPr>
+          <w:ilvl w:val="0"/>
+          <w:numId w:val="17"/>
+        </w:numPr>
+        <w:rPr>
+          <w:b/>
+          <w:bCs/>
+        </w:rPr>
+      </w:pPr>
+      <w:r>
+        <w:rPr>
+          <w:b/>
+          <w:bCs/>
+        </w:rPr>
+        <w:t>Calcul du Reste à Charge : Implémentation de la fonction de calcul du Capital Restant Dû (CRD) en temps réel pour chaque dette selon son tableau d'amortissement.</w:t>
+      </w:r>
+    </w:p>
+    <w:p>
+      <w:pPr>
+        <w:ind w:left="720"/>
+        <w:rPr>
+          <w:b/>
+          <w:bCs/>
+        </w:rPr>
+      </w:pPr>
+      <w:r>
+        <w:rPr>
+          <w:rFonts w:ascii="Segoe UI Emoji" w:hAnsi="Segoe UI Emoji" w:cs="Segoe UI Emoji"/>
+          <w:b/>
+          <w:bCs/>
+        </w:rPr>
+        <w:t>🆕</w:t>
+      </w:r>
+      <w:r>
+        <w:rPr>
+          <w:b/>
+          <w:bCs/>
+        </w:rPr>
+        <w:t xml:space="preserve"> Étape 12.</w:t>
+      </w:r>
+      <w:r>
+        <w:rPr>
+          <w:b/>
+          <w:bCs/>
+        </w:rPr>
+        <w:t>3</w:t>
+      </w:r>
+      <w:r>
+        <w:rPr>
+          <w:b/>
+          <w:bCs/>
+        </w:rPr>
+        <w:t xml:space="preserve"> : Coffre-Fort des Actifs Tangibles (Objets de Valeur)</w:t>
+      </w:r>
+    </w:p>
+    <w:p>
+      <w:pPr>
+        <w:numPr>
+          <w:ilvl w:val="0"/>
+          <w:numId w:val="18"/>
+        </w:numPr>
+        <w:rPr>
+          <w:b/>
+          <w:bCs/>
+        </w:rPr>
+      </w:pPr>
+      <w:r>
+        <w:rPr>
+          <w:b/>
+          <w:bCs/>
+        </w:rPr>
+        <w:t xml:space="preserve">Base de données : Table </w:t>
+      </w:r>
+      <w:proofErr w:type="spellStart"/>
+      <w:r>
+        <w:rPr>
+          <w:b/>
+          <w:bCs/>
+        </w:rPr>
+        <w:t>actifs_tangibles</w:t>
+      </w:r>
+      <w:proofErr w:type="spellEnd"/>
+      <w:r>
+        <w:rPr>
+          <w:b/>
+          <w:bCs/>
+        </w:rPr>
+        <w:t xml:space="preserve"> pour répertorier l'or, les métaux précieux, les montres de luxe, l'art et les voitures de collection avec historique des estimations de valeur.</w:t>
+      </w:r>
+    </w:p>
+    <w:p>
+      <w:pPr>
+        <w:numPr>
+          <w:ilvl w:val="0"/>
+          <w:numId w:val="18"/>
+        </w:numPr>
+        <w:rPr>
+          <w:b/>
+          <w:bCs/>
+        </w:rPr>
+      </w:pPr>
+      <w:r>
+        <w:rPr>
+          <w:b/>
+          <w:bCs/>
+        </w:rPr>
+        <w:t>Indicateurs UI : Intégration d'un widget affichant le taux d'endettement global de l'utilisateur (Total Dettes / Total Actifs Bruts).</w:t>
+      </w:r>
+    </w:p>
+    <w:p>
+      <w:pPr>
+        <w:ind w:left="720"/>
+        <w:rPr>
+          <w:b/>
+          <w:bCs/>
+        </w:rPr>
+      </w:pPr>
+      <w:r>
+        <w:rPr>
+          <w:rFonts w:ascii="Segoe UI Emoji" w:hAnsi="Segoe UI Emoji" w:cs="Segoe UI Emoji"/>
+          <w:b/>
+          <w:bCs/>
+        </w:rPr>
+        <w:t>🆕</w:t>
+      </w:r>
+      <w:r>
+        <w:rPr>
+          <w:b/>
+          <w:bCs/>
+        </w:rPr>
+        <w:t xml:space="preserve"> Étape 12.</w:t>
+      </w:r>
+      <w:r>
+        <w:rPr>
+          <w:b/>
+          <w:bCs/>
+        </w:rPr>
+        <w:t>4</w:t>
+      </w:r>
+      <w:r>
+        <w:rPr>
+          <w:b/>
+          <w:bCs/>
+        </w:rPr>
+        <w:t xml:space="preserve"> : Liaison Automatique Dette $\</w:t>
+      </w:r>
+      <w:proofErr w:type="spellStart"/>
+      <w:r>
+        <w:rPr>
+          <w:b/>
+          <w:bCs/>
+        </w:rPr>
+        <w:t>rightarrow</w:t>
+      </w:r>
+      <w:proofErr w:type="spellEnd"/>
+      <w:r>
+        <w:rPr>
+          <w:b/>
+          <w:bCs/>
+        </w:rPr>
+        <w:t>$ Budget</w:t>
+      </w:r>
+    </w:p>
+    <w:p>
+      <w:pPr>
+        <w:numPr>
+          <w:ilvl w:val="0"/>
+          <w:numId w:val="19"/>
+        </w:numPr>
+        <w:rPr>
+          <w:b/>
+          <w:bCs/>
+        </w:rPr>
+      </w:pPr>
+      <w:r>
+        <w:rPr>
+          <w:b/>
+          <w:bCs/>
+        </w:rPr>
+        <w:t>Automatisation : Création d'un Trigger PostgreSQL permettant d'insérer automatiquement, chaque mois à la date d'anniversaire du crédit, la mensualité due sous forme de dépense négative dans la table transactions du budget sous la catégorie automatique "Crédits &amp; Dettes".</w:t>
+      </w:r>
+    </w:p>
+    <w:p>
+      <w:pPr>
+        <w:ind w:left="720"/>
+        <w:rPr>
+          <w:b/>
+          <w:bCs/>
+        </w:rPr>
+      </w:pPr>
+    </w:p>
+    <w:p>
+      <w:pPr>
+        <w:rPr>
+          <w:b/>
+          <w:bCs/>
+        </w:rPr>
+      </w:pPr>
+      <w:r>
+        <w:rPr>
+          <w:b/>
+          <w:bCs/>
+        </w:rPr>
+        <w:pict w14:anchorId="14E38967">
+          <v:rect id="_x0000_i1068" style="width:0;height:1.5pt" o:hralign="center" o:hrstd="t" o:hr="t" fillcolor="#a0a0a0" stroked="f"/>
+        </w:pict>
+      </w:r>
+    </w:p>
+    <w:p>
+      <w:pPr>
+        <w:rPr>
+          <w:b/>
+          <w:bCs/>
+        </w:rPr>
+      </w:pPr>
+      <w:r>
+        <w:rPr>
+          <w:rFonts w:ascii="Segoe UI Emoji" w:hAnsi="Segoe UI Emoji" w:cs="Segoe UI Emoji"/>
+          <w:b/>
+          <w:bCs/>
+        </w:rPr>
+        <w:t>🆕</w:t>
+      </w:r>
+      <w:r>
+        <w:rPr>
+          <w:b/>
+          <w:bCs/>
+        </w:rPr>
+        <w:t xml:space="preserve"> Étape 13 — Page Paramètres</w:t>
+      </w:r>
+    </w:p>
+    <w:p>
+      <w:pPr>
+        <w:rPr>
+          <w:b/>
+          <w:bCs/>
+        </w:rPr>
+      </w:pPr>
+      <w:r>
+        <w:rPr>
+          <w:b/>
+          <w:bCs/>
+        </w:rPr>
+        <w:t>Etape 13.1</w:t>
+      </w:r>
+    </w:p>
+    <w:p>
+      <w:pPr>
+        <w:rPr>
+          <w:b/>
+          <w:bCs/>
+        </w:rPr>
+      </w:pPr>
+      <w:r>
+        <w:rPr>
+          <w:b/>
+          <w:bCs/>
+        </w:rPr>
+        <w:t xml:space="preserve">À coder dans </w:t>
+      </w:r>
+      <w:proofErr w:type="spellStart"/>
+      <w:r>
+        <w:rPr>
+          <w:b/>
+          <w:bCs/>
+        </w:rPr>
+        <w:t>Parametres.jsx</w:t>
+      </w:r>
+      <w:proofErr w:type="spellEnd"/>
+      <w:r>
+        <w:rPr>
+          <w:b/>
+          <w:bCs/>
+        </w:rPr>
+        <w:t xml:space="preserve"> (actuellement vide) :</w:t>
+      </w:r>
+    </w:p>
+    <w:p>
+      <w:pPr>
+        <w:rPr>
+          <w:b/>
+          <w:bCs/>
+        </w:rPr>
+      </w:pPr>
+      <w:r>
+        <w:rPr>
+          <w:b/>
+          <w:bCs/>
+        </w:rPr>
+        <w:lastRenderedPageBreak/>
+        <w:t>Section Profil utilisateur :</w:t>
+      </w:r>
+    </w:p>
+    <w:p>
+      <w:pPr>
+        <w:numPr>
+          <w:ilvl w:val="0"/>
+          <w:numId w:val="4"/>
+        </w:numPr>
+        <w:rPr>
+          <w:b/>
+          <w:bCs/>
+        </w:rPr>
+      </w:pPr>
+      <w:r>
+        <w:rPr>
+          <w:b/>
+          <w:bCs/>
+        </w:rPr>
+        <w:t>Modifier son nom/email, changer de mot de passe</w:t>
+      </w:r>
+    </w:p>
+    <w:p>
+      <w:pPr>
+        <w:rPr>
+          <w:b/>
+          <w:bCs/>
+        </w:rPr>
+      </w:pPr>
+      <w:r>
+        <w:rPr>
+          <w:b/>
+          <w:bCs/>
+        </w:rPr>
+        <w:t>Section Préférences :</w:t>
+      </w:r>
+    </w:p>
+    <w:p>
+      <w:pPr>
+        <w:numPr>
+          <w:ilvl w:val="0"/>
+          <w:numId w:val="5"/>
+        </w:numPr>
+        <w:rPr>
+          <w:b/>
+          <w:bCs/>
+        </w:rPr>
+      </w:pPr>
+      <w:r>
+        <w:rPr>
+          <w:b/>
+          <w:bCs/>
+        </w:rPr>
+        <w:t>Devise principale (EUR/USD)</w:t>
+      </w:r>
+    </w:p>
+    <w:p>
+      <w:pPr>
+        <w:numPr>
+          <w:ilvl w:val="0"/>
+          <w:numId w:val="5"/>
+        </w:numPr>
+        <w:rPr>
+          <w:b/>
+          <w:bCs/>
+        </w:rPr>
+      </w:pPr>
+      <w:r>
+        <w:rPr>
+          <w:b/>
+          <w:bCs/>
+        </w:rPr>
+        <w:t>Activer/désactiver les modules : Crypto · Actions/ETF · Immobilier · Assurance Vie</w:t>
+      </w:r>
+    </w:p>
+    <w:p>
+      <w:pPr>
+        <w:rPr>
+          <w:b/>
+          <w:bCs/>
+        </w:rPr>
+      </w:pPr>
+      <w:r>
+        <w:rPr>
+          <w:b/>
+          <w:bCs/>
+        </w:rPr>
+        <w:t>Section Catégories :</w:t>
+      </w:r>
+    </w:p>
+    <w:p>
+      <w:pPr>
+        <w:numPr>
+          <w:ilvl w:val="0"/>
+          <w:numId w:val="6"/>
+        </w:numPr>
+        <w:rPr>
+          <w:b/>
+          <w:bCs/>
+        </w:rPr>
+      </w:pPr>
+      <w:r>
+        <w:rPr>
+          <w:b/>
+          <w:bCs/>
+        </w:rPr>
+        <w:t>Lister les catégories existantes (dépenses + revenus)</w:t>
+      </w:r>
+    </w:p>
+    <w:p>
+      <w:pPr>
+        <w:numPr>
+          <w:ilvl w:val="0"/>
+          <w:numId w:val="6"/>
+        </w:numPr>
+        <w:rPr>
+          <w:b/>
+          <w:bCs/>
+        </w:rPr>
+      </w:pPr>
+      <w:r>
+        <w:rPr>
+          <w:b/>
+          <w:bCs/>
+        </w:rPr>
+        <w:t>Ajouter / modifier / supprimer une catégorie personnalisée</w:t>
+      </w:r>
+    </w:p>
+    <w:p>
+      <w:pPr>
+        <w:numPr>
+          <w:ilvl w:val="0"/>
+          <w:numId w:val="6"/>
+        </w:numPr>
+        <w:rPr>
+          <w:b/>
+          <w:bCs/>
+        </w:rPr>
+      </w:pPr>
+      <w:r>
+        <w:rPr>
+          <w:b/>
+          <w:bCs/>
+        </w:rPr>
+        <w:t>(Les 11 catégories par défaut ne sont pas supprimables)</w:t>
+      </w:r>
+    </w:p>
+    <w:p>
+      <w:pPr>
+        <w:rPr>
+          <w:b/>
+          <w:bCs/>
+        </w:rPr>
+      </w:pPr>
+      <w:r>
+        <w:rPr>
+          <w:b/>
+          <w:bCs/>
+        </w:rPr>
+        <w:t>Section Règles de catégorisation :</w:t>
+      </w:r>
+    </w:p>
+    <w:p>
+      <w:pPr>
+        <w:numPr>
+          <w:ilvl w:val="0"/>
+          <w:numId w:val="7"/>
+        </w:numPr>
+        <w:rPr>
+          <w:b/>
+          <w:bCs/>
+        </w:rPr>
+      </w:pPr>
+      <w:r>
+        <w:rPr>
+          <w:b/>
+          <w:bCs/>
+        </w:rPr>
+        <w:t xml:space="preserve">Table </w:t>
+      </w:r>
+      <w:proofErr w:type="spellStart"/>
+      <w:r>
+        <w:rPr>
+          <w:b/>
+          <w:bCs/>
+        </w:rPr>
+        <w:t>smart_rules</w:t>
+      </w:r>
+      <w:proofErr w:type="spellEnd"/>
+      <w:r>
+        <w:rPr>
+          <w:b/>
+          <w:bCs/>
+        </w:rPr>
+        <w:t xml:space="preserve"> à créer : (id, </w:t>
+      </w:r>
+      <w:proofErr w:type="spellStart"/>
+      <w:r>
+        <w:rPr>
+          <w:b/>
+          <w:bCs/>
+        </w:rPr>
+        <w:t>user_id</w:t>
+      </w:r>
+      <w:proofErr w:type="spellEnd"/>
+      <w:r>
+        <w:rPr>
+          <w:b/>
+          <w:bCs/>
+        </w:rPr>
+        <w:t xml:space="preserve">, </w:t>
+      </w:r>
+      <w:proofErr w:type="spellStart"/>
+      <w:r>
+        <w:rPr>
+          <w:b/>
+          <w:bCs/>
+        </w:rPr>
+        <w:t>mot_cle</w:t>
+      </w:r>
+      <w:proofErr w:type="spellEnd"/>
+      <w:r>
+        <w:rPr>
+          <w:b/>
+          <w:bCs/>
+        </w:rPr>
+        <w:t xml:space="preserve">, </w:t>
+      </w:r>
+      <w:proofErr w:type="spellStart"/>
+      <w:r>
+        <w:rPr>
+          <w:b/>
+          <w:bCs/>
+        </w:rPr>
+        <w:t>categorie_id</w:t>
+      </w:r>
+      <w:proofErr w:type="spellEnd"/>
+      <w:r>
+        <w:rPr>
+          <w:b/>
+          <w:bCs/>
+        </w:rPr>
+        <w:t>)</w:t>
+      </w:r>
+    </w:p>
+    <w:p>
+      <w:pPr>
+        <w:numPr>
+          <w:ilvl w:val="0"/>
+          <w:numId w:val="7"/>
+        </w:numPr>
+        <w:rPr>
+          <w:b/>
+          <w:bCs/>
+        </w:rPr>
+      </w:pPr>
+      <w:r>
+        <w:rPr>
+          <w:b/>
+          <w:bCs/>
+        </w:rPr>
+        <w:t>Interface pour ajouter des règles : "Si libellé contient X → catégorie Y"</w:t>
+      </w:r>
+    </w:p>
+    <w:p>
+      <w:pPr>
+        <w:numPr>
+          <w:ilvl w:val="0"/>
+          <w:numId w:val="7"/>
+        </w:numPr>
+        <w:rPr>
+          <w:b/>
+          <w:bCs/>
+        </w:rPr>
+      </w:pPr>
+      <w:r>
+        <w:rPr>
+          <w:b/>
+          <w:bCs/>
+        </w:rPr>
+        <w:t>Ces règles s'appliquent automatiquement à l'import CSV et à la saisie manuelle</w:t>
+      </w:r>
+    </w:p>
+    <w:p>
+      <w:pPr>
+        <w:numPr>
+          <w:ilvl w:val="0"/>
+          <w:numId w:val="7"/>
+        </w:numPr>
+        <w:rPr>
+          <w:b/>
+          <w:bCs/>
+        </w:rPr>
+      </w:pPr>
+      <w:r>
+        <w:rPr>
+          <w:b/>
+          <w:bCs/>
+        </w:rPr>
+        <w:t xml:space="preserve">Ce qu'il faut ajouter : Un champ </w:t>
+      </w:r>
+      <w:proofErr w:type="spellStart"/>
+      <w:r>
+        <w:rPr>
+          <w:b/>
+          <w:bCs/>
+        </w:rPr>
+        <w:t>priorite</w:t>
+      </w:r>
+      <w:proofErr w:type="spellEnd"/>
+      <w:r>
+        <w:rPr>
+          <w:b/>
+          <w:bCs/>
+        </w:rPr>
+        <w:t xml:space="preserve"> (entier) sur la table </w:t>
+      </w:r>
+      <w:proofErr w:type="spellStart"/>
+      <w:r>
+        <w:rPr>
+          <w:b/>
+          <w:bCs/>
+        </w:rPr>
+        <w:t>smart_rules</w:t>
+      </w:r>
+      <w:proofErr w:type="spellEnd"/>
+      <w:r>
+        <w:rPr>
+          <w:b/>
+          <w:bCs/>
+        </w:rPr>
+        <w:t xml:space="preserve"> pour appliquer les règles dans un ordre précis, ou forcer l'exécution par ordre de création.</w:t>
+      </w:r>
+    </w:p>
+    <w:p>
+      <w:pPr>
+        <w:rPr>
+          <w:b/>
+          <w:bCs/>
+        </w:rPr>
+      </w:pPr>
+      <w:r>
+        <w:rPr>
+          <w:b/>
+          <w:bCs/>
+        </w:rPr>
+        <w:t>Section Compte :</w:t>
+      </w:r>
+    </w:p>
+    <w:p>
+      <w:pPr>
+        <w:numPr>
+          <w:ilvl w:val="0"/>
+          <w:numId w:val="8"/>
+        </w:numPr>
+        <w:rPr>
+          <w:b/>
+          <w:bCs/>
+        </w:rPr>
+      </w:pPr>
+      <w:r>
+        <w:rPr>
+          <w:b/>
+          <w:bCs/>
+        </w:rPr>
+        <w:t>Bouton "Supprimer mon compte" (cascade sur toutes les tables)</w:t>
+      </w:r>
+    </w:p>
+    <w:p>
+      <w:pPr>
+        <w:rPr>
+          <w:b/>
+          <w:bCs/>
+        </w:rPr>
+      </w:pPr>
+      <w:r>
+        <w:rPr>
+          <w:b/>
+          <w:bCs/>
+          <w:i/>
+          <w:iCs/>
+        </w:rPr>
+        <w:t>Fonctionnalité d'origine :</w:t>
+      </w:r>
+      <w:r>
+        <w:rPr>
+          <w:b/>
+          <w:bCs/>
+        </w:rPr>
+        <w:t xml:space="preserve"> Profil utilisateur, gestion des préférences et de la situation familiale (Célibataire / Marié pour doubler automatiquement les abattements fiscaux calculés à l'Étape 11.</w:t>
+      </w:r>
+      <w:r>
+        <w:rPr>
+          <w:b/>
+          <w:bCs/>
+        </w:rPr>
+        <w:t>3</w:t>
+      </w:r>
+      <w:r>
+        <w:rPr>
+          <w:b/>
+          <w:bCs/>
+        </w:rPr>
+        <w:t>).</w:t>
+      </w:r>
+    </w:p>
+    <w:p>
+      <w:pPr>
+        <w:rPr>
+          <w:b/>
+          <w:bCs/>
+        </w:rPr>
+      </w:pPr>
+      <w:r>
+        <w:rPr>
+          <w:b/>
+          <w:bCs/>
+        </w:rPr>
+        <w:t>13.</w:t>
+      </w:r>
+      <w:r>
+        <w:rPr>
+          <w:b/>
+          <w:bCs/>
+        </w:rPr>
+        <w:t>2</w:t>
+      </w:r>
+      <w:r>
+        <w:rPr>
+          <w:b/>
+          <w:bCs/>
+        </w:rPr>
+        <w:t xml:space="preserve"> : Double Authentification Globale (2FA / MFA)</w:t>
+      </w:r>
+    </w:p>
+    <w:p>
+      <w:pPr>
+        <w:numPr>
+          <w:ilvl w:val="0"/>
+          <w:numId w:val="20"/>
+        </w:numPr>
+        <w:rPr>
+          <w:b/>
+          <w:bCs/>
+        </w:rPr>
+      </w:pPr>
+      <w:r>
+        <w:rPr>
+          <w:b/>
+          <w:bCs/>
+        </w:rPr>
+        <w:t xml:space="preserve">Sécurité Serveur : Enrôlement natif via l'API </w:t>
+      </w:r>
+      <w:proofErr w:type="spellStart"/>
+      <w:r>
+        <w:rPr>
+          <w:b/>
+          <w:bCs/>
+        </w:rPr>
+        <w:t>Supabase</w:t>
+      </w:r>
+      <w:proofErr w:type="spellEnd"/>
+      <w:r>
+        <w:rPr>
+          <w:b/>
+          <w:bCs/>
+        </w:rPr>
+        <w:t xml:space="preserve"> de l'authentification TOTP (Google </w:t>
+      </w:r>
+      <w:proofErr w:type="spellStart"/>
+      <w:r>
+        <w:rPr>
+          <w:b/>
+          <w:bCs/>
+        </w:rPr>
+        <w:t>Authenticator</w:t>
+      </w:r>
+      <w:proofErr w:type="spellEnd"/>
+      <w:r>
+        <w:rPr>
+          <w:b/>
+          <w:bCs/>
+        </w:rPr>
+        <w:t xml:space="preserve">, </w:t>
+      </w:r>
+      <w:proofErr w:type="spellStart"/>
+      <w:r>
+        <w:rPr>
+          <w:b/>
+          <w:bCs/>
+        </w:rPr>
+        <w:t>Bitwarden</w:t>
+      </w:r>
+      <w:proofErr w:type="spellEnd"/>
+      <w:r>
+        <w:rPr>
+          <w:b/>
+          <w:bCs/>
+        </w:rPr>
+        <w:t>).</w:t>
+      </w:r>
+    </w:p>
+    <w:p>
+      <w:pPr>
+        <w:numPr>
+          <w:ilvl w:val="0"/>
+          <w:numId w:val="20"/>
+        </w:numPr>
+        <w:rPr>
+          <w:b/>
+          <w:bCs/>
+        </w:rPr>
+      </w:pPr>
+      <w:r>
+        <w:rPr>
+          <w:b/>
+          <w:bCs/>
+        </w:rPr>
+        <w:t>Interface d'activation : Écran de génération du QR Code secret d'appairage et clés de secours à conserver.</w:t>
+      </w:r>
+    </w:p>
+    <w:p>
+      <w:pPr>
+        <w:numPr>
+          <w:ilvl w:val="0"/>
+          <w:numId w:val="20"/>
+        </w:numPr>
+        <w:rPr>
+          <w:b/>
+          <w:bCs/>
+        </w:rPr>
+      </w:pPr>
+      <w:r>
+        <w:rPr>
+          <w:b/>
+          <w:bCs/>
+        </w:rPr>
+        <w:t>Middleware de blocage (</w:t>
+      </w:r>
+      <w:proofErr w:type="spellStart"/>
+      <w:r>
+        <w:rPr>
+          <w:b/>
+          <w:bCs/>
+        </w:rPr>
+        <w:t>Zero</w:t>
+      </w:r>
+      <w:proofErr w:type="spellEnd"/>
+      <w:r>
+        <w:rPr>
+          <w:b/>
+          <w:bCs/>
+        </w:rPr>
+        <w:t>-Trust) : Contrôle du niveau AMR de la session à chaque changement de page. Si le 2FA est actif sur le compte mais non validé, redirection forcée vers la page d'interception /</w:t>
+      </w:r>
+      <w:proofErr w:type="spellStart"/>
+      <w:r>
+        <w:rPr>
+          <w:b/>
+          <w:bCs/>
+        </w:rPr>
+        <w:t>auth</w:t>
+      </w:r>
+      <w:proofErr w:type="spellEnd"/>
+      <w:r>
+        <w:rPr>
+          <w:b/>
+          <w:bCs/>
+        </w:rPr>
+        <w:t>/</w:t>
+      </w:r>
+      <w:proofErr w:type="spellStart"/>
+      <w:r>
+        <w:rPr>
+          <w:b/>
+          <w:bCs/>
+        </w:rPr>
+        <w:t>verify-mfa</w:t>
+      </w:r>
+      <w:proofErr w:type="spellEnd"/>
+      <w:r>
+        <w:rPr>
+          <w:b/>
+          <w:bCs/>
+        </w:rPr>
+        <w:t>.</w:t>
+      </w:r>
+    </w:p>
+    <w:p>
+      <w:pPr>
+        <w:rPr>
+          <w:b/>
+          <w:bCs/>
+        </w:rPr>
+      </w:pPr>
+      <w:r>
+        <w:rPr>
+          <w:b/>
+          <w:bCs/>
+        </w:rPr>
+        <w:t>Étape 13.</w:t>
+      </w:r>
+      <w:r>
+        <w:rPr>
+          <w:b/>
+          <w:bCs/>
+        </w:rPr>
+        <w:t>3</w:t>
+      </w:r>
+      <w:r>
+        <w:rPr>
+          <w:b/>
+          <w:bCs/>
+        </w:rPr>
+        <w:t xml:space="preserve"> : Chiffrement Applicatif Avancé (</w:t>
+      </w:r>
+      <w:proofErr w:type="spellStart"/>
+      <w:r>
+        <w:rPr>
+          <w:b/>
+          <w:bCs/>
+        </w:rPr>
+        <w:t>pgsodium</w:t>
+      </w:r>
+      <w:proofErr w:type="spellEnd"/>
+      <w:r>
+        <w:rPr>
+          <w:b/>
+          <w:bCs/>
+        </w:rPr>
+        <w:t>)</w:t>
+      </w:r>
+    </w:p>
+    <w:p>
+      <w:pPr>
+        <w:numPr>
+          <w:ilvl w:val="0"/>
+          <w:numId w:val="21"/>
+        </w:numPr>
+        <w:rPr>
+          <w:b/>
+          <w:bCs/>
+        </w:rPr>
+      </w:pPr>
+      <w:r>
+        <w:rPr>
+          <w:b/>
+          <w:bCs/>
+        </w:rPr>
+        <w:t xml:space="preserve">Protection des données : Configuration de l'extension </w:t>
+      </w:r>
+      <w:proofErr w:type="spellStart"/>
+      <w:r>
+        <w:rPr>
+          <w:b/>
+          <w:bCs/>
+        </w:rPr>
+        <w:t>pgsodium</w:t>
+      </w:r>
+      <w:proofErr w:type="spellEnd"/>
+      <w:r>
+        <w:rPr>
+          <w:b/>
+          <w:bCs/>
+        </w:rPr>
+        <w:t xml:space="preserve"> sur </w:t>
+      </w:r>
+      <w:proofErr w:type="spellStart"/>
+      <w:r>
+        <w:rPr>
+          <w:b/>
+          <w:bCs/>
+        </w:rPr>
+        <w:t>Supabase</w:t>
+      </w:r>
+      <w:proofErr w:type="spellEnd"/>
+      <w:r>
+        <w:rPr>
+          <w:b/>
+          <w:bCs/>
+        </w:rPr>
+        <w:t xml:space="preserve"> pour le chiffrement au niveau de la colonne (Transparent </w:t>
+      </w:r>
+      <w:proofErr w:type="spellStart"/>
+      <w:r>
+        <w:rPr>
+          <w:b/>
+          <w:bCs/>
+        </w:rPr>
+        <w:t>Column</w:t>
+      </w:r>
+      <w:proofErr w:type="spellEnd"/>
+      <w:r>
+        <w:rPr>
+          <w:b/>
+          <w:bCs/>
+        </w:rPr>
+        <w:t xml:space="preserve"> </w:t>
+      </w:r>
+      <w:proofErr w:type="spellStart"/>
+      <w:r>
+        <w:rPr>
+          <w:b/>
+          <w:bCs/>
+        </w:rPr>
+        <w:t>Encryption</w:t>
+      </w:r>
+      <w:proofErr w:type="spellEnd"/>
+      <w:r>
+        <w:rPr>
+          <w:b/>
+          <w:bCs/>
+        </w:rPr>
+        <w:t>) des données hautement sensibles (clés d'API, notes personnelles, estimations d'objets de haute valeur) rendant la base de données illisible même en cas d'accès direct administrateur non autorisé.</w:t>
+      </w:r>
+    </w:p>
+    <w:p>
+      <w:pPr>
+        <w:rPr>
+          <w:b/>
+          <w:bCs/>
+        </w:rPr>
+      </w:pPr>
+    </w:p>
+    <w:p>
+      <w:pPr>
+        <w:rPr>
+          <w:b/>
+          <w:bCs/>
+        </w:rPr>
+      </w:pPr>
+      <w:r>
+        <w:rPr>
+          <w:b/>
+          <w:bCs/>
+        </w:rPr>
+        <w:lastRenderedPageBreak/>
+        <w:pict w14:anchorId="781AE93D">
+          <v:rect id="_x0000_i1069" style="width:0;height:1.5pt" o:hralign="center" o:hrstd="t" o:hr="t" fillcolor="#a0a0a0" stroked="f"/>
+        </w:pict>
+      </w:r>
+    </w:p>
+    <w:p>
+      <w:pPr>
+        <w:rPr>
+          <w:b/>
+          <w:bCs/>
+        </w:rPr>
+      </w:pPr>
+      <w:r>
+        <w:rPr>
+          <w:rFonts w:ascii="Segoe UI Emoji" w:hAnsi="Segoe UI Emoji" w:cs="Segoe UI Emoji"/>
+          <w:b/>
+          <w:bCs/>
+        </w:rPr>
+        <w:t>🆕</w:t>
+      </w:r>
+      <w:r>
+        <w:rPr>
+          <w:b/>
+          <w:bCs/>
+        </w:rPr>
+        <w:t xml:space="preserve"> Étape 14 — Import CSV</w:t>
+      </w:r>
+    </w:p>
+    <w:p>
+      <w:pPr>
+        <w:rPr>
+          <w:b/>
+          <w:bCs/>
+        </w:rPr>
+      </w:pPr>
+      <w:r>
+        <w:rPr>
+          <w:b/>
+          <w:bCs/>
+        </w:rPr>
+        <w:t>Etape 14.1</w:t>
+      </w:r>
+    </w:p>
+    <w:p>
+      <w:pPr>
+        <w:rPr>
+          <w:b/>
+          <w:bCs/>
+        </w:rPr>
+      </w:pPr>
+      <w:r>
+        <w:rPr>
+          <w:b/>
+          <w:bCs/>
+        </w:rPr>
+        <w:t>À coder :</w:t>
+      </w:r>
+    </w:p>
+    <w:p>
+      <w:pPr>
+        <w:numPr>
+          <w:ilvl w:val="0"/>
+          <w:numId w:val="9"/>
+        </w:numPr>
+        <w:rPr>
+          <w:b/>
+          <w:bCs/>
+        </w:rPr>
+      </w:pPr>
+      <w:r>
+        <w:rPr>
+          <w:b/>
+          <w:bCs/>
+        </w:rPr>
+        <w:t xml:space="preserve">Installer/utiliser </w:t>
+      </w:r>
+      <w:proofErr w:type="spellStart"/>
+      <w:r>
+        <w:rPr>
+          <w:b/>
+          <w:bCs/>
+        </w:rPr>
+        <w:t>PapaParse</w:t>
+      </w:r>
+      <w:proofErr w:type="spellEnd"/>
+      <w:r>
+        <w:rPr>
+          <w:b/>
+          <w:bCs/>
+        </w:rPr>
+        <w:t xml:space="preserve"> (déjà dans les dépendances)</w:t>
+      </w:r>
+    </w:p>
+    <w:p>
+      <w:pPr>
+        <w:numPr>
+          <w:ilvl w:val="0"/>
+          <w:numId w:val="9"/>
+        </w:numPr>
+        <w:rPr>
+          <w:b/>
+          <w:bCs/>
+        </w:rPr>
+      </w:pPr>
+      <w:r>
+        <w:rPr>
+          <w:b/>
+          <w:bCs/>
+        </w:rPr>
+        <w:t>Modal "Importer un CSV" dans la page Budget</w:t>
+      </w:r>
+    </w:p>
+    <w:p>
+      <w:pPr>
+        <w:numPr>
+          <w:ilvl w:val="0"/>
+          <w:numId w:val="9"/>
+        </w:numPr>
+        <w:rPr>
+          <w:b/>
+          <w:bCs/>
+        </w:rPr>
+      </w:pPr>
+      <w:r>
+        <w:rPr>
+          <w:b/>
+          <w:bCs/>
+        </w:rPr>
+        <w:t>Détection automatique du format des banques françaises (BNP, Boursorama, Crédit Agricole, SG</w:t>
+      </w:r>
+      <w:r>
+        <w:rPr>
+          <w:b/>
+          <w:bCs/>
+        </w:rPr>
+        <w:t>, crédit mutuel</w:t>
+      </w:r>
+      <w:r>
+        <w:rPr>
+          <w:b/>
+          <w:bCs/>
+        </w:rPr>
+        <w:t>...) : mapping des colonnes date/libellé/montant</w:t>
+      </w:r>
+    </w:p>
+    <w:p>
+      <w:pPr>
+        <w:numPr>
+          <w:ilvl w:val="0"/>
+          <w:numId w:val="9"/>
+        </w:numPr>
+        <w:rPr>
+          <w:b/>
+          <w:bCs/>
+        </w:rPr>
+      </w:pPr>
+      <w:r>
+        <w:rPr>
+          <w:b/>
+          <w:bCs/>
+        </w:rPr>
+        <w:t xml:space="preserve">À l'import : appliquer les </w:t>
+      </w:r>
+      <w:proofErr w:type="spellStart"/>
+      <w:r>
+        <w:rPr>
+          <w:b/>
+          <w:bCs/>
+        </w:rPr>
+        <w:t>smart_rules</w:t>
+      </w:r>
+      <w:proofErr w:type="spellEnd"/>
+      <w:r>
+        <w:rPr>
+          <w:b/>
+          <w:bCs/>
+        </w:rPr>
+        <w:t xml:space="preserve"> → catégorisation automatique</w:t>
+      </w:r>
+    </w:p>
+    <w:p>
+      <w:pPr>
+        <w:numPr>
+          <w:ilvl w:val="0"/>
+          <w:numId w:val="9"/>
+        </w:numPr>
+        <w:rPr>
+          <w:b/>
+          <w:bCs/>
+        </w:rPr>
+      </w:pPr>
+      <w:r>
+        <w:rPr>
+          <w:b/>
+          <w:bCs/>
+        </w:rPr>
+        <w:t xml:space="preserve">Transactions non reconnues → popup "Quelle catégorie ?" → mémorise via </w:t>
+      </w:r>
+      <w:proofErr w:type="spellStart"/>
+      <w:r>
+        <w:rPr>
+          <w:b/>
+          <w:bCs/>
+        </w:rPr>
+        <w:t>smart_rules</w:t>
+      </w:r>
+      <w:proofErr w:type="spellEnd"/>
+    </w:p>
+    <w:p>
+      <w:pPr>
+        <w:numPr>
+          <w:ilvl w:val="0"/>
+          <w:numId w:val="9"/>
+        </w:numPr>
+        <w:rPr>
+          <w:b/>
+          <w:bCs/>
+        </w:rPr>
+      </w:pPr>
+      <w:r>
+        <w:rPr>
+          <w:b/>
+          <w:bCs/>
+        </w:rPr>
+        <w:t>Modification par lot : sélectionner plusieurs transactions importées et changer la catégorie en un clic</w:t>
+      </w:r>
+    </w:p>
+    <w:p>
+      <w:pPr>
+        <w:numPr>
+          <w:ilvl w:val="0"/>
+          <w:numId w:val="9"/>
+        </w:numPr>
+        <w:rPr>
+          <w:b/>
+          <w:bCs/>
+        </w:rPr>
+      </w:pPr>
+      <w:r>
+        <w:rPr>
+          <w:b/>
+          <w:bCs/>
+        </w:rPr>
+        <w:t xml:space="preserve">Au lieu d'un mapping 100% automatique rigide qui va crasher au moindre changement de la banque, crée un "Mapper Visuel". Si le logiciel ne reconnaît pas le format, il montre les 3 premières lignes du CSV à l'utilisateur et lui demande : </w:t>
+      </w:r>
+      <w:r>
+        <w:rPr>
+          <w:b/>
+          <w:bCs/>
+          <w:i/>
+          <w:iCs/>
+        </w:rPr>
+        <w:t>"Quelle colonne correspond à la date ? Au libellé ? Au montant ?"</w:t>
+      </w:r>
+      <w:r>
+        <w:rPr>
+          <w:b/>
+          <w:bCs/>
+        </w:rPr>
+        <w:t xml:space="preserve">. Tu enregistres ensuite ce </w:t>
+      </w:r>
+      <w:proofErr w:type="spellStart"/>
+      <w:r>
+        <w:rPr>
+          <w:b/>
+          <w:bCs/>
+        </w:rPr>
+        <w:t>template</w:t>
+      </w:r>
+      <w:proofErr w:type="spellEnd"/>
+      <w:r>
+        <w:rPr>
+          <w:b/>
+          <w:bCs/>
+        </w:rPr>
+        <w:t xml:space="preserve"> pour les prochains imports de cet utilisateur.</w:t>
+      </w:r>
+    </w:p>
+    <w:p>
+      <w:pPr>
+        <w:numPr>
+          <w:ilvl w:val="0"/>
+          <w:numId w:val="22"/>
+        </w:numPr>
+        <w:rPr>
+          <w:b/>
+          <w:bCs/>
+        </w:rPr>
+      </w:pPr>
+      <w:r>
+        <w:rPr>
+          <w:b/>
+          <w:bCs/>
+          <w:i/>
+          <w:iCs/>
+        </w:rPr>
+        <w:t>Évolution de l'idée d'origine :</w:t>
+      </w:r>
+      <w:r>
+        <w:rPr>
+          <w:b/>
+          <w:bCs/>
+        </w:rPr>
+        <w:t xml:space="preserve"> Capturer automatiquement l'évolution de la fortune pour créer l'écran de synthèse.</w:t>
+      </w:r>
+    </w:p>
+    <w:p>
+      <w:pPr>
+        <w:ind w:left="360"/>
+        <w:rPr>
+          <w:b/>
+          <w:bCs/>
+        </w:rPr>
+      </w:pPr>
+      <w:r>
+        <w:rPr>
+          <w:rFonts w:ascii="Segoe UI Emoji" w:hAnsi="Segoe UI Emoji" w:cs="Segoe UI Emoji"/>
+          <w:b/>
+          <w:bCs/>
+        </w:rPr>
+        <w:t>🆕</w:t>
+      </w:r>
+      <w:r>
+        <w:rPr>
+          <w:b/>
+          <w:bCs/>
+        </w:rPr>
+        <w:t xml:space="preserve"> Étape 14.</w:t>
+      </w:r>
+      <w:r>
+        <w:rPr>
+          <w:b/>
+          <w:bCs/>
+        </w:rPr>
+        <w:t>2</w:t>
+      </w:r>
+      <w:r>
+        <w:rPr>
+          <w:b/>
+          <w:bCs/>
+        </w:rPr>
+        <w:t xml:space="preserve"> : Moteur de Snapshots Automatiques (</w:t>
+      </w:r>
+      <w:proofErr w:type="spellStart"/>
+      <w:r>
+        <w:rPr>
+          <w:b/>
+          <w:bCs/>
+        </w:rPr>
+        <w:t>Cron</w:t>
+      </w:r>
+      <w:proofErr w:type="spellEnd"/>
+      <w:r>
+        <w:rPr>
+          <w:b/>
+          <w:bCs/>
+        </w:rPr>
+        <w:t xml:space="preserve"> &amp; Base de données)</w:t>
+      </w:r>
+    </w:p>
+    <w:p>
+      <w:pPr>
+        <w:numPr>
+          <w:ilvl w:val="0"/>
+          <w:numId w:val="23"/>
+        </w:numPr>
+        <w:rPr>
+          <w:b/>
+          <w:bCs/>
+        </w:rPr>
+      </w:pPr>
+      <w:r>
+        <w:rPr>
+          <w:b/>
+          <w:bCs/>
+        </w:rPr>
+        <w:t xml:space="preserve">Base de données : Table </w:t>
+      </w:r>
+      <w:proofErr w:type="spellStart"/>
+      <w:r>
+        <w:rPr>
+          <w:b/>
+          <w:bCs/>
+        </w:rPr>
+        <w:t>snapshot_patrimoine</w:t>
+      </w:r>
+      <w:proofErr w:type="spellEnd"/>
+      <w:r>
+        <w:rPr>
+          <w:b/>
+          <w:bCs/>
+        </w:rPr>
+        <w:t xml:space="preserve"> stockant une photographie quotidienne de la richesse de l'utilisateur (</w:t>
+      </w:r>
+      <w:proofErr w:type="spellStart"/>
+      <w:r>
+        <w:rPr>
+          <w:b/>
+          <w:bCs/>
+        </w:rPr>
+        <w:t>total_cash</w:t>
+      </w:r>
+      <w:proofErr w:type="spellEnd"/>
+      <w:r>
+        <w:rPr>
+          <w:b/>
+          <w:bCs/>
+        </w:rPr>
+        <w:t xml:space="preserve">, </w:t>
+      </w:r>
+      <w:proofErr w:type="spellStart"/>
+      <w:r>
+        <w:rPr>
+          <w:b/>
+          <w:bCs/>
+        </w:rPr>
+        <w:t>total_bourse</w:t>
+      </w:r>
+      <w:proofErr w:type="spellEnd"/>
+      <w:r>
+        <w:rPr>
+          <w:b/>
+          <w:bCs/>
+        </w:rPr>
+        <w:t xml:space="preserve">, </w:t>
+      </w:r>
+      <w:proofErr w:type="spellStart"/>
+      <w:r>
+        <w:rPr>
+          <w:b/>
+          <w:bCs/>
+        </w:rPr>
+        <w:t>total_crypto</w:t>
+      </w:r>
+      <w:proofErr w:type="spellEnd"/>
+      <w:r>
+        <w:rPr>
+          <w:b/>
+          <w:bCs/>
+        </w:rPr>
+        <w:t xml:space="preserve">, </w:t>
+      </w:r>
+      <w:proofErr w:type="spellStart"/>
+      <w:r>
+        <w:rPr>
+          <w:b/>
+          <w:bCs/>
+        </w:rPr>
+        <w:t>total_assurance_vie</w:t>
+      </w:r>
+      <w:proofErr w:type="spellEnd"/>
+      <w:r>
+        <w:rPr>
+          <w:b/>
+          <w:bCs/>
+        </w:rPr>
+        <w:t xml:space="preserve">, </w:t>
+      </w:r>
+      <w:proofErr w:type="spellStart"/>
+      <w:r>
+        <w:rPr>
+          <w:b/>
+          <w:bCs/>
+        </w:rPr>
+        <w:t>total_immo_net</w:t>
+      </w:r>
+      <w:proofErr w:type="spellEnd"/>
+      <w:r>
+        <w:rPr>
+          <w:b/>
+          <w:bCs/>
+        </w:rPr>
+        <w:t xml:space="preserve">, et la nouvelle catégorie </w:t>
+      </w:r>
+      <w:proofErr w:type="spellStart"/>
+      <w:r>
+        <w:rPr>
+          <w:b/>
+          <w:bCs/>
+        </w:rPr>
+        <w:t>total_tangible</w:t>
+      </w:r>
+      <w:proofErr w:type="spellEnd"/>
+      <w:r>
+        <w:rPr>
+          <w:b/>
+          <w:bCs/>
+        </w:rPr>
+        <w:t>), moins le total des dettes calculé au même instant. Une contrainte UNIQUE(</w:t>
+      </w:r>
+      <w:proofErr w:type="spellStart"/>
+      <w:r>
+        <w:rPr>
+          <w:b/>
+          <w:bCs/>
+        </w:rPr>
+        <w:t>user_id</w:t>
+      </w:r>
+      <w:proofErr w:type="spellEnd"/>
+      <w:r>
+        <w:rPr>
+          <w:b/>
+          <w:bCs/>
+        </w:rPr>
+        <w:t>, date) empêche strictement les doublons.</w:t>
+      </w:r>
+    </w:p>
+    <w:p>
+      <w:pPr>
+        <w:numPr>
+          <w:ilvl w:val="0"/>
+          <w:numId w:val="23"/>
+        </w:numPr>
+        <w:rPr>
+          <w:b/>
+          <w:bCs/>
+        </w:rPr>
+      </w:pPr>
+      <w:r>
+        <w:rPr>
+          <w:b/>
+          <w:bCs/>
+        </w:rPr>
+        <w:t xml:space="preserve">Automatisation : Planification d'une tâche de fond via l'extension </w:t>
+      </w:r>
+      <w:proofErr w:type="spellStart"/>
+      <w:r>
+        <w:rPr>
+          <w:b/>
+          <w:bCs/>
+        </w:rPr>
+        <w:t>pg_cron</w:t>
+      </w:r>
+      <w:proofErr w:type="spellEnd"/>
+      <w:r>
+        <w:rPr>
+          <w:b/>
+          <w:bCs/>
+        </w:rPr>
+        <w:t xml:space="preserve"> de </w:t>
+      </w:r>
+      <w:proofErr w:type="spellStart"/>
+      <w:r>
+        <w:rPr>
+          <w:b/>
+          <w:bCs/>
+        </w:rPr>
+        <w:t>Supabase</w:t>
+      </w:r>
+      <w:proofErr w:type="spellEnd"/>
+      <w:r>
+        <w:rPr>
+          <w:b/>
+          <w:bCs/>
+        </w:rPr>
+        <w:t xml:space="preserve"> s'exécutant chaque nuit à 23h59 pour figer la valeur du patrimoine de tous les utilisateurs actifs. Un déclencheur immédiat effectue un premier snapshot lors de la création du compte pour éviter un écran blanc le premier jour.</w:t>
+      </w:r>
+    </w:p>
+    <w:p>
+      <w:pPr>
+        <w:ind w:left="360"/>
+        <w:rPr>
+          <w:b/>
+          <w:bCs/>
+        </w:rPr>
+      </w:pPr>
+      <w:r>
+        <w:rPr>
+          <w:rFonts w:ascii="Segoe UI Emoji" w:hAnsi="Segoe UI Emoji" w:cs="Segoe UI Emoji"/>
+          <w:b/>
+          <w:bCs/>
+        </w:rPr>
+        <w:t>🆕</w:t>
+      </w:r>
+      <w:r>
+        <w:rPr>
+          <w:b/>
+          <w:bCs/>
+        </w:rPr>
+        <w:t xml:space="preserve"> Étape 14.</w:t>
+      </w:r>
+      <w:r>
+        <w:rPr>
+          <w:b/>
+          <w:bCs/>
+        </w:rPr>
+        <w:t>3</w:t>
+      </w:r>
+      <w:r>
+        <w:rPr>
+          <w:b/>
+          <w:bCs/>
+        </w:rPr>
+        <w:t>: Le Graphique d'Évolution en Aires Empilées (</w:t>
+      </w:r>
+      <w:r>
+        <w:rPr>
+          <w:b/>
+          <w:bCs/>
+          <w:i/>
+          <w:iCs/>
+        </w:rPr>
+        <w:t>Net Worth</w:t>
+      </w:r>
+      <w:r>
+        <w:rPr>
+          <w:b/>
+          <w:bCs/>
+        </w:rPr>
+        <w:t>)</w:t>
+      </w:r>
+    </w:p>
+    <w:p>
+      <w:pPr>
+        <w:numPr>
+          <w:ilvl w:val="0"/>
+          <w:numId w:val="24"/>
+        </w:numPr>
+        <w:rPr>
+          <w:b/>
+          <w:bCs/>
+        </w:rPr>
+      </w:pPr>
+      <w:r>
+        <w:rPr>
+          <w:b/>
+          <w:bCs/>
+        </w:rPr>
+        <w:t xml:space="preserve">Développement </w:t>
+      </w:r>
+      <w:proofErr w:type="spellStart"/>
+      <w:r>
+        <w:rPr>
+          <w:b/>
+          <w:bCs/>
+        </w:rPr>
+        <w:t>Front-End</w:t>
+      </w:r>
+      <w:proofErr w:type="spellEnd"/>
+      <w:r>
+        <w:rPr>
+          <w:b/>
+          <w:bCs/>
+        </w:rPr>
+        <w:t xml:space="preserve"> : Création du Hook </w:t>
+      </w:r>
+      <w:proofErr w:type="spellStart"/>
+      <w:r>
+        <w:rPr>
+          <w:b/>
+          <w:bCs/>
+        </w:rPr>
+        <w:t>React</w:t>
+      </w:r>
+      <w:proofErr w:type="spellEnd"/>
+      <w:r>
+        <w:rPr>
+          <w:b/>
+          <w:bCs/>
+        </w:rPr>
+        <w:t xml:space="preserve"> </w:t>
+      </w:r>
+      <w:proofErr w:type="spellStart"/>
+      <w:r>
+        <w:rPr>
+          <w:b/>
+          <w:bCs/>
+        </w:rPr>
+        <w:t>useHistoriquePatrimoine</w:t>
+      </w:r>
+      <w:proofErr w:type="spellEnd"/>
+      <w:r>
+        <w:rPr>
+          <w:b/>
+          <w:bCs/>
+        </w:rPr>
+        <w:t xml:space="preserve"> gérant le filtrage par période dynamique (1M, 6M, 1Y, ALL).</w:t>
+      </w:r>
+    </w:p>
+    <w:p>
+      <w:pPr>
+        <w:numPr>
+          <w:ilvl w:val="0"/>
+          <w:numId w:val="24"/>
+        </w:numPr>
+        <w:rPr>
+          <w:b/>
+          <w:bCs/>
+        </w:rPr>
+      </w:pPr>
+      <w:r>
+        <w:rPr>
+          <w:b/>
+          <w:bCs/>
+        </w:rPr>
+        <w:t xml:space="preserve">UI </w:t>
+      </w:r>
+      <w:proofErr w:type="spellStart"/>
+      <w:r>
+        <w:rPr>
+          <w:b/>
+          <w:bCs/>
+        </w:rPr>
+        <w:t>Recharts</w:t>
+      </w:r>
+      <w:proofErr w:type="spellEnd"/>
+      <w:r>
+        <w:rPr>
+          <w:b/>
+          <w:bCs/>
+        </w:rPr>
+        <w:t xml:space="preserve"> : Intégration d'un graphique de type </w:t>
+      </w:r>
+      <w:proofErr w:type="spellStart"/>
+      <w:r>
+        <w:rPr>
+          <w:b/>
+          <w:bCs/>
+          <w:i/>
+          <w:iCs/>
+        </w:rPr>
+        <w:t>Stacked</w:t>
+      </w:r>
+      <w:proofErr w:type="spellEnd"/>
+      <w:r>
+        <w:rPr>
+          <w:b/>
+          <w:bCs/>
+          <w:i/>
+          <w:iCs/>
+        </w:rPr>
+        <w:t xml:space="preserve"> Area Chart</w:t>
+      </w:r>
+      <w:r>
+        <w:rPr>
+          <w:b/>
+          <w:bCs/>
+        </w:rPr>
+        <w:t xml:space="preserve"> permettant de voir à la fois la croissance du patrimoine global et l'évolution de l'allocation d'actifs par la hauteur des couches de couleurs.</w:t>
+      </w:r>
+    </w:p>
+    <w:p>
+      <w:pPr>
+        <w:ind w:left="360"/>
+        <w:rPr>
+          <w:b/>
+          <w:bCs/>
+        </w:rPr>
+      </w:pPr>
+    </w:p>
+    <w:p>
+      <w:pPr>
+        <w:rPr>
+          <w:b/>
+          <w:bCs/>
+        </w:rPr>
+      </w:pPr>
+      <w:r>
+        <w:rPr>
+          <w:b/>
+          <w:bCs/>
+        </w:rPr>
+        <w:pict w14:anchorId="3B72CB89">
+          <v:rect id="_x0000_i1070" style="width:0;height:1.5pt" o:hralign="center" o:hrstd="t" o:hr="t" fillcolor="#a0a0a0" stroked="f"/>
+        </w:pict>
+      </w:r>
+    </w:p>
+    <w:p>
+      <w:pPr>
+        <w:rPr>
+          <w:b/>
+          <w:bCs/>
+        </w:rPr>
+      </w:pPr>
+      <w:r>
+        <w:rPr>
+          <w:rFonts w:ascii="Segoe UI Emoji" w:hAnsi="Segoe UI Emoji" w:cs="Segoe UI Emoji"/>
+          <w:b/>
+          <w:bCs/>
+        </w:rPr>
+        <w:lastRenderedPageBreak/>
+        <w:t>🆕</w:t>
+      </w:r>
+      <w:r>
+        <w:rPr>
+          <w:b/>
+          <w:bCs/>
+        </w:rPr>
+        <w:t xml:space="preserve"> Étape 15 — Enrichissements Investissements</w:t>
+      </w:r>
+    </w:p>
+    <w:p>
+      <w:pPr>
+        <w:rPr>
+          <w:b/>
+          <w:bCs/>
+        </w:rPr>
+      </w:pPr>
+      <w:r>
+        <w:rPr>
+          <w:b/>
+          <w:bCs/>
+        </w:rPr>
+        <w:t>Manquants par rapport au plan enrichi :</w:t>
+      </w:r>
+    </w:p>
+    <w:p>
+      <w:pPr>
+        <w:rPr>
+          <w:b/>
+          <w:bCs/>
+        </w:rPr>
+      </w:pPr>
+      <w:r>
+        <w:rPr>
+          <w:b/>
+          <w:bCs/>
+        </w:rPr>
+        <w:t>Pour les Actions/ETF :</w:t>
+      </w:r>
+    </w:p>
+    <w:p>
+      <w:pPr>
+        <w:numPr>
+          <w:ilvl w:val="0"/>
+          <w:numId w:val="10"/>
+        </w:numPr>
+        <w:rPr>
+          <w:b/>
+          <w:bCs/>
+        </w:rPr>
+      </w:pPr>
+      <w:r>
+        <w:rPr>
+          <w:b/>
+          <w:bCs/>
+        </w:rPr>
+        <w:t xml:space="preserve">P&amp;L Réalisé : table </w:t>
+      </w:r>
+      <w:proofErr w:type="spellStart"/>
+      <w:r>
+        <w:rPr>
+          <w:b/>
+          <w:bCs/>
+        </w:rPr>
+        <w:t>transactions_investissement</w:t>
+      </w:r>
+      <w:proofErr w:type="spellEnd"/>
+      <w:r>
+        <w:rPr>
+          <w:b/>
+          <w:bCs/>
+        </w:rPr>
+        <w:t xml:space="preserve"> (ventes) → calcul des plus-values actées</w:t>
+      </w:r>
+    </w:p>
+    <w:p>
+      <w:pPr>
+        <w:numPr>
+          <w:ilvl w:val="0"/>
+          <w:numId w:val="10"/>
+        </w:numPr>
+        <w:rPr>
+          <w:b/>
+          <w:bCs/>
+        </w:rPr>
+      </w:pPr>
+      <w:r>
+        <w:rPr>
+          <w:b/>
+          <w:bCs/>
+        </w:rPr>
+        <w:t xml:space="preserve">Bascule € / % au clic sur le P&amp;L Latent </w:t>
+      </w:r>
+    </w:p>
+    <w:p>
+      <w:pPr>
+        <w:numPr>
+          <w:ilvl w:val="0"/>
+          <w:numId w:val="10"/>
+        </w:numPr>
+        <w:rPr>
+          <w:b/>
+          <w:bCs/>
+        </w:rPr>
+      </w:pPr>
+      <w:r>
+        <w:rPr>
+          <w:b/>
+          <w:bCs/>
+        </w:rPr>
+        <w:t>TRI et CAGR calculés en JS pur à partir des dates d'achat et valeur actuelle</w:t>
+      </w:r>
+    </w:p>
+    <w:p>
+      <w:pPr>
+        <w:numPr>
+          <w:ilvl w:val="0"/>
+          <w:numId w:val="10"/>
+        </w:numPr>
+        <w:rPr>
+          <w:b/>
+          <w:bCs/>
+        </w:rPr>
+      </w:pPr>
+      <w:r>
+        <w:rPr>
+          <w:b/>
+          <w:bCs/>
+        </w:rPr>
+        <w:t>Score de diversification : calcul de l'exposition par actif/secteur depuis les positions saisies</w:t>
+      </w:r>
+    </w:p>
+    <w:p>
+      <w:pPr>
+        <w:rPr>
+          <w:b/>
+          <w:bCs/>
+        </w:rPr>
+      </w:pPr>
+      <w:r>
+        <w:rPr>
+          <w:b/>
+          <w:bCs/>
+        </w:rPr>
+        <w:t>Pour les Crypto :</w:t>
+      </w:r>
+    </w:p>
+    <w:p>
+      <w:pPr>
+        <w:numPr>
+          <w:ilvl w:val="0"/>
+          <w:numId w:val="11"/>
+        </w:numPr>
+        <w:rPr>
+          <w:b/>
+          <w:bCs/>
+        </w:rPr>
+      </w:pPr>
+      <w:r>
+        <w:rPr>
+          <w:b/>
+          <w:bCs/>
+        </w:rPr>
+        <w:t xml:space="preserve">Historique de valorisation avec graphique 7j/30j/1an/tout (via </w:t>
+      </w:r>
+      <w:proofErr w:type="spellStart"/>
+      <w:r>
+        <w:rPr>
+          <w:b/>
+          <w:bCs/>
+        </w:rPr>
+        <w:t>CoinGecko</w:t>
+      </w:r>
+      <w:proofErr w:type="spellEnd"/>
+      <w:r>
+        <w:rPr>
+          <w:b/>
+          <w:bCs/>
+        </w:rPr>
+        <w:t xml:space="preserve"> </w:t>
+      </w:r>
+      <w:proofErr w:type="spellStart"/>
+      <w:r>
+        <w:rPr>
+          <w:b/>
+          <w:bCs/>
+        </w:rPr>
+        <w:t>history</w:t>
+      </w:r>
+      <w:proofErr w:type="spellEnd"/>
+      <w:r>
+        <w:rPr>
+          <w:b/>
+          <w:bCs/>
+        </w:rPr>
+        <w:t xml:space="preserve"> </w:t>
+      </w:r>
+      <w:proofErr w:type="spellStart"/>
+      <w:r>
+        <w:rPr>
+          <w:b/>
+          <w:bCs/>
+        </w:rPr>
+        <w:t>endpoint</w:t>
+      </w:r>
+      <w:proofErr w:type="spellEnd"/>
+      <w:r>
+        <w:rPr>
+          <w:b/>
+          <w:bCs/>
+        </w:rPr>
+        <w:t>)</w:t>
+      </w:r>
+    </w:p>
+    <w:p>
+      <w:pPr>
+        <w:numPr>
+          <w:ilvl w:val="0"/>
+          <w:numId w:val="11"/>
+        </w:numPr>
+        <w:rPr>
+          <w:b/>
+          <w:bCs/>
+        </w:rPr>
+      </w:pPr>
+      <w:r>
+        <w:rPr>
+          <w:b/>
+          <w:bCs/>
+        </w:rPr>
+        <w:t>P&amp;L Réalisé crypto (ventes)</w:t>
+      </w:r>
+    </w:p>
+    <w:p>
+      <w:pPr>
+        <w:ind w:left="360"/>
+        <w:rPr>
+          <w:b/>
+          <w:bCs/>
+        </w:rPr>
+      </w:pPr>
+      <w:r>
+        <w:rPr>
+          <w:b/>
+          <w:bCs/>
+        </w:rPr>
+        <w:t>Tu dois implémenter la méthode PEPS (Premier Entré, Premier Sorti / FIFO) ou la méthode du PRU (Prix de Revient Unitaire pondéré). En France, la fiscalité utilise le PRU pour les actions et une méthode spécifique au prorata global pour les cryptos. Ton JS doit impérativement coder cette logique pour que le P&amp;L Réalisé soit juste.</w:t>
+      </w:r>
+    </w:p>
+    <w:p>
+      <w:pPr>
+        <w:numPr>
+          <w:ilvl w:val="0"/>
+          <w:numId w:val="25"/>
+        </w:numPr>
+        <w:rPr>
+          <w:b/>
+          <w:bCs/>
+        </w:rPr>
+      </w:pPr>
+      <w:r>
+        <w:rPr>
+          <w:b/>
+          <w:bCs/>
+        </w:rPr>
+        <w:t xml:space="preserve">Objectif : Permettre l'utilisation de </w:t>
+      </w:r>
+      <w:proofErr w:type="spellStart"/>
+      <w:r>
+        <w:rPr>
+          <w:b/>
+          <w:bCs/>
+        </w:rPr>
+        <w:t>Fondora</w:t>
+      </w:r>
+      <w:proofErr w:type="spellEnd"/>
+      <w:r>
+        <w:rPr>
+          <w:b/>
+          <w:bCs/>
+        </w:rPr>
+        <w:t xml:space="preserve"> dans les lieux publics (train, bureau) sans risquer les regards indiscrets (</w:t>
+      </w:r>
+      <w:r>
+        <w:rPr>
+          <w:b/>
+          <w:bCs/>
+          <w:i/>
+          <w:iCs/>
+        </w:rPr>
+        <w:t xml:space="preserve">Visual </w:t>
+      </w:r>
+      <w:proofErr w:type="spellStart"/>
+      <w:r>
+        <w:rPr>
+          <w:b/>
+          <w:bCs/>
+          <w:i/>
+          <w:iCs/>
+        </w:rPr>
+        <w:t>Snooping</w:t>
+      </w:r>
+      <w:proofErr w:type="spellEnd"/>
+      <w:r>
+        <w:rPr>
+          <w:b/>
+          <w:bCs/>
+        </w:rPr>
+        <w:t>).</w:t>
+      </w:r>
+    </w:p>
+    <w:p>
+      <w:pPr>
+        <w:numPr>
+          <w:ilvl w:val="0"/>
+          <w:numId w:val="25"/>
+        </w:numPr>
+        <w:rPr>
+          <w:b/>
+          <w:bCs/>
+        </w:rPr>
+      </w:pPr>
+      <w:r>
+        <w:rPr>
+          <w:b/>
+          <w:bCs/>
+        </w:rPr>
+        <w:t xml:space="preserve">Architecture Front : Mise en place d'un contexte global </w:t>
+      </w:r>
+      <w:proofErr w:type="spellStart"/>
+      <w:r>
+        <w:rPr>
+          <w:b/>
+          <w:bCs/>
+        </w:rPr>
+        <w:t>React</w:t>
+      </w:r>
+      <w:proofErr w:type="spellEnd"/>
+      <w:r>
+        <w:rPr>
+          <w:b/>
+          <w:bCs/>
+        </w:rPr>
+        <w:t xml:space="preserve"> (</w:t>
+      </w:r>
+      <w:proofErr w:type="spellStart"/>
+      <w:r>
+        <w:rPr>
+          <w:b/>
+          <w:bCs/>
+        </w:rPr>
+        <w:t>IncognitoContext.jsx</w:t>
+      </w:r>
+      <w:proofErr w:type="spellEnd"/>
+      <w:r>
+        <w:rPr>
+          <w:b/>
+          <w:bCs/>
+        </w:rPr>
+        <w:t>) connecté à un bouton d'action rapide (icône d'œil) persistant dans le Header de l'application.</w:t>
+      </w:r>
+    </w:p>
+    <w:p>
+      <w:pPr>
+        <w:numPr>
+          <w:ilvl w:val="0"/>
+          <w:numId w:val="25"/>
+        </w:numPr>
+        <w:rPr>
+          <w:b/>
+          <w:bCs/>
+        </w:rPr>
+      </w:pPr>
+      <w:r>
+        <w:rPr>
+          <w:b/>
+          <w:bCs/>
+        </w:rPr>
+        <w:t xml:space="preserve">Composant de masquage : Création du </w:t>
+      </w:r>
+      <w:proofErr w:type="spellStart"/>
+      <w:r>
+        <w:rPr>
+          <w:b/>
+          <w:bCs/>
+        </w:rPr>
+        <w:t>wrapper</w:t>
+      </w:r>
+      <w:proofErr w:type="spellEnd"/>
+      <w:r>
+        <w:rPr>
+          <w:b/>
+          <w:bCs/>
+        </w:rPr>
+        <w:t xml:space="preserve"> &lt;</w:t>
+      </w:r>
+      <w:proofErr w:type="spellStart"/>
+      <w:r>
+        <w:rPr>
+          <w:b/>
+          <w:bCs/>
+        </w:rPr>
+        <w:t>SecureValue</w:t>
+      </w:r>
+      <w:proofErr w:type="spellEnd"/>
+      <w:r>
+        <w:rPr>
+          <w:b/>
+          <w:bCs/>
+        </w:rPr>
+        <w:t xml:space="preserve">/&gt; appliquant dynamiquement une classe CSS </w:t>
+      </w:r>
+      <w:proofErr w:type="spellStart"/>
+      <w:r>
+        <w:rPr>
+          <w:b/>
+          <w:bCs/>
+        </w:rPr>
+        <w:t>blur-sm</w:t>
+      </w:r>
+      <w:proofErr w:type="spellEnd"/>
+      <w:r>
+        <w:rPr>
+          <w:b/>
+          <w:bCs/>
+        </w:rPr>
+        <w:t xml:space="preserve"> et désactivant la sélection textuelle sur l'ensemble des chiffres du patrimoine, des graphiques </w:t>
+      </w:r>
+      <w:proofErr w:type="spellStart"/>
+      <w:r>
+        <w:rPr>
+          <w:b/>
+          <w:bCs/>
+        </w:rPr>
+        <w:t>Recharts</w:t>
+      </w:r>
+      <w:proofErr w:type="spellEnd"/>
+      <w:r>
+        <w:rPr>
+          <w:b/>
+          <w:bCs/>
+        </w:rPr>
+        <w:t>, et de la liste des transactions budgétaires.</w:t>
+      </w:r>
+    </w:p>
+    <w:p>
+      <w:pPr>
+        <w:ind w:left="360"/>
+        <w:rPr>
+          <w:b/>
+          <w:bCs/>
+        </w:rPr>
+      </w:pPr>
+    </w:p>
+    <w:p>
+      <w:pPr>
+        <w:rPr>
+          <w:b/>
+          <w:bCs/>
+        </w:rPr>
+      </w:pPr>
+      <w:r>
+        <w:rPr>
+          <w:b/>
+          <w:bCs/>
+          <w:i/>
+          <w:iCs/>
+        </w:rPr>
+        <w:t>(Les étapes suivantes, notamment le calculateur FIRE et l'outil de prévision d'indépendance financière, devront utiliser le rendement net de frais de l'étape 11.1 et le taux de retrait net d'impôt de l'étape 11.2 pour afficher des trajectoires financières fidèles à la réalité).</w:t>
+      </w:r>
+    </w:p>
+    <w:p>
+      <w:pPr>
+        <w:rPr>
+          <w:b/>
+          <w:bCs/>
+        </w:rPr>
+      </w:pPr>
+    </w:p>
+    <w:p>
+      <w:pPr>
+        <w:rPr>
+          <w:b/>
+          <w:bCs/>
+        </w:rPr>
+      </w:pPr>
+      <w:r>
+        <w:rPr>
+          <w:b/>
+          <w:bCs/>
+        </w:rPr>
+        <w:pict w14:anchorId="3DF722B5">
+          <v:rect id="_x0000_i1071" style="width:0;height:1.5pt" o:hralign="center" o:hrstd="t" o:hr="t" fillcolor="#a0a0a0" stroked="f"/>
+        </w:pict>
+      </w:r>
+    </w:p>
+    <w:p>
+      <w:pPr>
+        <w:rPr>
+          <w:rFonts w:ascii="Segoe UI Emoji" w:hAnsi="Segoe UI Emoji" w:cs="Segoe UI Emoji"/>
+          <w:b/>
+          <w:bCs/>
+        </w:rPr>
+      </w:pPr>
+      <w:r>
+        <w:rPr>
+          <w:rFonts w:ascii="Segoe UI Emoji" w:hAnsi="Segoe UI Emoji" w:cs="Segoe UI Emoji"/>
+          <w:b/>
+          <w:bCs/>
+        </w:rPr>
+        <w:t>Étape 16 : Prévisions Enrichies &amp; Simulateur de Destins (FIRE, Impôts &amp; Stress-Tests)</w:t>
+      </w:r>
+    </w:p>
+    <w:p>
+      <w:pPr>
+        <w:numPr>
+          <w:ilvl w:val="0"/>
+          <w:numId w:val="26"/>
+        </w:numPr>
+        <w:rPr>
+          <w:rFonts w:ascii="Segoe UI Emoji" w:hAnsi="Segoe UI Emoji" w:cs="Segoe UI Emoji"/>
+          <w:b/>
+          <w:bCs/>
+        </w:rPr>
+      </w:pPr>
+      <w:r>
+        <w:rPr>
+          <w:rFonts w:ascii="Segoe UI Emoji" w:hAnsi="Segoe UI Emoji" w:cs="Segoe UI Emoji"/>
+          <w:b/>
+          <w:bCs/>
+        </w:rPr>
+        <w:t>Objectif : Proposer une projection patrimoniale à 10, 20 et 30 ans qui ne soit pas idéaliste, mais qui intègre la friction des frais réels, la fiscalité de sortie, l'inflation et les accidents de marché.</w:t>
+      </w:r>
+    </w:p>
+    <w:p>
+      <w:pPr>
+        <w:rPr>
+          <w:rFonts w:ascii="Segoe UI Emoji" w:hAnsi="Segoe UI Emoji" w:cs="Segoe UI Emoji"/>
+          <w:b/>
+          <w:bCs/>
+        </w:rPr>
+      </w:pPr>
+      <w:r>
+        <w:rPr>
+          <w:rFonts w:ascii="Segoe UI Emoji" w:hAnsi="Segoe UI Emoji" w:cs="Segoe UI Emoji"/>
+          <w:b/>
+          <w:bCs/>
+        </w:rPr>
+        <w:t>A. Le Moteur de Calcul Réaliste (Sous le capot)</w:t>
+      </w:r>
+    </w:p>
+    <w:p>
+      <w:pPr>
+        <w:rPr>
+          <w:rFonts w:ascii="Segoe UI Emoji" w:hAnsi="Segoe UI Emoji" w:cs="Segoe UI Emoji"/>
+          <w:b/>
+          <w:bCs/>
+        </w:rPr>
+      </w:pPr>
+      <w:r>
+        <w:rPr>
+          <w:rFonts w:ascii="Segoe UI Emoji" w:hAnsi="Segoe UI Emoji" w:cs="Segoe UI Emoji"/>
+          <w:b/>
+          <w:bCs/>
+        </w:rPr>
+        <w:lastRenderedPageBreak/>
+        <w:t>Plutôt que d'appliquer une formule d'intérêts composés brute ($Capital \times (1 + Taux)^N$), l'IA doit coder une boucle de simulation année par année qui intègre les données récoltées aux étapes précédentes :</w:t>
+      </w:r>
+    </w:p>
+    <w:p>
+      <w:pPr>
+        <w:numPr>
+          <w:ilvl w:val="0"/>
+          <w:numId w:val="27"/>
+        </w:numPr>
+        <w:rPr>
+          <w:rFonts w:ascii="Segoe UI Emoji" w:hAnsi="Segoe UI Emoji" w:cs="Segoe UI Emoji"/>
+          <w:b/>
+          <w:bCs/>
+        </w:rPr>
+      </w:pPr>
+      <w:r>
+        <w:rPr>
+          <w:rFonts w:ascii="Segoe UI Emoji" w:hAnsi="Segoe UI Emoji" w:cs="Segoe UI Emoji"/>
+          <w:b/>
+          <w:bCs/>
+        </w:rPr>
+        <w:t xml:space="preserve">Friction des Frais (Étape 11.1) : Le taux de rendement de base ($R$) est amputé du </w:t>
+      </w:r>
+      <w:proofErr w:type="spellStart"/>
+      <w:r>
+        <w:rPr>
+          <w:rFonts w:ascii="Segoe UI Emoji" w:hAnsi="Segoe UI Emoji" w:cs="Segoe UI Emoji"/>
+          <w:b/>
+          <w:bCs/>
+        </w:rPr>
+        <w:t>pourcentageFraisMoyen</w:t>
+      </w:r>
+      <w:proofErr w:type="spellEnd"/>
+      <w:r>
+        <w:rPr>
+          <w:rFonts w:ascii="Segoe UI Emoji" w:hAnsi="Segoe UI Emoji" w:cs="Segoe UI Emoji"/>
+          <w:b/>
+          <w:bCs/>
+        </w:rPr>
+        <w:t xml:space="preserve"> de l'utilisateur. Si le marché fait $+7\%$ mais que l'utilisateur </w:t>
+      </w:r>
+      <w:proofErr w:type="spellStart"/>
+      <w:r>
+        <w:rPr>
+          <w:rFonts w:ascii="Segoe UI Emoji" w:hAnsi="Segoe UI Emoji" w:cs="Segoe UI Emoji"/>
+          <w:b/>
+          <w:bCs/>
+        </w:rPr>
+        <w:t>a</w:t>
+      </w:r>
+      <w:proofErr w:type="spellEnd"/>
+      <w:r>
+        <w:rPr>
+          <w:rFonts w:ascii="Segoe UI Emoji" w:hAnsi="Segoe UI Emoji" w:cs="Segoe UI Emoji"/>
+          <w:b/>
+          <w:bCs/>
+        </w:rPr>
+        <w:t xml:space="preserve"> $1.5\%$ de frais, la simulation tourne à $+5.5\%$.</w:t>
+      </w:r>
+    </w:p>
+    <w:p>
+      <w:pPr>
+        <w:numPr>
+          <w:ilvl w:val="0"/>
+          <w:numId w:val="27"/>
+        </w:numPr>
+        <w:rPr>
+          <w:rFonts w:ascii="Segoe UI Emoji" w:hAnsi="Segoe UI Emoji" w:cs="Segoe UI Emoji"/>
+          <w:b/>
+          <w:bCs/>
+        </w:rPr>
+      </w:pPr>
+      <w:r>
+        <w:rPr>
+          <w:rFonts w:ascii="Segoe UI Emoji" w:hAnsi="Segoe UI Emoji" w:cs="Segoe UI Emoji"/>
+          <w:b/>
+          <w:bCs/>
+        </w:rPr>
+        <w:t>Friction de l'Inflation (Nouveau) : Intégration d'un taux d'inflation constant (ex: $2\%$ par an) pour afficher les résultats en euros constants (le pouvoir d'achat réel du futur, pas juste un gros chiffre abstrait).</w:t>
+      </w:r>
+    </w:p>
+    <w:p>
+      <w:pPr>
+        <w:numPr>
+          <w:ilvl w:val="0"/>
+          <w:numId w:val="27"/>
+        </w:numPr>
+        <w:rPr>
+          <w:rFonts w:ascii="Segoe UI Emoji" w:hAnsi="Segoe UI Emoji" w:cs="Segoe UI Emoji"/>
+          <w:b/>
+          <w:bCs/>
+        </w:rPr>
+      </w:pPr>
+      <w:r>
+        <w:rPr>
+          <w:rFonts w:ascii="Segoe UI Emoji" w:hAnsi="Segoe UI Emoji" w:cs="Segoe UI Emoji"/>
+          <w:b/>
+          <w:bCs/>
+        </w:rPr>
+        <w:t xml:space="preserve">Le "Calculateur FIRE" Net d'Impôts (Étape 11.2) : La règle des $4\%$ stipule que l'on peut retirer $4\%$ de son capital par an à l'indépendance. L'algorithme va calculer le </w:t>
+      </w:r>
+      <w:r>
+        <w:rPr>
+          <w:rFonts w:ascii="Segoe UI Emoji" w:hAnsi="Segoe UI Emoji" w:cs="Segoe UI Emoji"/>
+          <w:b/>
+          <w:bCs/>
+          <w:i/>
+          <w:iCs/>
+        </w:rPr>
+        <w:t xml:space="preserve">Target </w:t>
+      </w:r>
+      <w:proofErr w:type="spellStart"/>
+      <w:r>
+        <w:rPr>
+          <w:rFonts w:ascii="Segoe UI Emoji" w:hAnsi="Segoe UI Emoji" w:cs="Segoe UI Emoji"/>
+          <w:b/>
+          <w:bCs/>
+          <w:i/>
+          <w:iCs/>
+        </w:rPr>
+        <w:t>Number</w:t>
+      </w:r>
+      <w:proofErr w:type="spellEnd"/>
+      <w:r>
+        <w:rPr>
+          <w:rFonts w:ascii="Segoe UI Emoji" w:hAnsi="Segoe UI Emoji" w:cs="Segoe UI Emoji"/>
+          <w:b/>
+          <w:bCs/>
+        </w:rPr>
+        <w:t xml:space="preserve"> (Capital cible) non pas sur les dépenses brutes, mais en </w:t>
+      </w:r>
+      <w:proofErr w:type="spellStart"/>
+      <w:r>
+        <w:rPr>
+          <w:rFonts w:ascii="Segoe UI Emoji" w:hAnsi="Segoe UI Emoji" w:cs="Segoe UI Emoji"/>
+          <w:b/>
+          <w:bCs/>
+        </w:rPr>
+        <w:t>sur-dimensionnant</w:t>
+      </w:r>
+      <w:proofErr w:type="spellEnd"/>
+      <w:r>
+        <w:rPr>
+          <w:rFonts w:ascii="Segoe UI Emoji" w:hAnsi="Segoe UI Emoji" w:cs="Segoe UI Emoji"/>
+          <w:b/>
+          <w:bCs/>
+        </w:rPr>
+        <w:t xml:space="preserve"> le capital nécessaire pour couvrir l'impôt latent de l'enveloppe (ex: un capital logé sur un CTO devra être $15\%$ plus élevé que sur un PEA pour donner le même niveau de vie "net dans la poche").</w:t>
+      </w:r>
+    </w:p>
+    <w:p>
+      <w:pPr>
+        <w:rPr>
+          <w:rFonts w:ascii="Segoe UI Emoji" w:hAnsi="Segoe UI Emoji" w:cs="Segoe UI Emoji"/>
+          <w:b/>
+          <w:bCs/>
+        </w:rPr>
+      </w:pPr>
+      <w:r>
+        <w:rPr>
+          <w:rFonts w:ascii="Segoe UI Emoji" w:hAnsi="Segoe UI Emoji" w:cs="Segoe UI Emoji"/>
+          <w:b/>
+          <w:bCs/>
+        </w:rPr>
+        <w:t>B. Le Curseur de Stress de Marché Délinéarisé</w:t>
+      </w:r>
+    </w:p>
+    <w:p>
+      <w:pPr>
+        <w:rPr>
+          <w:rFonts w:ascii="Segoe UI Emoji" w:hAnsi="Segoe UI Emoji" w:cs="Segoe UI Emoji"/>
+          <w:b/>
+          <w:bCs/>
+        </w:rPr>
+      </w:pPr>
+      <w:r>
+        <w:rPr>
+          <w:rFonts w:ascii="Segoe UI Emoji" w:hAnsi="Segoe UI Emoji" w:cs="Segoe UI Emoji"/>
+          <w:b/>
+          <w:bCs/>
+        </w:rPr>
+        <w:t>Au lieu d'avoir 3 courbes figées, l'utilisateur pilote un sélecteur de scénario qui applique des chocs macroéconomiques asymétriques :</w:t>
+      </w:r>
+    </w:p>
+    <w:p>
+      <w:pPr>
+        <w:numPr>
+          <w:ilvl w:val="0"/>
+          <w:numId w:val="28"/>
+        </w:numPr>
+        <w:rPr>
+          <w:rFonts w:ascii="Segoe UI Emoji" w:hAnsi="Segoe UI Emoji" w:cs="Segoe UI Emoji"/>
+          <w:b/>
+          <w:bCs/>
+        </w:rPr>
+      </w:pPr>
+      <w:r>
+        <w:rPr>
+          <w:rFonts w:ascii="Segoe UI Emoji" w:hAnsi="Segoe UI Emoji" w:cs="Segoe UI Emoji"/>
+          <w:b/>
+          <w:bCs/>
+        </w:rPr>
+        <w:t>🟢 Scénario Optimiste : $+8\%$ (frais déduits), épargne stable.</w:t>
+      </w:r>
+    </w:p>
+    <w:p>
+      <w:pPr>
+        <w:numPr>
+          <w:ilvl w:val="0"/>
+          <w:numId w:val="28"/>
+        </w:numPr>
+        <w:rPr>
+          <w:rFonts w:ascii="Segoe UI Emoji" w:hAnsi="Segoe UI Emoji" w:cs="Segoe UI Emoji"/>
+          <w:b/>
+          <w:bCs/>
+        </w:rPr>
+      </w:pPr>
+      <w:r>
+        <w:rPr>
+          <w:rFonts w:ascii="Segoe UI Emoji" w:hAnsi="Segoe UI Emoji" w:cs="Segoe UI Emoji"/>
+          <w:b/>
+          <w:bCs/>
+        </w:rPr>
+        <w:t>🟡 Scénario Neutre : $+5\%$ (frais déduits), inflation à $2\%$.</w:t>
+      </w:r>
+    </w:p>
+    <w:p>
+      <w:pPr>
+        <w:numPr>
+          <w:ilvl w:val="0"/>
+          <w:numId w:val="28"/>
+        </w:numPr>
+        <w:rPr>
+          <w:rFonts w:ascii="Segoe UI Emoji" w:hAnsi="Segoe UI Emoji" w:cs="Segoe UI Emoji"/>
+          <w:b/>
+          <w:bCs/>
+        </w:rPr>
+      </w:pPr>
+      <w:r>
+        <w:rPr>
+          <w:rFonts w:ascii="Segoe UI Emoji" w:hAnsi="Segoe UI Emoji" w:cs="Segoe UI Emoji"/>
+          <w:b/>
+          <w:bCs/>
+        </w:rPr>
+        <w:t>🔴 Scénario "Grande Crise Légère" (Type 2008 / 2020) : L'algorithme applique une baisse aléatoire ou semi-fixe de $-25\%$ entre l'année 2 et 5, une stagnation de 2 ans ($0\%$), puis une reprise forte à $+6\%$. Cela montre visuellement l'effet du risque de séquence des rendements (subir une crise au début ou à la fin de sa phase d'épargne change tout).</w:t>
+      </w:r>
+    </w:p>
+    <w:p>
+      <w:pPr>
+        <w:rPr>
+          <w:rFonts w:ascii="Segoe UI Emoji" w:hAnsi="Segoe UI Emoji" w:cs="Segoe UI Emoji"/>
+          <w:b/>
+          <w:bCs/>
+        </w:rPr>
+      </w:pPr>
+      <w:r>
+        <w:rPr>
+          <w:rFonts w:ascii="Segoe UI Emoji" w:hAnsi="Segoe UI Emoji" w:cs="Segoe UI Emoji"/>
+          <w:b/>
+          <w:bCs/>
+        </w:rPr>
+        <w:t>C. L'Éditeur d'Événements de Vie Dynamiques</w:t>
+      </w:r>
+    </w:p>
+    <w:p>
+      <w:pPr>
+        <w:rPr>
+          <w:rFonts w:ascii="Segoe UI Emoji" w:hAnsi="Segoe UI Emoji" w:cs="Segoe UI Emoji"/>
+          <w:b/>
+          <w:bCs/>
+        </w:rPr>
+      </w:pPr>
+      <w:r>
+        <w:rPr>
+          <w:rFonts w:ascii="Segoe UI Emoji" w:hAnsi="Segoe UI Emoji" w:cs="Segoe UI Emoji"/>
+          <w:b/>
+          <w:bCs/>
+        </w:rPr>
+        <w:t xml:space="preserve">L'utilisateur peut jalonner sa ligne de temps avec des impacts financiers majeurs qui modifient instantanément la courbe </w:t>
+      </w:r>
+      <w:proofErr w:type="spellStart"/>
+      <w:r>
+        <w:rPr>
+          <w:rFonts w:ascii="Segoe UI Emoji" w:hAnsi="Segoe UI Emoji" w:cs="Segoe UI Emoji"/>
+          <w:b/>
+          <w:bCs/>
+        </w:rPr>
+        <w:t>Recharts</w:t>
+      </w:r>
+      <w:proofErr w:type="spellEnd"/>
+      <w:r>
+        <w:rPr>
+          <w:rFonts w:ascii="Segoe UI Emoji" w:hAnsi="Segoe UI Emoji" w:cs="Segoe UI Emoji"/>
+          <w:b/>
+          <w:bCs/>
+        </w:rPr>
+        <w:t xml:space="preserve"> :</w:t>
+      </w:r>
+    </w:p>
+    <w:tbl>
+      <w:tblPr>
+        <w:tblW w:w="0" w:type="auto"/>
+        <w:tblCellSpacing w:w="15" w:type="dxa"/>
+        <w:tblCellMar>
+          <w:top w:w="15" w:type="dxa"/>
+          <w:left w:w="15" w:type="dxa"/>
+          <w:bottom w:w="15" w:type="dxa"/>
+          <w:right w:w="15" w:type="dxa"/>
+        </w:tblCellMar>
+        <w:tblLook w:val="04A0" w:firstRow="1" w:lastRow="0" w:firstColumn="1" w:lastColumn="0" w:noHBand="0" w:noVBand="1"/>
+      </w:tblPr>
+      <w:tblGrid>
+        <w:gridCol w:w="1650"/>
+        <w:gridCol w:w="4960"/>
+        <w:gridCol w:w="2446"/>
+      </w:tblGrid>
+      <w:tr>
+        <w:trPr>
+          <w:tblHeader/>
+          <w:tblCellSpacing w:w="15" w:type="dxa"/>
+        </w:trPr>
+        <w:tc>
+          <w:tcPr>
+            <w:tcW w:w="0" w:type="auto"/>
+            <w:tcBorders>
+              <w:top w:val="single" w:sz="6" w:space="0" w:color="C4C7C5"/>
+              <w:left w:val="single" w:sz="6" w:space="0" w:color="C4C7C5"/>
+              <w:bottom w:val="single" w:sz="6" w:space="0" w:color="C4C7C5"/>
+              <w:right w:val="single" w:sz="6" w:space="0" w:color="C4C7C5"/>
+            </w:tcBorders>
+            <w:tcMar>
+              <w:top w:w="120" w:type="dxa"/>
+              <w:left w:w="180" w:type="dxa"/>
+              <w:bottom w:w="120" w:type="dxa"/>
+              <w:right w:w="180" w:type="dxa"/>
+            </w:tcMar>
+            <w:vAlign w:val="center"/>
+            <w:hideMark/>
+          </w:tcPr>
+          <w:p>
+            <w:pPr>
+              <w:rPr>
+                <w:rFonts w:ascii="Segoe UI Emoji" w:hAnsi="Segoe UI Emoji" w:cs="Segoe UI Emoji"/>
+                <w:b/>
+                <w:bCs/>
+              </w:rPr>
+            </w:pPr>
+            <w:r>
+              <w:rPr>
+                <w:rFonts w:ascii="Segoe UI Emoji" w:hAnsi="Segoe UI Emoji" w:cs="Segoe UI Emoji"/>
+                <w:b/>
+                <w:bCs/>
+              </w:rPr>
+              <w:t>Événement</w:t>
+            </w:r>
+          </w:p>
+        </w:tc>
+        <w:tc>
+          <w:tcPr>
+            <w:tcW w:w="0" w:type="auto"/>
+            <w:tcBorders>
+              <w:top w:val="single" w:sz="6" w:space="0" w:color="C4C7C5"/>
+              <w:left w:val="single" w:sz="6" w:space="0" w:color="C4C7C5"/>
+              <w:bottom w:val="single" w:sz="6" w:space="0" w:color="C4C7C5"/>
+              <w:right w:val="single" w:sz="6" w:space="0" w:color="C4C7C5"/>
+            </w:tcBorders>
+            <w:tcMar>
+              <w:top w:w="120" w:type="dxa"/>
+              <w:left w:w="180" w:type="dxa"/>
+              <w:bottom w:w="120" w:type="dxa"/>
+              <w:right w:w="180" w:type="dxa"/>
+            </w:tcMar>
+            <w:vAlign w:val="center"/>
+            <w:hideMark/>
+          </w:tcPr>
+          <w:p>
+            <w:pPr>
+              <w:rPr>
+                <w:rFonts w:ascii="Segoe UI Emoji" w:hAnsi="Segoe UI Emoji" w:cs="Segoe UI Emoji"/>
+                <w:b/>
+                <w:bCs/>
+              </w:rPr>
+            </w:pPr>
+            <w:r>
+              <w:rPr>
+                <w:rFonts w:ascii="Segoe UI Emoji" w:hAnsi="Segoe UI Emoji" w:cs="Segoe UI Emoji"/>
+                <w:b/>
+                <w:bCs/>
+              </w:rPr>
+              <w:t>Impact sur le simulateur</w:t>
+            </w:r>
+          </w:p>
+        </w:tc>
+        <w:tc>
+          <w:tcPr>
+            <w:tcW w:w="0" w:type="auto"/>
+            <w:tcBorders>
+              <w:top w:val="single" w:sz="6" w:space="0" w:color="C4C7C5"/>
+              <w:left w:val="single" w:sz="6" w:space="0" w:color="C4C7C5"/>
+              <w:bottom w:val="single" w:sz="6" w:space="0" w:color="C4C7C5"/>
+              <w:right w:val="single" w:sz="6" w:space="0" w:color="C4C7C5"/>
+            </w:tcBorders>
+            <w:tcMar>
+              <w:top w:w="120" w:type="dxa"/>
+              <w:left w:w="180" w:type="dxa"/>
+              <w:bottom w:w="120" w:type="dxa"/>
+              <w:right w:w="180" w:type="dxa"/>
+            </w:tcMar>
+            <w:vAlign w:val="center"/>
+            <w:hideMark/>
+          </w:tcPr>
+          <w:p>
+            <w:pPr>
+              <w:rPr>
+                <w:rFonts w:ascii="Segoe UI Emoji" w:hAnsi="Segoe UI Emoji" w:cs="Segoe UI Emoji"/>
+                <w:b/>
+                <w:bCs/>
+              </w:rPr>
+            </w:pPr>
+            <w:r>
+              <w:rPr>
+                <w:rFonts w:ascii="Segoe UI Emoji" w:hAnsi="Segoe UI Emoji" w:cs="Segoe UI Emoji"/>
+                <w:b/>
+                <w:bCs/>
+              </w:rPr>
+              <w:t>Connection avec les autres étapes</w:t>
+            </w:r>
+          </w:p>
+        </w:tc>
+      </w:tr>
+      <w:tr>
+        <w:trPr>
+          <w:tblCellSpacing w:w="15" w:type="dxa"/>
+        </w:trPr>
+        <w:tc>
+          <w:tcPr>
+            <w:tcW w:w="0" w:type="auto"/>
+            <w:tcBorders>
+              <w:top w:val="single" w:sz="6" w:space="0" w:color="C4C7C5"/>
+              <w:left w:val="single" w:sz="6" w:space="0" w:color="C4C7C5"/>
+              <w:bottom w:val="single" w:sz="6" w:space="0" w:color="C4C7C5"/>
+              <w:right w:val="single" w:sz="6" w:space="0" w:color="C4C7C5"/>
+            </w:tcBorders>
+            <w:tcMar>
+              <w:top w:w="120" w:type="dxa"/>
+              <w:left w:w="180" w:type="dxa"/>
+              <w:bottom w:w="120" w:type="dxa"/>
+              <w:right w:w="180" w:type="dxa"/>
+            </w:tcMar>
+            <w:vAlign w:val="center"/>
+            <w:hideMark/>
+          </w:tcPr>
+          <w:p>
+            <w:pPr>
+              <w:rPr>
+                <w:rFonts w:ascii="Segoe UI Emoji" w:hAnsi="Segoe UI Emoji" w:cs="Segoe UI Emoji"/>
+                <w:b/>
+                <w:bCs/>
+              </w:rPr>
+            </w:pPr>
+            <w:r>
+              <w:rPr>
+                <w:rFonts w:ascii="Segoe UI Emoji" w:hAnsi="Segoe UI Emoji" w:cs="Segoe UI Emoji"/>
+                <w:b/>
+                <w:bCs/>
+              </w:rPr>
+              <w:t>Achat Immobilier</w:t>
+            </w:r>
+          </w:p>
+        </w:tc>
+        <w:tc>
+          <w:tcPr>
+            <w:tcW w:w="0" w:type="auto"/>
+            <w:tcBorders>
+              <w:top w:val="single" w:sz="6" w:space="0" w:color="C4C7C5"/>
+              <w:left w:val="single" w:sz="6" w:space="0" w:color="C4C7C5"/>
+              <w:bottom w:val="single" w:sz="6" w:space="0" w:color="C4C7C5"/>
+              <w:right w:val="single" w:sz="6" w:space="0" w:color="C4C7C5"/>
+            </w:tcBorders>
+            <w:tcMar>
+              <w:top w:w="120" w:type="dxa"/>
+              <w:left w:w="180" w:type="dxa"/>
+              <w:bottom w:w="120" w:type="dxa"/>
+              <w:right w:w="180" w:type="dxa"/>
+            </w:tcMar>
+            <w:vAlign w:val="center"/>
+            <w:hideMark/>
+          </w:tcPr>
+          <w:p>
+            <w:pPr>
+              <w:rPr>
+                <w:rFonts w:ascii="Segoe UI Emoji" w:hAnsi="Segoe UI Emoji" w:cs="Segoe UI Emoji"/>
+                <w:b/>
+                <w:bCs/>
+              </w:rPr>
+            </w:pPr>
+            <w:r>
+              <w:rPr>
+                <w:rFonts w:ascii="Segoe UI Emoji" w:hAnsi="Segoe UI Emoji" w:cs="Segoe UI Emoji"/>
+                <w:b/>
+                <w:bCs/>
+              </w:rPr>
+              <w:t>Injection d'un apport (baisse du cash), hausse de la valeur brute du patrimoine, et ajout d'une dette (mensualité)</w:t>
+            </w:r>
+          </w:p>
+        </w:tc>
+        <w:tc>
+          <w:tcPr>
+            <w:tcW w:w="0" w:type="auto"/>
+            <w:tcBorders>
+              <w:top w:val="single" w:sz="6" w:space="0" w:color="C4C7C5"/>
+              <w:left w:val="single" w:sz="6" w:space="0" w:color="C4C7C5"/>
+              <w:bottom w:val="single" w:sz="6" w:space="0" w:color="C4C7C5"/>
+              <w:right w:val="single" w:sz="6" w:space="0" w:color="C4C7C5"/>
+            </w:tcBorders>
+            <w:tcMar>
+              <w:top w:w="120" w:type="dxa"/>
+              <w:left w:w="180" w:type="dxa"/>
+              <w:bottom w:w="120" w:type="dxa"/>
+              <w:right w:w="180" w:type="dxa"/>
+            </w:tcMar>
+            <w:vAlign w:val="center"/>
+            <w:hideMark/>
+          </w:tcPr>
+          <w:p>
+            <w:pPr>
+              <w:rPr>
+                <w:rFonts w:ascii="Segoe UI Emoji" w:hAnsi="Segoe UI Emoji" w:cs="Segoe UI Emoji"/>
+                <w:b/>
+                <w:bCs/>
+              </w:rPr>
+            </w:pPr>
+            <w:r>
+              <w:rPr>
+                <w:rFonts w:ascii="Segoe UI Emoji" w:hAnsi="Segoe UI Emoji" w:cs="Segoe UI Emoji"/>
+                <w:b/>
+                <w:bCs/>
+              </w:rPr>
+              <w:t>Étape 12.1 &amp; 12.3</w:t>
+            </w:r>
+          </w:p>
+        </w:tc>
+      </w:tr>
+      <w:tr>
+        <w:trPr>
+          <w:tblCellSpacing w:w="15" w:type="dxa"/>
+        </w:trPr>
+        <w:tc>
+          <w:tcPr>
+            <w:tcW w:w="0" w:type="auto"/>
+            <w:tcBorders>
+              <w:top w:val="single" w:sz="6" w:space="0" w:color="C4C7C5"/>
+              <w:left w:val="single" w:sz="6" w:space="0" w:color="C4C7C5"/>
+              <w:bottom w:val="single" w:sz="6" w:space="0" w:color="C4C7C5"/>
+              <w:right w:val="single" w:sz="6" w:space="0" w:color="C4C7C5"/>
+            </w:tcBorders>
+            <w:tcMar>
+              <w:top w:w="120" w:type="dxa"/>
+              <w:left w:w="180" w:type="dxa"/>
+              <w:bottom w:w="120" w:type="dxa"/>
+              <w:right w:w="180" w:type="dxa"/>
+            </w:tcMar>
+            <w:vAlign w:val="center"/>
+            <w:hideMark/>
+          </w:tcPr>
+          <w:p>
+            <w:pPr>
+              <w:rPr>
+                <w:rFonts w:ascii="Segoe UI Emoji" w:hAnsi="Segoe UI Emoji" w:cs="Segoe UI Emoji"/>
+                <w:b/>
+                <w:bCs/>
+              </w:rPr>
+            </w:pPr>
+            <w:r>
+              <w:rPr>
+                <w:rFonts w:ascii="Segoe UI Emoji" w:hAnsi="Segoe UI Emoji" w:cs="Segoe UI Emoji"/>
+                <w:b/>
+                <w:bCs/>
+              </w:rPr>
+              <w:lastRenderedPageBreak/>
+              <w:t>Fin d'un Crédit</w:t>
+            </w:r>
+          </w:p>
+        </w:tc>
+        <w:tc>
+          <w:tcPr>
+            <w:tcW w:w="0" w:type="auto"/>
+            <w:tcBorders>
+              <w:top w:val="single" w:sz="6" w:space="0" w:color="C4C7C5"/>
+              <w:left w:val="single" w:sz="6" w:space="0" w:color="C4C7C5"/>
+              <w:bottom w:val="single" w:sz="6" w:space="0" w:color="C4C7C5"/>
+              <w:right w:val="single" w:sz="6" w:space="0" w:color="C4C7C5"/>
+            </w:tcBorders>
+            <w:tcMar>
+              <w:top w:w="120" w:type="dxa"/>
+              <w:left w:w="180" w:type="dxa"/>
+              <w:bottom w:w="120" w:type="dxa"/>
+              <w:right w:w="180" w:type="dxa"/>
+            </w:tcMar>
+            <w:vAlign w:val="center"/>
+            <w:hideMark/>
+          </w:tcPr>
+          <w:p>
+            <w:pPr>
+              <w:rPr>
+                <w:rFonts w:ascii="Segoe UI Emoji" w:hAnsi="Segoe UI Emoji" w:cs="Segoe UI Emoji"/>
+                <w:b/>
+                <w:bCs/>
+              </w:rPr>
+            </w:pPr>
+            <w:r>
+              <w:rPr>
+                <w:rFonts w:ascii="Segoe UI Emoji" w:hAnsi="Segoe UI Emoji" w:cs="Segoe UI Emoji"/>
+                <w:b/>
+                <w:bCs/>
+              </w:rPr>
+              <w:t>Disparition de la mensualité de la table dettes $\</w:t>
+            </w:r>
+            <w:proofErr w:type="spellStart"/>
+            <w:r>
+              <w:rPr>
+                <w:rFonts w:ascii="Segoe UI Emoji" w:hAnsi="Segoe UI Emoji" w:cs="Segoe UI Emoji"/>
+                <w:b/>
+                <w:bCs/>
+              </w:rPr>
+              <w:t>rightarrow</w:t>
+            </w:r>
+            <w:proofErr w:type="spellEnd"/>
+            <w:r>
+              <w:rPr>
+                <w:rFonts w:ascii="Segoe UI Emoji" w:hAnsi="Segoe UI Emoji" w:cs="Segoe UI Emoji"/>
+                <w:b/>
+                <w:bCs/>
+              </w:rPr>
+              <w:t>$ la somme est automatiquement basculée dans la capacité d'épargne mensuelle</w:t>
+            </w:r>
+          </w:p>
+        </w:tc>
+        <w:tc>
+          <w:tcPr>
+            <w:tcW w:w="0" w:type="auto"/>
+            <w:tcBorders>
+              <w:top w:val="single" w:sz="6" w:space="0" w:color="C4C7C5"/>
+              <w:left w:val="single" w:sz="6" w:space="0" w:color="C4C7C5"/>
+              <w:bottom w:val="single" w:sz="6" w:space="0" w:color="C4C7C5"/>
+              <w:right w:val="single" w:sz="6" w:space="0" w:color="C4C7C5"/>
+            </w:tcBorders>
+            <w:tcMar>
+              <w:top w:w="120" w:type="dxa"/>
+              <w:left w:w="180" w:type="dxa"/>
+              <w:bottom w:w="120" w:type="dxa"/>
+              <w:right w:w="180" w:type="dxa"/>
+            </w:tcMar>
+            <w:vAlign w:val="center"/>
+            <w:hideMark/>
+          </w:tcPr>
+          <w:p>
+            <w:pPr>
+              <w:rPr>
+                <w:rFonts w:ascii="Segoe UI Emoji" w:hAnsi="Segoe UI Emoji" w:cs="Segoe UI Emoji"/>
+                <w:b/>
+                <w:bCs/>
+              </w:rPr>
+            </w:pPr>
+            <w:r>
+              <w:rPr>
+                <w:rFonts w:ascii="Segoe UI Emoji" w:hAnsi="Segoe UI Emoji" w:cs="Segoe UI Emoji"/>
+                <w:b/>
+                <w:bCs/>
+              </w:rPr>
+              <w:t>Étape 12.3 (Budget)</w:t>
+            </w:r>
+          </w:p>
+        </w:tc>
+      </w:tr>
+      <w:tr>
+        <w:trPr>
+          <w:tblCellSpacing w:w="15" w:type="dxa"/>
+        </w:trPr>
+        <w:tc>
+          <w:tcPr>
+            <w:tcW w:w="0" w:type="auto"/>
+            <w:tcBorders>
+              <w:top w:val="single" w:sz="6" w:space="0" w:color="C4C7C5"/>
+              <w:left w:val="single" w:sz="6" w:space="0" w:color="C4C7C5"/>
+              <w:bottom w:val="single" w:sz="6" w:space="0" w:color="C4C7C5"/>
+              <w:right w:val="single" w:sz="6" w:space="0" w:color="C4C7C5"/>
+            </w:tcBorders>
+            <w:tcMar>
+              <w:top w:w="120" w:type="dxa"/>
+              <w:left w:w="180" w:type="dxa"/>
+              <w:bottom w:w="120" w:type="dxa"/>
+              <w:right w:w="180" w:type="dxa"/>
+            </w:tcMar>
+            <w:vAlign w:val="center"/>
+            <w:hideMark/>
+          </w:tcPr>
+          <w:p>
+            <w:pPr>
+              <w:rPr>
+                <w:rFonts w:ascii="Segoe UI Emoji" w:hAnsi="Segoe UI Emoji" w:cs="Segoe UI Emoji"/>
+                <w:b/>
+                <w:bCs/>
+              </w:rPr>
+            </w:pPr>
+            <w:r>
+              <w:rPr>
+                <w:rFonts w:ascii="Segoe UI Emoji" w:hAnsi="Segoe UI Emoji" w:cs="Segoe UI Emoji"/>
+                <w:b/>
+                <w:bCs/>
+              </w:rPr>
+              <w:t>Héritage / Vente</w:t>
+            </w:r>
+          </w:p>
+        </w:tc>
+        <w:tc>
+          <w:tcPr>
+            <w:tcW w:w="0" w:type="auto"/>
+            <w:tcBorders>
+              <w:top w:val="single" w:sz="6" w:space="0" w:color="C4C7C5"/>
+              <w:left w:val="single" w:sz="6" w:space="0" w:color="C4C7C5"/>
+              <w:bottom w:val="single" w:sz="6" w:space="0" w:color="C4C7C5"/>
+              <w:right w:val="single" w:sz="6" w:space="0" w:color="C4C7C5"/>
+            </w:tcBorders>
+            <w:tcMar>
+              <w:top w:w="120" w:type="dxa"/>
+              <w:left w:w="180" w:type="dxa"/>
+              <w:bottom w:w="120" w:type="dxa"/>
+              <w:right w:w="180" w:type="dxa"/>
+            </w:tcMar>
+            <w:vAlign w:val="center"/>
+            <w:hideMark/>
+          </w:tcPr>
+          <w:p>
+            <w:pPr>
+              <w:rPr>
+                <w:rFonts w:ascii="Segoe UI Emoji" w:hAnsi="Segoe UI Emoji" w:cs="Segoe UI Emoji"/>
+                <w:b/>
+                <w:bCs/>
+              </w:rPr>
+            </w:pPr>
+            <w:r>
+              <w:rPr>
+                <w:rFonts w:ascii="Segoe UI Emoji" w:hAnsi="Segoe UI Emoji" w:cs="Segoe UI Emoji"/>
+                <w:b/>
+                <w:bCs/>
+              </w:rPr>
+              <w:t>Injection d'un capital One-Shot à l'année $N$</w:t>
+            </w:r>
+          </w:p>
+        </w:tc>
+        <w:tc>
+          <w:tcPr>
+            <w:tcW w:w="0" w:type="auto"/>
+            <w:tcBorders>
+              <w:top w:val="single" w:sz="6" w:space="0" w:color="C4C7C5"/>
+              <w:left w:val="single" w:sz="6" w:space="0" w:color="C4C7C5"/>
+              <w:bottom w:val="single" w:sz="6" w:space="0" w:color="C4C7C5"/>
+              <w:right w:val="single" w:sz="6" w:space="0" w:color="C4C7C5"/>
+            </w:tcBorders>
+            <w:tcMar>
+              <w:top w:w="120" w:type="dxa"/>
+              <w:left w:w="180" w:type="dxa"/>
+              <w:bottom w:w="120" w:type="dxa"/>
+              <w:right w:w="180" w:type="dxa"/>
+            </w:tcMar>
+            <w:vAlign w:val="center"/>
+            <w:hideMark/>
+          </w:tcPr>
+          <w:p>
+            <w:pPr>
+              <w:rPr>
+                <w:rFonts w:ascii="Segoe UI Emoji" w:hAnsi="Segoe UI Emoji" w:cs="Segoe UI Emoji"/>
+                <w:b/>
+                <w:bCs/>
+              </w:rPr>
+            </w:pPr>
+            <w:r>
+              <w:rPr>
+                <w:rFonts w:ascii="Segoe UI Emoji" w:hAnsi="Segoe UI Emoji" w:cs="Segoe UI Emoji"/>
+                <w:b/>
+                <w:bCs/>
+              </w:rPr>
+              <w:t>Étape 11.2 (Option d'optimisation fiscale)</w:t>
+            </w:r>
+          </w:p>
+        </w:tc>
+      </w:tr>
+    </w:tbl>
+    <w:p>
+      <w:pPr>
+        <w:rPr>
+          <w:rFonts w:ascii="Segoe UI Emoji" w:hAnsi="Segoe UI Emoji" w:cs="Segoe UI Emoji"/>
+          <w:b/>
+          <w:bCs/>
+        </w:rPr>
+      </w:pPr>
+      <w:r>
+        <w:rPr>
+          <w:rFonts w:ascii="Segoe UI Emoji" w:hAnsi="Segoe UI Emoji" w:cs="Segoe UI Emoji"/>
+          <w:b/>
+          <w:bCs/>
+        </w:rPr>
+        <w:t>D. UI &amp; Comparaison (Dashboard /analyse/projections)</w:t>
+      </w:r>
+    </w:p>
+    <w:p>
+      <w:pPr>
+        <w:numPr>
+          <w:ilvl w:val="0"/>
+          <w:numId w:val="29"/>
+        </w:numPr>
+        <w:rPr>
+          <w:rFonts w:ascii="Segoe UI Emoji" w:hAnsi="Segoe UI Emoji" w:cs="Segoe UI Emoji"/>
+          <w:b/>
+          <w:bCs/>
+        </w:rPr>
+      </w:pPr>
+      <w:r>
+        <w:rPr>
+          <w:rFonts w:ascii="Segoe UI Emoji" w:hAnsi="Segoe UI Emoji" w:cs="Segoe UI Emoji"/>
+          <w:b/>
+          <w:bCs/>
+        </w:rPr>
+        <w:t>Le Graphique Multi-Trajectoires (</w:t>
+      </w:r>
+      <w:proofErr w:type="spellStart"/>
+      <w:r>
+        <w:rPr>
+          <w:rFonts w:ascii="Segoe UI Emoji" w:hAnsi="Segoe UI Emoji" w:cs="Segoe UI Emoji"/>
+          <w:b/>
+          <w:bCs/>
+        </w:rPr>
+        <w:t>Recharts</w:t>
+      </w:r>
+      <w:proofErr w:type="spellEnd"/>
+      <w:r>
+        <w:rPr>
+          <w:rFonts w:ascii="Segoe UI Emoji" w:hAnsi="Segoe UI Emoji" w:cs="Segoe UI Emoji"/>
+          <w:b/>
+          <w:bCs/>
+        </w:rPr>
+        <w:t xml:space="preserve"> Area/Line Chart) : Affiche la courbe médiane (Neutre) en ligne pleine, et une zone ombragée (le "tunnel" de probabilité) entre la courbe Optimiste et la courbe Crise.</w:t>
+      </w:r>
+    </w:p>
+    <w:p>
+      <w:pPr>
+        <w:numPr>
+          <w:ilvl w:val="0"/>
+          <w:numId w:val="29"/>
+        </w:numPr>
+        <w:rPr>
+          <w:rFonts w:ascii="Segoe UI Emoji" w:hAnsi="Segoe UI Emoji" w:cs="Segoe UI Emoji"/>
+          <w:b/>
+          <w:bCs/>
+        </w:rPr>
+      </w:pPr>
+      <w:r>
+        <w:rPr>
+          <w:rFonts w:ascii="Segoe UI Emoji" w:hAnsi="Segoe UI Emoji" w:cs="Segoe UI Emoji"/>
+          <w:b/>
+          <w:bCs/>
+        </w:rPr>
+        <w:t xml:space="preserve">Le Compteur de l'Âge d'Indépendance : Un badge dynamique qui indique : </w:t>
+      </w:r>
+      <w:r>
+        <w:rPr>
+          <w:rFonts w:ascii="Segoe UI Emoji" w:hAnsi="Segoe UI Emoji" w:cs="Segoe UI Emoji"/>
+          <w:b/>
+          <w:bCs/>
+          <w:i/>
+          <w:iCs/>
+        </w:rPr>
+        <w:t>« Au rythme actuel, vous atteindrez votre liberté financière à 44 ans (Scénario Neutre) ou 51 ans en cas de crise majeure sur les marchés. »</w:t>
+      </w:r>
+    </w:p>
+    <w:p>
+      <w:pPr>
+        <w:rPr>
+          <w:b/>
+          <w:bCs/>
+        </w:rPr>
+      </w:pPr>
+      <w:r>
+        <w:rPr>
+          <w:b/>
+          <w:bCs/>
+        </w:rPr>
+        <w:pict w14:anchorId="4CFB4EB9">
+          <v:rect id="_x0000_i1072" style="width:0;height:1.5pt" o:hralign="center" o:hrstd="t" o:hr="t" fillcolor="#a0a0a0" stroked="f"/>
+        </w:pict>
+      </w:r>
+    </w:p>
+    <w:p>
+      <w:pPr>
+        <w:rPr>
+          <w:b/>
+          <w:bCs/>
+        </w:rPr>
+      </w:pPr>
+      <w:r>
+        <w:rPr>
+          <w:rFonts w:ascii="Segoe UI Emoji" w:hAnsi="Segoe UI Emoji" w:cs="Segoe UI Emoji"/>
+          <w:b/>
+          <w:bCs/>
+        </w:rPr>
+        <w:t>🆕</w:t>
+      </w:r>
+      <w:r>
+        <w:rPr>
+          <w:b/>
+          <w:bCs/>
+        </w:rPr>
+        <w:t xml:space="preserve"> Étape 17 — Export Excel</w:t>
+      </w:r>
+    </w:p>
+    <w:p>
+      <w:pPr>
+        <w:rPr>
+          <w:b/>
+          <w:bCs/>
+        </w:rPr>
+      </w:pPr>
+      <w:r>
+        <w:rPr>
+          <w:b/>
+          <w:bCs/>
+        </w:rPr>
+        <w:t xml:space="preserve">Utilise </w:t>
+      </w:r>
+      <w:proofErr w:type="spellStart"/>
+      <w:r>
+        <w:rPr>
+          <w:b/>
+          <w:bCs/>
+        </w:rPr>
+        <w:t>SheetJS</w:t>
+      </w:r>
+      <w:proofErr w:type="spellEnd"/>
+      <w:r>
+        <w:rPr>
+          <w:b/>
+          <w:bCs/>
+        </w:rPr>
+        <w:t xml:space="preserve"> pour générer un fichier .xlsx ultra-propre avec de vrais tableaux de données bien mis en forme (couleurs, bordures) et</w:t>
+      </w:r>
+      <w:r>
+        <w:t xml:space="preserve"> </w:t>
+      </w:r>
+      <w:r>
+        <w:rPr>
+          <w:b/>
+          <w:bCs/>
+        </w:rPr>
+        <w:t xml:space="preserve">privilégie un export PDF de synthèse (via html2pdf.js ou </w:t>
+      </w:r>
+      <w:proofErr w:type="spellStart"/>
+      <w:r>
+        <w:rPr>
+          <w:b/>
+          <w:bCs/>
+        </w:rPr>
+        <w:t>react-pdf</w:t>
+      </w:r>
+      <w:proofErr w:type="spellEnd"/>
+      <w:r>
+        <w:rPr>
+          <w:b/>
+          <w:bCs/>
+        </w:rPr>
+        <w:t>) pour la capture visuelle des graphiques.</w:t>
+      </w:r>
+    </w:p>
+    <w:p>
+      <w:pPr>
+        <w:numPr>
+          <w:ilvl w:val="0"/>
+          <w:numId w:val="13"/>
+        </w:numPr>
+        <w:rPr>
+          <w:b/>
+          <w:bCs/>
+        </w:rPr>
+      </w:pPr>
+      <w:r>
+        <w:rPr>
+          <w:b/>
+          <w:bCs/>
+        </w:rPr>
+        <w:t xml:space="preserve">Utiliser </w:t>
+      </w:r>
+      <w:proofErr w:type="spellStart"/>
+      <w:r>
+        <w:rPr>
+          <w:b/>
+          <w:bCs/>
+        </w:rPr>
+        <w:t>SheetJS</w:t>
+      </w:r>
+      <w:proofErr w:type="spellEnd"/>
+      <w:r>
+        <w:rPr>
+          <w:b/>
+          <w:bCs/>
+        </w:rPr>
+        <w:t xml:space="preserve"> </w:t>
+      </w:r>
+    </w:p>
+    <w:p>
+      <w:pPr>
+        <w:numPr>
+          <w:ilvl w:val="0"/>
+          <w:numId w:val="13"/>
+        </w:numPr>
+        <w:rPr>
+          <w:b/>
+          <w:bCs/>
+        </w:rPr>
+      </w:pPr>
+      <w:r>
+        <w:rPr>
+          <w:b/>
+          <w:bCs/>
+        </w:rPr>
+        <w:t>Feuille 1 : toutes les transactions (filtrables par période)</w:t>
+      </w:r>
+    </w:p>
+    <w:p>
+      <w:pPr>
+        <w:numPr>
+          <w:ilvl w:val="0"/>
+          <w:numId w:val="13"/>
+        </w:numPr>
+        <w:rPr>
+          <w:b/>
+          <w:bCs/>
+        </w:rPr>
+      </w:pPr>
+      <w:r>
+        <w:rPr>
+          <w:b/>
+          <w:bCs/>
+        </w:rPr>
+        <w:t>Feuille 2 : rapport budget du mois (catégories + montants + % budget utilisé)</w:t>
+      </w:r>
+    </w:p>
+    <w:p>
+      <w:pPr>
+        <w:numPr>
+          <w:ilvl w:val="0"/>
+          <w:numId w:val="13"/>
+        </w:numPr>
+        <w:rPr>
+          <w:b/>
+          <w:bCs/>
+        </w:rPr>
+      </w:pPr>
+      <w:r>
+        <w:rPr>
+          <w:b/>
+          <w:bCs/>
+        </w:rPr>
+        <w:t xml:space="preserve">Feuille 3 : snapshot patrimoine (comptes + positions + </w:t>
+      </w:r>
+      <w:proofErr w:type="spellStart"/>
+      <w:r>
+        <w:rPr>
+          <w:b/>
+          <w:bCs/>
+        </w:rPr>
+        <w:t>immo</w:t>
+      </w:r>
+      <w:proofErr w:type="spellEnd"/>
+      <w:r>
+        <w:rPr>
+          <w:b/>
+          <w:bCs/>
+        </w:rPr>
+        <w:t xml:space="preserve"> + AV)</w:t>
+      </w:r>
+    </w:p>
+    <w:p>
+      <w:pPr>
+        <w:numPr>
+          <w:ilvl w:val="0"/>
+          <w:numId w:val="13"/>
+        </w:numPr>
+        <w:rPr>
+          <w:b/>
+          <w:bCs/>
+        </w:rPr>
+      </w:pPr>
+      <w:r>
+        <w:rPr>
+          <w:b/>
+          <w:bCs/>
+        </w:rPr>
+        <w:t xml:space="preserve">Graphiques : </w:t>
+      </w:r>
+      <w:r>
+        <w:rPr>
+          <w:b/>
+          <w:bCs/>
+        </w:rPr>
+        <w:t xml:space="preserve">export </w:t>
+      </w:r>
+      <w:proofErr w:type="spellStart"/>
+      <w:r>
+        <w:rPr>
+          <w:b/>
+          <w:bCs/>
+        </w:rPr>
+        <w:t>pdf</w:t>
+      </w:r>
+      <w:proofErr w:type="spellEnd"/>
+      <w:r>
+        <w:rPr>
+          <w:b/>
+          <w:bCs/>
+        </w:rPr>
+        <w:t xml:space="preserve"> </w:t>
+      </w:r>
+      <w:r>
+        <w:rPr>
+          <w:b/>
+          <w:bCs/>
+        </w:rPr>
+        <w:t xml:space="preserve">via html2pdf.js ou </w:t>
+      </w:r>
+      <w:proofErr w:type="spellStart"/>
+      <w:r>
+        <w:rPr>
+          <w:b/>
+          <w:bCs/>
+        </w:rPr>
+        <w:t>react-pdf</w:t>
+      </w:r>
+      <w:proofErr w:type="spellEnd"/>
+    </w:p>
+    <w:p>
+      <w:pPr>
+        <w:rPr>
+          <w:b/>
+          <w:bCs/>
+        </w:rPr>
+      </w:pPr>
+      <w:r>
+        <w:rPr>
+          <w:b/>
+          <w:bCs/>
+        </w:rPr>
+        <w:pict w14:anchorId="6007E84C">
+          <v:rect id="_x0000_i1073" style="width:0;height:1.5pt" o:hralign="center" o:hrstd="t" o:hr="t" fillcolor="#a0a0a0" stroked="f"/>
+        </w:pict>
+      </w:r>
+    </w:p>
+    <w:p>
+      <w:pPr>
+        <w:rPr>
+          <w:b/>
+          <w:bCs/>
+        </w:rPr>
+      </w:pPr>
+      <w:r>
+        <w:rPr>
+          <w:rFonts w:ascii="Segoe UI Emoji" w:hAnsi="Segoe UI Emoji" w:cs="Segoe UI Emoji"/>
+          <w:b/>
+          <w:bCs/>
+        </w:rPr>
+        <w:t>🆕</w:t>
+      </w:r>
+      <w:r>
+        <w:rPr>
+          <w:b/>
+          <w:bCs/>
+        </w:rPr>
+        <w:t xml:space="preserve"> Étape 18 — Polish final</w:t>
+      </w:r>
+    </w:p>
+    <w:p>
+      <w:pPr>
+        <w:numPr>
+          <w:ilvl w:val="0"/>
+          <w:numId w:val="14"/>
+        </w:numPr>
+        <w:rPr>
+          <w:b/>
+          <w:bCs/>
+        </w:rPr>
+      </w:pPr>
+      <w:r>
+        <w:rPr>
+          <w:b/>
+          <w:bCs/>
+        </w:rPr>
+        <w:t xml:space="preserve">Responsive mobile : sidebar </w:t>
+      </w:r>
+      <w:proofErr w:type="spellStart"/>
+      <w:r>
+        <w:rPr>
+          <w:b/>
+          <w:bCs/>
+        </w:rPr>
+        <w:t>collapsible</w:t>
+      </w:r>
+      <w:proofErr w:type="spellEnd"/>
+      <w:r>
+        <w:rPr>
+          <w:b/>
+          <w:bCs/>
+        </w:rPr>
+        <w:t xml:space="preserve"> → </w:t>
+      </w:r>
+      <w:proofErr w:type="spellStart"/>
+      <w:r>
+        <w:rPr>
+          <w:b/>
+          <w:bCs/>
+        </w:rPr>
+        <w:t>bottom</w:t>
+      </w:r>
+      <w:proofErr w:type="spellEnd"/>
+      <w:r>
+        <w:rPr>
+          <w:b/>
+          <w:bCs/>
+        </w:rPr>
+        <w:t xml:space="preserve"> navigation bar sur mobile</w:t>
+      </w:r>
+    </w:p>
+    <w:p>
+      <w:pPr>
+        <w:numPr>
+          <w:ilvl w:val="0"/>
+          <w:numId w:val="14"/>
+        </w:numPr>
+        <w:rPr>
+          <w:b/>
+          <w:bCs/>
+        </w:rPr>
+      </w:pPr>
+      <w:r>
+        <w:rPr>
+          <w:b/>
+          <w:bCs/>
+        </w:rPr>
+        <w:t xml:space="preserve">Variables </w:t>
+      </w:r>
+      <w:proofErr w:type="spellStart"/>
+      <w:r>
+        <w:rPr>
+          <w:b/>
+          <w:bCs/>
+        </w:rPr>
+        <w:t>Vercel</w:t>
+      </w:r>
+      <w:proofErr w:type="spellEnd"/>
+      <w:r>
+        <w:rPr>
+          <w:b/>
+          <w:bCs/>
+        </w:rPr>
+        <w:t xml:space="preserve"> : ajouter VITE_SUPABASE_URL et VITE_SUPABASE_ANON_KEY dans </w:t>
+      </w:r>
+      <w:proofErr w:type="spellStart"/>
+      <w:r>
+        <w:rPr>
+          <w:b/>
+          <w:bCs/>
+        </w:rPr>
+        <w:t>Vercel</w:t>
+      </w:r>
+      <w:proofErr w:type="spellEnd"/>
+      <w:r>
+        <w:rPr>
+          <w:b/>
+          <w:bCs/>
+        </w:rPr>
+        <w:t xml:space="preserve"> → Settings → </w:t>
+      </w:r>
+      <w:proofErr w:type="spellStart"/>
+      <w:r>
+        <w:rPr>
+          <w:b/>
+          <w:bCs/>
+        </w:rPr>
+        <w:t>Environment</w:t>
+      </w:r>
+      <w:proofErr w:type="spellEnd"/>
+      <w:r>
+        <w:rPr>
+          <w:b/>
+          <w:bCs/>
+        </w:rPr>
+        <w:t xml:space="preserve"> Variables </w:t>
+      </w:r>
+      <w:r>
+        <w:rPr>
+          <w:b/>
+          <w:bCs/>
+          <w:i/>
+          <w:iCs/>
+        </w:rPr>
+        <w:t>(point d'attention critique noté dans le doc)</w:t>
+      </w:r>
+    </w:p>
+    <w:p>
+      <w:pPr>
+        <w:numPr>
+          <w:ilvl w:val="0"/>
+          <w:numId w:val="14"/>
+        </w:numPr>
+        <w:rPr>
+          <w:b/>
+          <w:bCs/>
+        </w:rPr>
+      </w:pPr>
+      <w:r>
+        <w:rPr>
+          <w:b/>
+          <w:bCs/>
+        </w:rPr>
+        <w:t xml:space="preserve">Cache </w:t>
+      </w:r>
+      <w:proofErr w:type="spellStart"/>
+      <w:r>
+        <w:rPr>
+          <w:b/>
+          <w:bCs/>
+        </w:rPr>
+        <w:t>Finnhub</w:t>
+      </w:r>
+      <w:proofErr w:type="spellEnd"/>
+      <w:r>
+        <w:rPr>
+          <w:b/>
+          <w:bCs/>
+        </w:rPr>
+        <w:t xml:space="preserve"> : si &gt; 20 positions, ajouter un cache côté Edge </w:t>
+      </w:r>
+      <w:proofErr w:type="spellStart"/>
+      <w:r>
+        <w:rPr>
+          <w:b/>
+          <w:bCs/>
+        </w:rPr>
+        <w:t>Function</w:t>
+      </w:r>
+      <w:proofErr w:type="spellEnd"/>
+      <w:r>
+        <w:rPr>
+          <w:b/>
+          <w:bCs/>
+        </w:rPr>
+        <w:t xml:space="preserve"> pour ne pas dépasser 60 appels/minute</w:t>
+      </w:r>
+    </w:p>
+    <w:p>
+      <w:pPr>
+        <w:numPr>
+          <w:ilvl w:val="0"/>
+          <w:numId w:val="14"/>
+        </w:numPr>
+        <w:rPr>
+          <w:b/>
+          <w:bCs/>
+        </w:rPr>
+      </w:pPr>
+      <w:r>
+        <w:rPr>
+          <w:b/>
+          <w:bCs/>
+        </w:rPr>
+        <w:t xml:space="preserve">Animations/transitions douces sur les graphiques </w:t>
+      </w:r>
+      <w:proofErr w:type="spellStart"/>
+      <w:r>
+        <w:rPr>
+          <w:b/>
+          <w:bCs/>
+        </w:rPr>
+        <w:t>Recharts</w:t>
+      </w:r>
+      <w:proofErr w:type="spellEnd"/>
+    </w:p>
+    <w:p>
+      <w:pPr>
+        <w:numPr>
+          <w:ilvl w:val="0"/>
+          <w:numId w:val="14"/>
+        </w:numPr>
+        <w:rPr>
+          <w:b/>
+          <w:bCs/>
+        </w:rPr>
+      </w:pPr>
+      <w:r>
+        <w:rPr>
+          <w:b/>
+          <w:bCs/>
+        </w:rPr>
+        <w:lastRenderedPageBreak/>
+        <w:t>États de chargement (skeletons) et messages d'erreur soignés sur toutes les pages</w:t>
+      </w:r>
+    </w:p>
+    <w:p>
+      <w:pPr>
+        <w:numPr>
+          <w:ilvl w:val="0"/>
+          <w:numId w:val="14"/>
+        </w:numPr>
+        <w:rPr>
+          <w:b/>
+          <w:bCs/>
+        </w:rPr>
+      </w:pPr>
+      <w:r>
+        <w:rPr>
+          <w:b/>
+          <w:bCs/>
+        </w:rPr>
+        <w:t>Tests multi-utilisateurs finaux</w:t>
+      </w:r>
+    </w:p>
+    <w:p>
+      <w:pPr>
+        <w:numPr>
+          <w:ilvl w:val="0"/>
+          <w:numId w:val="14"/>
+        </w:numPr>
+        <w:rPr>
+          <w:b/>
+          <w:bCs/>
+        </w:rPr>
+      </w:pPr>
+      <w:r>
+        <w:rPr>
+          <w:b/>
+          <w:bCs/>
+        </w:rPr>
+        <w:t xml:space="preserve">Ne fais jamais d'appels </w:t>
+      </w:r>
+      <w:proofErr w:type="spellStart"/>
+      <w:r>
+        <w:rPr>
+          <w:b/>
+          <w:bCs/>
+        </w:rPr>
+        <w:t>Finnhub</w:t>
+      </w:r>
+      <w:proofErr w:type="spellEnd"/>
+      <w:r>
+        <w:rPr>
+          <w:b/>
+          <w:bCs/>
+        </w:rPr>
+        <w:t xml:space="preserve"> directement depuis le </w:t>
+      </w:r>
+      <w:proofErr w:type="spellStart"/>
+      <w:r>
+        <w:rPr>
+          <w:b/>
+          <w:bCs/>
+        </w:rPr>
+        <w:t>front-end</w:t>
+      </w:r>
+      <w:proofErr w:type="spellEnd"/>
+      <w:r>
+        <w:rPr>
+          <w:b/>
+          <w:bCs/>
+        </w:rPr>
+        <w:t xml:space="preserve"> de ton application. Crée une table </w:t>
+      </w:r>
+      <w:proofErr w:type="spellStart"/>
+      <w:r>
+        <w:rPr>
+          <w:b/>
+          <w:bCs/>
+        </w:rPr>
+        <w:t>asset_prices_cache</w:t>
+      </w:r>
+      <w:proofErr w:type="spellEnd"/>
+      <w:r>
+        <w:rPr>
+          <w:b/>
+          <w:bCs/>
+        </w:rPr>
+        <w:t xml:space="preserve"> dans </w:t>
+      </w:r>
+      <w:proofErr w:type="spellStart"/>
+      <w:r>
+        <w:rPr>
+          <w:b/>
+          <w:bCs/>
+        </w:rPr>
+        <w:t>Supabase</w:t>
+      </w:r>
+      <w:proofErr w:type="spellEnd"/>
+      <w:r>
+        <w:rPr>
+          <w:b/>
+          <w:bCs/>
+        </w:rPr>
+        <w:t xml:space="preserve">. Un script (Edge </w:t>
+      </w:r>
+      <w:proofErr w:type="spellStart"/>
+      <w:r>
+        <w:rPr>
+          <w:b/>
+          <w:bCs/>
+        </w:rPr>
+        <w:t>Function</w:t>
+      </w:r>
+      <w:proofErr w:type="spellEnd"/>
+      <w:r>
+        <w:rPr>
+          <w:b/>
+          <w:bCs/>
+        </w:rPr>
+        <w:t xml:space="preserve"> ou GitHub Action </w:t>
+      </w:r>
+      <w:proofErr w:type="spellStart"/>
+      <w:r>
+        <w:rPr>
+          <w:b/>
+          <w:bCs/>
+        </w:rPr>
+        <w:t>cron</w:t>
+      </w:r>
+      <w:proofErr w:type="spellEnd"/>
+      <w:r>
+        <w:rPr>
+          <w:b/>
+          <w:bCs/>
+        </w:rPr>
+        <w:t xml:space="preserve">) met à jour les prix des actions/ETF 1 à 2 fois par jour dans cette table. Ton application </w:t>
+      </w:r>
+      <w:proofErr w:type="spellStart"/>
+      <w:r>
+        <w:rPr>
+          <w:b/>
+          <w:bCs/>
+        </w:rPr>
+        <w:t>front-end</w:t>
+      </w:r>
+      <w:proofErr w:type="spellEnd"/>
+      <w:r>
+        <w:rPr>
+          <w:b/>
+          <w:bCs/>
+        </w:rPr>
+        <w:t xml:space="preserve"> interroge </w:t>
+      </w:r>
+      <w:r>
+        <w:rPr>
+          <w:b/>
+          <w:bCs/>
+          <w:i/>
+          <w:iCs/>
+        </w:rPr>
+        <w:t>uniquement</w:t>
+      </w:r>
+      <w:r>
+        <w:rPr>
+          <w:b/>
+          <w:bCs/>
+        </w:rPr>
+        <w:t xml:space="preserve"> ta table </w:t>
+      </w:r>
+      <w:proofErr w:type="spellStart"/>
+      <w:r>
+        <w:rPr>
+          <w:b/>
+          <w:bCs/>
+        </w:rPr>
+        <w:t>Supabase</w:t>
+      </w:r>
+      <w:proofErr w:type="spellEnd"/>
+      <w:r>
+        <w:rPr>
+          <w:b/>
+          <w:bCs/>
+        </w:rPr>
+        <w:t>. Gain de performance massif et 0 risque de ban de l'API.</w:t>
       </w:r>
     </w:p>
     <w:p/>
@@ -380,6 +5716,1049 @@
 <file path=word/numbering.xml><?xml version="1.0" encoding="utf-8"?>
 <w:numbering xmlns:wpc="http://schemas.microsoft.com/office/word/2010/wordprocessingCanvas" xmlns:cx="http://schemas.microsoft.com/office/drawing/2014/chartex" xmlns:cx1="http://schemas.microsoft.com/office/drawing/2015/9/8/chartex" xmlns:cx2="http://schemas.microsoft.com/office/drawing/2015/10/21/chartex" xmlns:cx3="http://schemas.microsoft.com/office/drawing/2016/5/9/chartex" xmlns:cx4="http://schemas.microsoft.com/office/drawing/2016/5/10/chartex" xmlns:cx5="http://schemas.microsoft.com/office/drawing/2016/5/11/chartex" xmlns:cx6="http://schemas.microsoft.com/office/drawing/2016/5/12/chartex" xmlns:cx7="http://schemas.microsoft.com/office/drawing/2016/5/13/chartex" xmlns:cx8="http://schemas.microsoft.com/office/drawing/2016/5/14/chartex" xmlns:mc="http://schemas.openxmlformats.org/markup-compatibility/2006" xmlns:aink="http://schemas.microsoft.com/office/drawing/2016/ink" xmlns:am3d="http://schemas.microsoft.com/office/drawing/2017/model3d" xmlns:o="urn:schemas-microsoft-com:office:office" xmlns:oel="http://schemas.microsoft.com/office/2019/extlst" xmlns:r="http://schemas.openxmlformats.org/officeDocument/2006/relationships" xmlns:m="http://schemas.openxmlformats.org/officeDocument/2006/math" xmlns:v="urn:schemas-microsoft-com:vml" xmlns:wp14="http://schemas.microsoft.com/office/word/2010/wordprocessingDrawing" xmlns:wp="http://schemas.openxmlformats.org/drawingml/2006/wordprocessingDrawing" xmlns:w10="urn:schemas-microsoft-com:office:word" xmlns:w="http://schemas.openxmlformats.org/wordprocessingml/2006/main" xmlns:w14="http://schemas.microsoft.com/office/word/2010/wordml" xmlns:w15="http://schemas.microsoft.com/office/word/2012/wordml" xmlns:w16cex="http://schemas.microsoft.com/office/word/2018/wordml/cex" xmlns:w16cid="http://schemas.microsoft.com/office/word/2016/wordml/cid" xmlns:w16="http://schemas.microsoft.com/office/word/2018/wordml" xmlns:w16sdtdh="http://schemas.microsoft.com/office/word/2020/wordml/sdtdatahash" xmlns:w16se="http://schemas.microsoft.com/office/word/2015/wordml/symex" xmlns:wpg="http://schemas.microsoft.com/office/word/2010/wordprocessingGroup" xmlns:wpi="http://schemas.microsoft.com/office/word/2010/wordprocessingInk" xmlns:wne="http://schemas.microsoft.com/office/word/2006/wordml" xmlns:wps="http://schemas.microsoft.com/office/word/2010/wordprocessingShape" mc:Ignorable="w14 w15 w16se w16cid w16 w16cex w16sdtdh wp14">
   <w:abstractNum w:abstractNumId="0" w15:restartNumberingAfterBreak="0">
+    <w:nsid w:val="0E964173"/>
+    <w:multiLevelType w:val="multilevel"/>
+    <w:tmpl w:val="0FA0BCB0"/>
+    <w:lvl w:ilvl="0">
+      <w:start w:val="1"/>
+      <w:numFmt w:val="bullet"/>
+      <w:lvlText w:val=""/>
+      <w:lvlJc w:val="left"/>
+      <w:pPr>
+        <w:tabs>
+          <w:tab w:val="num" w:pos="720"/>
+        </w:tabs>
+        <w:ind w:left="720" w:hanging="360"/>
+      </w:pPr>
+      <w:rPr>
+        <w:rFonts w:ascii="Symbol" w:hAnsi="Symbol" w:hint="default"/>
+        <w:sz w:val="20"/>
+      </w:rPr>
+    </w:lvl>
+    <w:lvl w:ilvl="1" w:tentative="1">
+      <w:start w:val="1"/>
+      <w:numFmt w:val="bullet"/>
+      <w:lvlText w:val="o"/>
+      <w:lvlJc w:val="left"/>
+      <w:pPr>
+        <w:tabs>
+          <w:tab w:val="num" w:pos="1440"/>
+        </w:tabs>
+        <w:ind w:left="1440" w:hanging="360"/>
+      </w:pPr>
+      <w:rPr>
+        <w:rFonts w:ascii="Courier New" w:hAnsi="Courier New" w:hint="default"/>
+        <w:sz w:val="20"/>
+      </w:rPr>
+    </w:lvl>
+    <w:lvl w:ilvl="2" w:tentative="1">
+      <w:start w:val="1"/>
+      <w:numFmt w:val="bullet"/>
+      <w:lvlText w:val=""/>
+      <w:lvlJc w:val="left"/>
+      <w:pPr>
+        <w:tabs>
+          <w:tab w:val="num" w:pos="2160"/>
+        </w:tabs>
+        <w:ind w:left="2160" w:hanging="360"/>
+      </w:pPr>
+      <w:rPr>
+        <w:rFonts w:ascii="Wingdings" w:hAnsi="Wingdings" w:hint="default"/>
+        <w:sz w:val="20"/>
+      </w:rPr>
+    </w:lvl>
+    <w:lvl w:ilvl="3" w:tentative="1">
+      <w:start w:val="1"/>
+      <w:numFmt w:val="bullet"/>
+      <w:lvlText w:val=""/>
+      <w:lvlJc w:val="left"/>
+      <w:pPr>
+        <w:tabs>
+          <w:tab w:val="num" w:pos="2880"/>
+        </w:tabs>
+        <w:ind w:left="2880" w:hanging="360"/>
+      </w:pPr>
+      <w:rPr>
+        <w:rFonts w:ascii="Wingdings" w:hAnsi="Wingdings" w:hint="default"/>
+        <w:sz w:val="20"/>
+      </w:rPr>
+    </w:lvl>
+    <w:lvl w:ilvl="4" w:tentative="1">
+      <w:start w:val="1"/>
+      <w:numFmt w:val="bullet"/>
+      <w:lvlText w:val=""/>
+      <w:lvlJc w:val="left"/>
+      <w:pPr>
+        <w:tabs>
+          <w:tab w:val="num" w:pos="3600"/>
+        </w:tabs>
+        <w:ind w:left="3600" w:hanging="360"/>
+      </w:pPr>
+      <w:rPr>
+        <w:rFonts w:ascii="Wingdings" w:hAnsi="Wingdings" w:hint="default"/>
+        <w:sz w:val="20"/>
+      </w:rPr>
+    </w:lvl>
+    <w:lvl w:ilvl="5" w:tentative="1">
+      <w:start w:val="1"/>
+      <w:numFmt w:val="bullet"/>
+      <w:lvlText w:val=""/>
+      <w:lvlJc w:val="left"/>
+      <w:pPr>
+        <w:tabs>
+          <w:tab w:val="num" w:pos="4320"/>
+        </w:tabs>
+        <w:ind w:left="4320" w:hanging="360"/>
+      </w:pPr>
+      <w:rPr>
+        <w:rFonts w:ascii="Wingdings" w:hAnsi="Wingdings" w:hint="default"/>
+        <w:sz w:val="20"/>
+      </w:rPr>
+    </w:lvl>
+    <w:lvl w:ilvl="6" w:tentative="1">
+      <w:start w:val="1"/>
+      <w:numFmt w:val="bullet"/>
+      <w:lvlText w:val=""/>
+      <w:lvlJc w:val="left"/>
+      <w:pPr>
+        <w:tabs>
+          <w:tab w:val="num" w:pos="5040"/>
+        </w:tabs>
+        <w:ind w:left="5040" w:hanging="360"/>
+      </w:pPr>
+      <w:rPr>
+        <w:rFonts w:ascii="Wingdings" w:hAnsi="Wingdings" w:hint="default"/>
+        <w:sz w:val="20"/>
+      </w:rPr>
+    </w:lvl>
+    <w:lvl w:ilvl="7" w:tentative="1">
+      <w:start w:val="1"/>
+      <w:numFmt w:val="bullet"/>
+      <w:lvlText w:val=""/>
+      <w:lvlJc w:val="left"/>
+      <w:pPr>
+        <w:tabs>
+          <w:tab w:val="num" w:pos="5760"/>
+        </w:tabs>
+        <w:ind w:left="5760" w:hanging="360"/>
+      </w:pPr>
+      <w:rPr>
+        <w:rFonts w:ascii="Wingdings" w:hAnsi="Wingdings" w:hint="default"/>
+        <w:sz w:val="20"/>
+      </w:rPr>
+    </w:lvl>
+    <w:lvl w:ilvl="8" w:tentative="1">
+      <w:start w:val="1"/>
+      <w:numFmt w:val="bullet"/>
+      <w:lvlText w:val=""/>
+      <w:lvlJc w:val="left"/>
+      <w:pPr>
+        <w:tabs>
+          <w:tab w:val="num" w:pos="6480"/>
+        </w:tabs>
+        <w:ind w:left="6480" w:hanging="360"/>
+      </w:pPr>
+      <w:rPr>
+        <w:rFonts w:ascii="Wingdings" w:hAnsi="Wingdings" w:hint="default"/>
+        <w:sz w:val="20"/>
+      </w:rPr>
+    </w:lvl>
+  </w:abstractNum>
+  <w:abstractNum w:abstractNumId="1" w15:restartNumberingAfterBreak="0">
+    <w:nsid w:val="117F60BD"/>
+    <w:multiLevelType w:val="multilevel"/>
+    <w:tmpl w:val="DBD8666C"/>
+    <w:lvl w:ilvl="0">
+      <w:start w:val="1"/>
+      <w:numFmt w:val="bullet"/>
+      <w:lvlText w:val=""/>
+      <w:lvlJc w:val="left"/>
+      <w:pPr>
+        <w:tabs>
+          <w:tab w:val="num" w:pos="720"/>
+        </w:tabs>
+        <w:ind w:left="720" w:hanging="360"/>
+      </w:pPr>
+      <w:rPr>
+        <w:rFonts w:ascii="Symbol" w:hAnsi="Symbol" w:hint="default"/>
+        <w:sz w:val="20"/>
+      </w:rPr>
+    </w:lvl>
+    <w:lvl w:ilvl="1" w:tentative="1">
+      <w:start w:val="1"/>
+      <w:numFmt w:val="bullet"/>
+      <w:lvlText w:val="o"/>
+      <w:lvlJc w:val="left"/>
+      <w:pPr>
+        <w:tabs>
+          <w:tab w:val="num" w:pos="1440"/>
+        </w:tabs>
+        <w:ind w:left="1440" w:hanging="360"/>
+      </w:pPr>
+      <w:rPr>
+        <w:rFonts w:ascii="Courier New" w:hAnsi="Courier New" w:hint="default"/>
+        <w:sz w:val="20"/>
+      </w:rPr>
+    </w:lvl>
+    <w:lvl w:ilvl="2" w:tentative="1">
+      <w:start w:val="1"/>
+      <w:numFmt w:val="bullet"/>
+      <w:lvlText w:val=""/>
+      <w:lvlJc w:val="left"/>
+      <w:pPr>
+        <w:tabs>
+          <w:tab w:val="num" w:pos="2160"/>
+        </w:tabs>
+        <w:ind w:left="2160" w:hanging="360"/>
+      </w:pPr>
+      <w:rPr>
+        <w:rFonts w:ascii="Wingdings" w:hAnsi="Wingdings" w:hint="default"/>
+        <w:sz w:val="20"/>
+      </w:rPr>
+    </w:lvl>
+    <w:lvl w:ilvl="3" w:tentative="1">
+      <w:start w:val="1"/>
+      <w:numFmt w:val="bullet"/>
+      <w:lvlText w:val=""/>
+      <w:lvlJc w:val="left"/>
+      <w:pPr>
+        <w:tabs>
+          <w:tab w:val="num" w:pos="2880"/>
+        </w:tabs>
+        <w:ind w:left="2880" w:hanging="360"/>
+      </w:pPr>
+      <w:rPr>
+        <w:rFonts w:ascii="Wingdings" w:hAnsi="Wingdings" w:hint="default"/>
+        <w:sz w:val="20"/>
+      </w:rPr>
+    </w:lvl>
+    <w:lvl w:ilvl="4" w:tentative="1">
+      <w:start w:val="1"/>
+      <w:numFmt w:val="bullet"/>
+      <w:lvlText w:val=""/>
+      <w:lvlJc w:val="left"/>
+      <w:pPr>
+        <w:tabs>
+          <w:tab w:val="num" w:pos="3600"/>
+        </w:tabs>
+        <w:ind w:left="3600" w:hanging="360"/>
+      </w:pPr>
+      <w:rPr>
+        <w:rFonts w:ascii="Wingdings" w:hAnsi="Wingdings" w:hint="default"/>
+        <w:sz w:val="20"/>
+      </w:rPr>
+    </w:lvl>
+    <w:lvl w:ilvl="5" w:tentative="1">
+      <w:start w:val="1"/>
+      <w:numFmt w:val="bullet"/>
+      <w:lvlText w:val=""/>
+      <w:lvlJc w:val="left"/>
+      <w:pPr>
+        <w:tabs>
+          <w:tab w:val="num" w:pos="4320"/>
+        </w:tabs>
+        <w:ind w:left="4320" w:hanging="360"/>
+      </w:pPr>
+      <w:rPr>
+        <w:rFonts w:ascii="Wingdings" w:hAnsi="Wingdings" w:hint="default"/>
+        <w:sz w:val="20"/>
+      </w:rPr>
+    </w:lvl>
+    <w:lvl w:ilvl="6" w:tentative="1">
+      <w:start w:val="1"/>
+      <w:numFmt w:val="bullet"/>
+      <w:lvlText w:val=""/>
+      <w:lvlJc w:val="left"/>
+      <w:pPr>
+        <w:tabs>
+          <w:tab w:val="num" w:pos="5040"/>
+        </w:tabs>
+        <w:ind w:left="5040" w:hanging="360"/>
+      </w:pPr>
+      <w:rPr>
+        <w:rFonts w:ascii="Wingdings" w:hAnsi="Wingdings" w:hint="default"/>
+        <w:sz w:val="20"/>
+      </w:rPr>
+    </w:lvl>
+    <w:lvl w:ilvl="7" w:tentative="1">
+      <w:start w:val="1"/>
+      <w:numFmt w:val="bullet"/>
+      <w:lvlText w:val=""/>
+      <w:lvlJc w:val="left"/>
+      <w:pPr>
+        <w:tabs>
+          <w:tab w:val="num" w:pos="5760"/>
+        </w:tabs>
+        <w:ind w:left="5760" w:hanging="360"/>
+      </w:pPr>
+      <w:rPr>
+        <w:rFonts w:ascii="Wingdings" w:hAnsi="Wingdings" w:hint="default"/>
+        <w:sz w:val="20"/>
+      </w:rPr>
+    </w:lvl>
+    <w:lvl w:ilvl="8" w:tentative="1">
+      <w:start w:val="1"/>
+      <w:numFmt w:val="bullet"/>
+      <w:lvlText w:val=""/>
+      <w:lvlJc w:val="left"/>
+      <w:pPr>
+        <w:tabs>
+          <w:tab w:val="num" w:pos="6480"/>
+        </w:tabs>
+        <w:ind w:left="6480" w:hanging="360"/>
+      </w:pPr>
+      <w:rPr>
+        <w:rFonts w:ascii="Wingdings" w:hAnsi="Wingdings" w:hint="default"/>
+        <w:sz w:val="20"/>
+      </w:rPr>
+    </w:lvl>
+  </w:abstractNum>
+  <w:abstractNum w:abstractNumId="2" w15:restartNumberingAfterBreak="0">
+    <w:nsid w:val="11F16B95"/>
+    <w:multiLevelType w:val="multilevel"/>
+    <w:tmpl w:val="079407F6"/>
+    <w:lvl w:ilvl="0">
+      <w:start w:val="1"/>
+      <w:numFmt w:val="bullet"/>
+      <w:lvlText w:val=""/>
+      <w:lvlJc w:val="left"/>
+      <w:pPr>
+        <w:tabs>
+          <w:tab w:val="num" w:pos="720"/>
+        </w:tabs>
+        <w:ind w:left="720" w:hanging="360"/>
+      </w:pPr>
+      <w:rPr>
+        <w:rFonts w:ascii="Symbol" w:hAnsi="Symbol" w:hint="default"/>
+        <w:sz w:val="20"/>
+      </w:rPr>
+    </w:lvl>
+    <w:lvl w:ilvl="1" w:tentative="1">
+      <w:start w:val="1"/>
+      <w:numFmt w:val="bullet"/>
+      <w:lvlText w:val="o"/>
+      <w:lvlJc w:val="left"/>
+      <w:pPr>
+        <w:tabs>
+          <w:tab w:val="num" w:pos="1440"/>
+        </w:tabs>
+        <w:ind w:left="1440" w:hanging="360"/>
+      </w:pPr>
+      <w:rPr>
+        <w:rFonts w:ascii="Courier New" w:hAnsi="Courier New" w:hint="default"/>
+        <w:sz w:val="20"/>
+      </w:rPr>
+    </w:lvl>
+    <w:lvl w:ilvl="2" w:tentative="1">
+      <w:start w:val="1"/>
+      <w:numFmt w:val="bullet"/>
+      <w:lvlText w:val=""/>
+      <w:lvlJc w:val="left"/>
+      <w:pPr>
+        <w:tabs>
+          <w:tab w:val="num" w:pos="2160"/>
+        </w:tabs>
+        <w:ind w:left="2160" w:hanging="360"/>
+      </w:pPr>
+      <w:rPr>
+        <w:rFonts w:ascii="Wingdings" w:hAnsi="Wingdings" w:hint="default"/>
+        <w:sz w:val="20"/>
+      </w:rPr>
+    </w:lvl>
+    <w:lvl w:ilvl="3" w:tentative="1">
+      <w:start w:val="1"/>
+      <w:numFmt w:val="bullet"/>
+      <w:lvlText w:val=""/>
+      <w:lvlJc w:val="left"/>
+      <w:pPr>
+        <w:tabs>
+          <w:tab w:val="num" w:pos="2880"/>
+        </w:tabs>
+        <w:ind w:left="2880" w:hanging="360"/>
+      </w:pPr>
+      <w:rPr>
+        <w:rFonts w:ascii="Wingdings" w:hAnsi="Wingdings" w:hint="default"/>
+        <w:sz w:val="20"/>
+      </w:rPr>
+    </w:lvl>
+    <w:lvl w:ilvl="4" w:tentative="1">
+      <w:start w:val="1"/>
+      <w:numFmt w:val="bullet"/>
+      <w:lvlText w:val=""/>
+      <w:lvlJc w:val="left"/>
+      <w:pPr>
+        <w:tabs>
+          <w:tab w:val="num" w:pos="3600"/>
+        </w:tabs>
+        <w:ind w:left="3600" w:hanging="360"/>
+      </w:pPr>
+      <w:rPr>
+        <w:rFonts w:ascii="Wingdings" w:hAnsi="Wingdings" w:hint="default"/>
+        <w:sz w:val="20"/>
+      </w:rPr>
+    </w:lvl>
+    <w:lvl w:ilvl="5" w:tentative="1">
+      <w:start w:val="1"/>
+      <w:numFmt w:val="bullet"/>
+      <w:lvlText w:val=""/>
+      <w:lvlJc w:val="left"/>
+      <w:pPr>
+        <w:tabs>
+          <w:tab w:val="num" w:pos="4320"/>
+        </w:tabs>
+        <w:ind w:left="4320" w:hanging="360"/>
+      </w:pPr>
+      <w:rPr>
+        <w:rFonts w:ascii="Wingdings" w:hAnsi="Wingdings" w:hint="default"/>
+        <w:sz w:val="20"/>
+      </w:rPr>
+    </w:lvl>
+    <w:lvl w:ilvl="6" w:tentative="1">
+      <w:start w:val="1"/>
+      <w:numFmt w:val="bullet"/>
+      <w:lvlText w:val=""/>
+      <w:lvlJc w:val="left"/>
+      <w:pPr>
+        <w:tabs>
+          <w:tab w:val="num" w:pos="5040"/>
+        </w:tabs>
+        <w:ind w:left="5040" w:hanging="360"/>
+      </w:pPr>
+      <w:rPr>
+        <w:rFonts w:ascii="Wingdings" w:hAnsi="Wingdings" w:hint="default"/>
+        <w:sz w:val="20"/>
+      </w:rPr>
+    </w:lvl>
+    <w:lvl w:ilvl="7" w:tentative="1">
+      <w:start w:val="1"/>
+      <w:numFmt w:val="bullet"/>
+      <w:lvlText w:val=""/>
+      <w:lvlJc w:val="left"/>
+      <w:pPr>
+        <w:tabs>
+          <w:tab w:val="num" w:pos="5760"/>
+        </w:tabs>
+        <w:ind w:left="5760" w:hanging="360"/>
+      </w:pPr>
+      <w:rPr>
+        <w:rFonts w:ascii="Wingdings" w:hAnsi="Wingdings" w:hint="default"/>
+        <w:sz w:val="20"/>
+      </w:rPr>
+    </w:lvl>
+    <w:lvl w:ilvl="8" w:tentative="1">
+      <w:start w:val="1"/>
+      <w:numFmt w:val="bullet"/>
+      <w:lvlText w:val=""/>
+      <w:lvlJc w:val="left"/>
+      <w:pPr>
+        <w:tabs>
+          <w:tab w:val="num" w:pos="6480"/>
+        </w:tabs>
+        <w:ind w:left="6480" w:hanging="360"/>
+      </w:pPr>
+      <w:rPr>
+        <w:rFonts w:ascii="Wingdings" w:hAnsi="Wingdings" w:hint="default"/>
+        <w:sz w:val="20"/>
+      </w:rPr>
+    </w:lvl>
+  </w:abstractNum>
+  <w:abstractNum w:abstractNumId="3" w15:restartNumberingAfterBreak="0">
+    <w:nsid w:val="21420AC0"/>
+    <w:multiLevelType w:val="multilevel"/>
+    <w:tmpl w:val="15C45A94"/>
+    <w:lvl w:ilvl="0">
+      <w:start w:val="1"/>
+      <w:numFmt w:val="bullet"/>
+      <w:lvlText w:val=""/>
+      <w:lvlJc w:val="left"/>
+      <w:pPr>
+        <w:tabs>
+          <w:tab w:val="num" w:pos="720"/>
+        </w:tabs>
+        <w:ind w:left="720" w:hanging="360"/>
+      </w:pPr>
+      <w:rPr>
+        <w:rFonts w:ascii="Symbol" w:hAnsi="Symbol" w:hint="default"/>
+        <w:sz w:val="20"/>
+      </w:rPr>
+    </w:lvl>
+    <w:lvl w:ilvl="1" w:tentative="1">
+      <w:start w:val="1"/>
+      <w:numFmt w:val="bullet"/>
+      <w:lvlText w:val="o"/>
+      <w:lvlJc w:val="left"/>
+      <w:pPr>
+        <w:tabs>
+          <w:tab w:val="num" w:pos="1440"/>
+        </w:tabs>
+        <w:ind w:left="1440" w:hanging="360"/>
+      </w:pPr>
+      <w:rPr>
+        <w:rFonts w:ascii="Courier New" w:hAnsi="Courier New" w:hint="default"/>
+        <w:sz w:val="20"/>
+      </w:rPr>
+    </w:lvl>
+    <w:lvl w:ilvl="2" w:tentative="1">
+      <w:start w:val="1"/>
+      <w:numFmt w:val="bullet"/>
+      <w:lvlText w:val=""/>
+      <w:lvlJc w:val="left"/>
+      <w:pPr>
+        <w:tabs>
+          <w:tab w:val="num" w:pos="2160"/>
+        </w:tabs>
+        <w:ind w:left="2160" w:hanging="360"/>
+      </w:pPr>
+      <w:rPr>
+        <w:rFonts w:ascii="Wingdings" w:hAnsi="Wingdings" w:hint="default"/>
+        <w:sz w:val="20"/>
+      </w:rPr>
+    </w:lvl>
+    <w:lvl w:ilvl="3" w:tentative="1">
+      <w:start w:val="1"/>
+      <w:numFmt w:val="bullet"/>
+      <w:lvlText w:val=""/>
+      <w:lvlJc w:val="left"/>
+      <w:pPr>
+        <w:tabs>
+          <w:tab w:val="num" w:pos="2880"/>
+        </w:tabs>
+        <w:ind w:left="2880" w:hanging="360"/>
+      </w:pPr>
+      <w:rPr>
+        <w:rFonts w:ascii="Wingdings" w:hAnsi="Wingdings" w:hint="default"/>
+        <w:sz w:val="20"/>
+      </w:rPr>
+    </w:lvl>
+    <w:lvl w:ilvl="4" w:tentative="1">
+      <w:start w:val="1"/>
+      <w:numFmt w:val="bullet"/>
+      <w:lvlText w:val=""/>
+      <w:lvlJc w:val="left"/>
+      <w:pPr>
+        <w:tabs>
+          <w:tab w:val="num" w:pos="3600"/>
+        </w:tabs>
+        <w:ind w:left="3600" w:hanging="360"/>
+      </w:pPr>
+      <w:rPr>
+        <w:rFonts w:ascii="Wingdings" w:hAnsi="Wingdings" w:hint="default"/>
+        <w:sz w:val="20"/>
+      </w:rPr>
+    </w:lvl>
+    <w:lvl w:ilvl="5" w:tentative="1">
+      <w:start w:val="1"/>
+      <w:numFmt w:val="bullet"/>
+      <w:lvlText w:val=""/>
+      <w:lvlJc w:val="left"/>
+      <w:pPr>
+        <w:tabs>
+          <w:tab w:val="num" w:pos="4320"/>
+        </w:tabs>
+        <w:ind w:left="4320" w:hanging="360"/>
+      </w:pPr>
+      <w:rPr>
+        <w:rFonts w:ascii="Wingdings" w:hAnsi="Wingdings" w:hint="default"/>
+        <w:sz w:val="20"/>
+      </w:rPr>
+    </w:lvl>
+    <w:lvl w:ilvl="6" w:tentative="1">
+      <w:start w:val="1"/>
+      <w:numFmt w:val="bullet"/>
+      <w:lvlText w:val=""/>
+      <w:lvlJc w:val="left"/>
+      <w:pPr>
+        <w:tabs>
+          <w:tab w:val="num" w:pos="5040"/>
+        </w:tabs>
+        <w:ind w:left="5040" w:hanging="360"/>
+      </w:pPr>
+      <w:rPr>
+        <w:rFonts w:ascii="Wingdings" w:hAnsi="Wingdings" w:hint="default"/>
+        <w:sz w:val="20"/>
+      </w:rPr>
+    </w:lvl>
+    <w:lvl w:ilvl="7" w:tentative="1">
+      <w:start w:val="1"/>
+      <w:numFmt w:val="bullet"/>
+      <w:lvlText w:val=""/>
+      <w:lvlJc w:val="left"/>
+      <w:pPr>
+        <w:tabs>
+          <w:tab w:val="num" w:pos="5760"/>
+        </w:tabs>
+        <w:ind w:left="5760" w:hanging="360"/>
+      </w:pPr>
+      <w:rPr>
+        <w:rFonts w:ascii="Wingdings" w:hAnsi="Wingdings" w:hint="default"/>
+        <w:sz w:val="20"/>
+      </w:rPr>
+    </w:lvl>
+    <w:lvl w:ilvl="8" w:tentative="1">
+      <w:start w:val="1"/>
+      <w:numFmt w:val="bullet"/>
+      <w:lvlText w:val=""/>
+      <w:lvlJc w:val="left"/>
+      <w:pPr>
+        <w:tabs>
+          <w:tab w:val="num" w:pos="6480"/>
+        </w:tabs>
+        <w:ind w:left="6480" w:hanging="360"/>
+      </w:pPr>
+      <w:rPr>
+        <w:rFonts w:ascii="Wingdings" w:hAnsi="Wingdings" w:hint="default"/>
+        <w:sz w:val="20"/>
+      </w:rPr>
+    </w:lvl>
+  </w:abstractNum>
+  <w:abstractNum w:abstractNumId="4" w15:restartNumberingAfterBreak="0">
+    <w:nsid w:val="2540377B"/>
+    <w:multiLevelType w:val="multilevel"/>
+    <w:tmpl w:val="50E25544"/>
+    <w:lvl w:ilvl="0">
+      <w:start w:val="1"/>
+      <w:numFmt w:val="bullet"/>
+      <w:lvlText w:val=""/>
+      <w:lvlJc w:val="left"/>
+      <w:pPr>
+        <w:tabs>
+          <w:tab w:val="num" w:pos="720"/>
+        </w:tabs>
+        <w:ind w:left="720" w:hanging="360"/>
+      </w:pPr>
+      <w:rPr>
+        <w:rFonts w:ascii="Symbol" w:hAnsi="Symbol" w:hint="default"/>
+        <w:sz w:val="20"/>
+      </w:rPr>
+    </w:lvl>
+    <w:lvl w:ilvl="1" w:tentative="1">
+      <w:start w:val="1"/>
+      <w:numFmt w:val="bullet"/>
+      <w:lvlText w:val="o"/>
+      <w:lvlJc w:val="left"/>
+      <w:pPr>
+        <w:tabs>
+          <w:tab w:val="num" w:pos="1440"/>
+        </w:tabs>
+        <w:ind w:left="1440" w:hanging="360"/>
+      </w:pPr>
+      <w:rPr>
+        <w:rFonts w:ascii="Courier New" w:hAnsi="Courier New" w:hint="default"/>
+        <w:sz w:val="20"/>
+      </w:rPr>
+    </w:lvl>
+    <w:lvl w:ilvl="2" w:tentative="1">
+      <w:start w:val="1"/>
+      <w:numFmt w:val="bullet"/>
+      <w:lvlText w:val=""/>
+      <w:lvlJc w:val="left"/>
+      <w:pPr>
+        <w:tabs>
+          <w:tab w:val="num" w:pos="2160"/>
+        </w:tabs>
+        <w:ind w:left="2160" w:hanging="360"/>
+      </w:pPr>
+      <w:rPr>
+        <w:rFonts w:ascii="Wingdings" w:hAnsi="Wingdings" w:hint="default"/>
+        <w:sz w:val="20"/>
+      </w:rPr>
+    </w:lvl>
+    <w:lvl w:ilvl="3" w:tentative="1">
+      <w:start w:val="1"/>
+      <w:numFmt w:val="bullet"/>
+      <w:lvlText w:val=""/>
+      <w:lvlJc w:val="left"/>
+      <w:pPr>
+        <w:tabs>
+          <w:tab w:val="num" w:pos="2880"/>
+        </w:tabs>
+        <w:ind w:left="2880" w:hanging="360"/>
+      </w:pPr>
+      <w:rPr>
+        <w:rFonts w:ascii="Wingdings" w:hAnsi="Wingdings" w:hint="default"/>
+        <w:sz w:val="20"/>
+      </w:rPr>
+    </w:lvl>
+    <w:lvl w:ilvl="4" w:tentative="1">
+      <w:start w:val="1"/>
+      <w:numFmt w:val="bullet"/>
+      <w:lvlText w:val=""/>
+      <w:lvlJc w:val="left"/>
+      <w:pPr>
+        <w:tabs>
+          <w:tab w:val="num" w:pos="3600"/>
+        </w:tabs>
+        <w:ind w:left="3600" w:hanging="360"/>
+      </w:pPr>
+      <w:rPr>
+        <w:rFonts w:ascii="Wingdings" w:hAnsi="Wingdings" w:hint="default"/>
+        <w:sz w:val="20"/>
+      </w:rPr>
+    </w:lvl>
+    <w:lvl w:ilvl="5" w:tentative="1">
+      <w:start w:val="1"/>
+      <w:numFmt w:val="bullet"/>
+      <w:lvlText w:val=""/>
+      <w:lvlJc w:val="left"/>
+      <w:pPr>
+        <w:tabs>
+          <w:tab w:val="num" w:pos="4320"/>
+        </w:tabs>
+        <w:ind w:left="4320" w:hanging="360"/>
+      </w:pPr>
+      <w:rPr>
+        <w:rFonts w:ascii="Wingdings" w:hAnsi="Wingdings" w:hint="default"/>
+        <w:sz w:val="20"/>
+      </w:rPr>
+    </w:lvl>
+    <w:lvl w:ilvl="6" w:tentative="1">
+      <w:start w:val="1"/>
+      <w:numFmt w:val="bullet"/>
+      <w:lvlText w:val=""/>
+      <w:lvlJc w:val="left"/>
+      <w:pPr>
+        <w:tabs>
+          <w:tab w:val="num" w:pos="5040"/>
+        </w:tabs>
+        <w:ind w:left="5040" w:hanging="360"/>
+      </w:pPr>
+      <w:rPr>
+        <w:rFonts w:ascii="Wingdings" w:hAnsi="Wingdings" w:hint="default"/>
+        <w:sz w:val="20"/>
+      </w:rPr>
+    </w:lvl>
+    <w:lvl w:ilvl="7" w:tentative="1">
+      <w:start w:val="1"/>
+      <w:numFmt w:val="bullet"/>
+      <w:lvlText w:val=""/>
+      <w:lvlJc w:val="left"/>
+      <w:pPr>
+        <w:tabs>
+          <w:tab w:val="num" w:pos="5760"/>
+        </w:tabs>
+        <w:ind w:left="5760" w:hanging="360"/>
+      </w:pPr>
+      <w:rPr>
+        <w:rFonts w:ascii="Wingdings" w:hAnsi="Wingdings" w:hint="default"/>
+        <w:sz w:val="20"/>
+      </w:rPr>
+    </w:lvl>
+    <w:lvl w:ilvl="8" w:tentative="1">
+      <w:start w:val="1"/>
+      <w:numFmt w:val="bullet"/>
+      <w:lvlText w:val=""/>
+      <w:lvlJc w:val="left"/>
+      <w:pPr>
+        <w:tabs>
+          <w:tab w:val="num" w:pos="6480"/>
+        </w:tabs>
+        <w:ind w:left="6480" w:hanging="360"/>
+      </w:pPr>
+      <w:rPr>
+        <w:rFonts w:ascii="Wingdings" w:hAnsi="Wingdings" w:hint="default"/>
+        <w:sz w:val="20"/>
+      </w:rPr>
+    </w:lvl>
+  </w:abstractNum>
+  <w:abstractNum w:abstractNumId="5" w15:restartNumberingAfterBreak="0">
+    <w:nsid w:val="281279B1"/>
+    <w:multiLevelType w:val="multilevel"/>
+    <w:tmpl w:val="83BEA67C"/>
+    <w:lvl w:ilvl="0">
+      <w:start w:val="1"/>
+      <w:numFmt w:val="bullet"/>
+      <w:lvlText w:val=""/>
+      <w:lvlJc w:val="left"/>
+      <w:pPr>
+        <w:tabs>
+          <w:tab w:val="num" w:pos="720"/>
+        </w:tabs>
+        <w:ind w:left="720" w:hanging="360"/>
+      </w:pPr>
+      <w:rPr>
+        <w:rFonts w:ascii="Symbol" w:hAnsi="Symbol" w:hint="default"/>
+        <w:sz w:val="20"/>
+      </w:rPr>
+    </w:lvl>
+    <w:lvl w:ilvl="1" w:tentative="1">
+      <w:start w:val="1"/>
+      <w:numFmt w:val="bullet"/>
+      <w:lvlText w:val="o"/>
+      <w:lvlJc w:val="left"/>
+      <w:pPr>
+        <w:tabs>
+          <w:tab w:val="num" w:pos="1440"/>
+        </w:tabs>
+        <w:ind w:left="1440" w:hanging="360"/>
+      </w:pPr>
+      <w:rPr>
+        <w:rFonts w:ascii="Courier New" w:hAnsi="Courier New" w:hint="default"/>
+        <w:sz w:val="20"/>
+      </w:rPr>
+    </w:lvl>
+    <w:lvl w:ilvl="2" w:tentative="1">
+      <w:start w:val="1"/>
+      <w:numFmt w:val="bullet"/>
+      <w:lvlText w:val=""/>
+      <w:lvlJc w:val="left"/>
+      <w:pPr>
+        <w:tabs>
+          <w:tab w:val="num" w:pos="2160"/>
+        </w:tabs>
+        <w:ind w:left="2160" w:hanging="360"/>
+      </w:pPr>
+      <w:rPr>
+        <w:rFonts w:ascii="Wingdings" w:hAnsi="Wingdings" w:hint="default"/>
+        <w:sz w:val="20"/>
+      </w:rPr>
+    </w:lvl>
+    <w:lvl w:ilvl="3" w:tentative="1">
+      <w:start w:val="1"/>
+      <w:numFmt w:val="bullet"/>
+      <w:lvlText w:val=""/>
+      <w:lvlJc w:val="left"/>
+      <w:pPr>
+        <w:tabs>
+          <w:tab w:val="num" w:pos="2880"/>
+        </w:tabs>
+        <w:ind w:left="2880" w:hanging="360"/>
+      </w:pPr>
+      <w:rPr>
+        <w:rFonts w:ascii="Wingdings" w:hAnsi="Wingdings" w:hint="default"/>
+        <w:sz w:val="20"/>
+      </w:rPr>
+    </w:lvl>
+    <w:lvl w:ilvl="4" w:tentative="1">
+      <w:start w:val="1"/>
+      <w:numFmt w:val="bullet"/>
+      <w:lvlText w:val=""/>
+      <w:lvlJc w:val="left"/>
+      <w:pPr>
+        <w:tabs>
+          <w:tab w:val="num" w:pos="3600"/>
+        </w:tabs>
+        <w:ind w:left="3600" w:hanging="360"/>
+      </w:pPr>
+      <w:rPr>
+        <w:rFonts w:ascii="Wingdings" w:hAnsi="Wingdings" w:hint="default"/>
+        <w:sz w:val="20"/>
+      </w:rPr>
+    </w:lvl>
+    <w:lvl w:ilvl="5" w:tentative="1">
+      <w:start w:val="1"/>
+      <w:numFmt w:val="bullet"/>
+      <w:lvlText w:val=""/>
+      <w:lvlJc w:val="left"/>
+      <w:pPr>
+        <w:tabs>
+          <w:tab w:val="num" w:pos="4320"/>
+        </w:tabs>
+        <w:ind w:left="4320" w:hanging="360"/>
+      </w:pPr>
+      <w:rPr>
+        <w:rFonts w:ascii="Wingdings" w:hAnsi="Wingdings" w:hint="default"/>
+        <w:sz w:val="20"/>
+      </w:rPr>
+    </w:lvl>
+    <w:lvl w:ilvl="6" w:tentative="1">
+      <w:start w:val="1"/>
+      <w:numFmt w:val="bullet"/>
+      <w:lvlText w:val=""/>
+      <w:lvlJc w:val="left"/>
+      <w:pPr>
+        <w:tabs>
+          <w:tab w:val="num" w:pos="5040"/>
+        </w:tabs>
+        <w:ind w:left="5040" w:hanging="360"/>
+      </w:pPr>
+      <w:rPr>
+        <w:rFonts w:ascii="Wingdings" w:hAnsi="Wingdings" w:hint="default"/>
+        <w:sz w:val="20"/>
+      </w:rPr>
+    </w:lvl>
+    <w:lvl w:ilvl="7" w:tentative="1">
+      <w:start w:val="1"/>
+      <w:numFmt w:val="bullet"/>
+      <w:lvlText w:val=""/>
+      <w:lvlJc w:val="left"/>
+      <w:pPr>
+        <w:tabs>
+          <w:tab w:val="num" w:pos="5760"/>
+        </w:tabs>
+        <w:ind w:left="5760" w:hanging="360"/>
+      </w:pPr>
+      <w:rPr>
+        <w:rFonts w:ascii="Wingdings" w:hAnsi="Wingdings" w:hint="default"/>
+        <w:sz w:val="20"/>
+      </w:rPr>
+    </w:lvl>
+    <w:lvl w:ilvl="8" w:tentative="1">
+      <w:start w:val="1"/>
+      <w:numFmt w:val="bullet"/>
+      <w:lvlText w:val=""/>
+      <w:lvlJc w:val="left"/>
+      <w:pPr>
+        <w:tabs>
+          <w:tab w:val="num" w:pos="6480"/>
+        </w:tabs>
+        <w:ind w:left="6480" w:hanging="360"/>
+      </w:pPr>
+      <w:rPr>
+        <w:rFonts w:ascii="Wingdings" w:hAnsi="Wingdings" w:hint="default"/>
+        <w:sz w:val="20"/>
+      </w:rPr>
+    </w:lvl>
+  </w:abstractNum>
+  <w:abstractNum w:abstractNumId="6" w15:restartNumberingAfterBreak="0">
+    <w:nsid w:val="33DD58FF"/>
+    <w:multiLevelType w:val="multilevel"/>
+    <w:tmpl w:val="F64E9548"/>
+    <w:lvl w:ilvl="0">
+      <w:start w:val="1"/>
+      <w:numFmt w:val="bullet"/>
+      <w:lvlText w:val=""/>
+      <w:lvlJc w:val="left"/>
+      <w:pPr>
+        <w:tabs>
+          <w:tab w:val="num" w:pos="720"/>
+        </w:tabs>
+        <w:ind w:left="720" w:hanging="360"/>
+      </w:pPr>
+      <w:rPr>
+        <w:rFonts w:ascii="Symbol" w:hAnsi="Symbol" w:hint="default"/>
+        <w:sz w:val="20"/>
+      </w:rPr>
+    </w:lvl>
+    <w:lvl w:ilvl="1" w:tentative="1">
+      <w:start w:val="1"/>
+      <w:numFmt w:val="bullet"/>
+      <w:lvlText w:val="o"/>
+      <w:lvlJc w:val="left"/>
+      <w:pPr>
+        <w:tabs>
+          <w:tab w:val="num" w:pos="1440"/>
+        </w:tabs>
+        <w:ind w:left="1440" w:hanging="360"/>
+      </w:pPr>
+      <w:rPr>
+        <w:rFonts w:ascii="Courier New" w:hAnsi="Courier New" w:hint="default"/>
+        <w:sz w:val="20"/>
+      </w:rPr>
+    </w:lvl>
+    <w:lvl w:ilvl="2" w:tentative="1">
+      <w:start w:val="1"/>
+      <w:numFmt w:val="bullet"/>
+      <w:lvlText w:val=""/>
+      <w:lvlJc w:val="left"/>
+      <w:pPr>
+        <w:tabs>
+          <w:tab w:val="num" w:pos="2160"/>
+        </w:tabs>
+        <w:ind w:left="2160" w:hanging="360"/>
+      </w:pPr>
+      <w:rPr>
+        <w:rFonts w:ascii="Wingdings" w:hAnsi="Wingdings" w:hint="default"/>
+        <w:sz w:val="20"/>
+      </w:rPr>
+    </w:lvl>
+    <w:lvl w:ilvl="3" w:tentative="1">
+      <w:start w:val="1"/>
+      <w:numFmt w:val="bullet"/>
+      <w:lvlText w:val=""/>
+      <w:lvlJc w:val="left"/>
+      <w:pPr>
+        <w:tabs>
+          <w:tab w:val="num" w:pos="2880"/>
+        </w:tabs>
+        <w:ind w:left="2880" w:hanging="360"/>
+      </w:pPr>
+      <w:rPr>
+        <w:rFonts w:ascii="Wingdings" w:hAnsi="Wingdings" w:hint="default"/>
+        <w:sz w:val="20"/>
+      </w:rPr>
+    </w:lvl>
+    <w:lvl w:ilvl="4" w:tentative="1">
+      <w:start w:val="1"/>
+      <w:numFmt w:val="bullet"/>
+      <w:lvlText w:val=""/>
+      <w:lvlJc w:val="left"/>
+      <w:pPr>
+        <w:tabs>
+          <w:tab w:val="num" w:pos="3600"/>
+        </w:tabs>
+        <w:ind w:left="3600" w:hanging="360"/>
+      </w:pPr>
+      <w:rPr>
+        <w:rFonts w:ascii="Wingdings" w:hAnsi="Wingdings" w:hint="default"/>
+        <w:sz w:val="20"/>
+      </w:rPr>
+    </w:lvl>
+    <w:lvl w:ilvl="5" w:tentative="1">
+      <w:start w:val="1"/>
+      <w:numFmt w:val="bullet"/>
+      <w:lvlText w:val=""/>
+      <w:lvlJc w:val="left"/>
+      <w:pPr>
+        <w:tabs>
+          <w:tab w:val="num" w:pos="4320"/>
+        </w:tabs>
+        <w:ind w:left="4320" w:hanging="360"/>
+      </w:pPr>
+      <w:rPr>
+        <w:rFonts w:ascii="Wingdings" w:hAnsi="Wingdings" w:hint="default"/>
+        <w:sz w:val="20"/>
+      </w:rPr>
+    </w:lvl>
+    <w:lvl w:ilvl="6" w:tentative="1">
+      <w:start w:val="1"/>
+      <w:numFmt w:val="bullet"/>
+      <w:lvlText w:val=""/>
+      <w:lvlJc w:val="left"/>
+      <w:pPr>
+        <w:tabs>
+          <w:tab w:val="num" w:pos="5040"/>
+        </w:tabs>
+        <w:ind w:left="5040" w:hanging="360"/>
+      </w:pPr>
+      <w:rPr>
+        <w:rFonts w:ascii="Wingdings" w:hAnsi="Wingdings" w:hint="default"/>
+        <w:sz w:val="20"/>
+      </w:rPr>
+    </w:lvl>
+    <w:lvl w:ilvl="7" w:tentative="1">
+      <w:start w:val="1"/>
+      <w:numFmt w:val="bullet"/>
+      <w:lvlText w:val=""/>
+      <w:lvlJc w:val="left"/>
+      <w:pPr>
+        <w:tabs>
+          <w:tab w:val="num" w:pos="5760"/>
+        </w:tabs>
+        <w:ind w:left="5760" w:hanging="360"/>
+      </w:pPr>
+      <w:rPr>
+        <w:rFonts w:ascii="Wingdings" w:hAnsi="Wingdings" w:hint="default"/>
+        <w:sz w:val="20"/>
+      </w:rPr>
+    </w:lvl>
+    <w:lvl w:ilvl="8" w:tentative="1">
+      <w:start w:val="1"/>
+      <w:numFmt w:val="bullet"/>
+      <w:lvlText w:val=""/>
+      <w:lvlJc w:val="left"/>
+      <w:pPr>
+        <w:tabs>
+          <w:tab w:val="num" w:pos="6480"/>
+        </w:tabs>
+        <w:ind w:left="6480" w:hanging="360"/>
+      </w:pPr>
+      <w:rPr>
+        <w:rFonts w:ascii="Wingdings" w:hAnsi="Wingdings" w:hint="default"/>
+        <w:sz w:val="20"/>
+      </w:rPr>
+    </w:lvl>
+  </w:abstractNum>
+  <w:abstractNum w:abstractNumId="7" w15:restartNumberingAfterBreak="0">
     <w:nsid w:val="37881668"/>
     <w:multiLevelType w:val="multilevel"/>
     <w:tmpl w:val="7D861784"/>
@@ -390,9 +6769,9 @@
       <w:lvlJc w:val="left"/>
       <w:pPr>
         <w:tabs>
-          <w:tab w:val="num" w:pos="720"/>
-        </w:tabs>
-        <w:ind w:left="720" w:hanging="360"/>
+          <w:tab w:val="num" w:pos="786"/>
+        </w:tabs>
+        <w:ind w:left="786" w:hanging="360"/>
       </w:pPr>
     </w:lvl>
     <w:lvl w:ilvl="1" w:tentative="1">
@@ -492,8 +6871,3149 @@
       </w:pPr>
     </w:lvl>
   </w:abstractNum>
+  <w:abstractNum w:abstractNumId="8" w15:restartNumberingAfterBreak="0">
+    <w:nsid w:val="3E004F4B"/>
+    <w:multiLevelType w:val="multilevel"/>
+    <w:tmpl w:val="872895CA"/>
+    <w:lvl w:ilvl="0">
+      <w:start w:val="1"/>
+      <w:numFmt w:val="bullet"/>
+      <w:lvlText w:val=""/>
+      <w:lvlJc w:val="left"/>
+      <w:pPr>
+        <w:tabs>
+          <w:tab w:val="num" w:pos="720"/>
+        </w:tabs>
+        <w:ind w:left="720" w:hanging="360"/>
+      </w:pPr>
+      <w:rPr>
+        <w:rFonts w:ascii="Symbol" w:hAnsi="Symbol" w:hint="default"/>
+        <w:sz w:val="20"/>
+      </w:rPr>
+    </w:lvl>
+    <w:lvl w:ilvl="1" w:tentative="1">
+      <w:start w:val="1"/>
+      <w:numFmt w:val="bullet"/>
+      <w:lvlText w:val="o"/>
+      <w:lvlJc w:val="left"/>
+      <w:pPr>
+        <w:tabs>
+          <w:tab w:val="num" w:pos="1440"/>
+        </w:tabs>
+        <w:ind w:left="1440" w:hanging="360"/>
+      </w:pPr>
+      <w:rPr>
+        <w:rFonts w:ascii="Courier New" w:hAnsi="Courier New" w:hint="default"/>
+        <w:sz w:val="20"/>
+      </w:rPr>
+    </w:lvl>
+    <w:lvl w:ilvl="2" w:tentative="1">
+      <w:start w:val="1"/>
+      <w:numFmt w:val="bullet"/>
+      <w:lvlText w:val=""/>
+      <w:lvlJc w:val="left"/>
+      <w:pPr>
+        <w:tabs>
+          <w:tab w:val="num" w:pos="2160"/>
+        </w:tabs>
+        <w:ind w:left="2160" w:hanging="360"/>
+      </w:pPr>
+      <w:rPr>
+        <w:rFonts w:ascii="Wingdings" w:hAnsi="Wingdings" w:hint="default"/>
+        <w:sz w:val="20"/>
+      </w:rPr>
+    </w:lvl>
+    <w:lvl w:ilvl="3" w:tentative="1">
+      <w:start w:val="1"/>
+      <w:numFmt w:val="bullet"/>
+      <w:lvlText w:val=""/>
+      <w:lvlJc w:val="left"/>
+      <w:pPr>
+        <w:tabs>
+          <w:tab w:val="num" w:pos="2880"/>
+        </w:tabs>
+        <w:ind w:left="2880" w:hanging="360"/>
+      </w:pPr>
+      <w:rPr>
+        <w:rFonts w:ascii="Wingdings" w:hAnsi="Wingdings" w:hint="default"/>
+        <w:sz w:val="20"/>
+      </w:rPr>
+    </w:lvl>
+    <w:lvl w:ilvl="4" w:tentative="1">
+      <w:start w:val="1"/>
+      <w:numFmt w:val="bullet"/>
+      <w:lvlText w:val=""/>
+      <w:lvlJc w:val="left"/>
+      <w:pPr>
+        <w:tabs>
+          <w:tab w:val="num" w:pos="3600"/>
+        </w:tabs>
+        <w:ind w:left="3600" w:hanging="360"/>
+      </w:pPr>
+      <w:rPr>
+        <w:rFonts w:ascii="Wingdings" w:hAnsi="Wingdings" w:hint="default"/>
+        <w:sz w:val="20"/>
+      </w:rPr>
+    </w:lvl>
+    <w:lvl w:ilvl="5" w:tentative="1">
+      <w:start w:val="1"/>
+      <w:numFmt w:val="bullet"/>
+      <w:lvlText w:val=""/>
+      <w:lvlJc w:val="left"/>
+      <w:pPr>
+        <w:tabs>
+          <w:tab w:val="num" w:pos="4320"/>
+        </w:tabs>
+        <w:ind w:left="4320" w:hanging="360"/>
+      </w:pPr>
+      <w:rPr>
+        <w:rFonts w:ascii="Wingdings" w:hAnsi="Wingdings" w:hint="default"/>
+        <w:sz w:val="20"/>
+      </w:rPr>
+    </w:lvl>
+    <w:lvl w:ilvl="6" w:tentative="1">
+      <w:start w:val="1"/>
+      <w:numFmt w:val="bullet"/>
+      <w:lvlText w:val=""/>
+      <w:lvlJc w:val="left"/>
+      <w:pPr>
+        <w:tabs>
+          <w:tab w:val="num" w:pos="5040"/>
+        </w:tabs>
+        <w:ind w:left="5040" w:hanging="360"/>
+      </w:pPr>
+      <w:rPr>
+        <w:rFonts w:ascii="Wingdings" w:hAnsi="Wingdings" w:hint="default"/>
+        <w:sz w:val="20"/>
+      </w:rPr>
+    </w:lvl>
+    <w:lvl w:ilvl="7" w:tentative="1">
+      <w:start w:val="1"/>
+      <w:numFmt w:val="bullet"/>
+      <w:lvlText w:val=""/>
+      <w:lvlJc w:val="left"/>
+      <w:pPr>
+        <w:tabs>
+          <w:tab w:val="num" w:pos="5760"/>
+        </w:tabs>
+        <w:ind w:left="5760" w:hanging="360"/>
+      </w:pPr>
+      <w:rPr>
+        <w:rFonts w:ascii="Wingdings" w:hAnsi="Wingdings" w:hint="default"/>
+        <w:sz w:val="20"/>
+      </w:rPr>
+    </w:lvl>
+    <w:lvl w:ilvl="8" w:tentative="1">
+      <w:start w:val="1"/>
+      <w:numFmt w:val="bullet"/>
+      <w:lvlText w:val=""/>
+      <w:lvlJc w:val="left"/>
+      <w:pPr>
+        <w:tabs>
+          <w:tab w:val="num" w:pos="6480"/>
+        </w:tabs>
+        <w:ind w:left="6480" w:hanging="360"/>
+      </w:pPr>
+      <w:rPr>
+        <w:rFonts w:ascii="Wingdings" w:hAnsi="Wingdings" w:hint="default"/>
+        <w:sz w:val="20"/>
+      </w:rPr>
+    </w:lvl>
+  </w:abstractNum>
+  <w:abstractNum w:abstractNumId="9" w15:restartNumberingAfterBreak="0">
+    <w:nsid w:val="3EB20618"/>
+    <w:multiLevelType w:val="multilevel"/>
+    <w:tmpl w:val="0FB00EBE"/>
+    <w:lvl w:ilvl="0">
+      <w:start w:val="1"/>
+      <w:numFmt w:val="bullet"/>
+      <w:lvlText w:val=""/>
+      <w:lvlJc w:val="left"/>
+      <w:pPr>
+        <w:tabs>
+          <w:tab w:val="num" w:pos="720"/>
+        </w:tabs>
+        <w:ind w:left="720" w:hanging="360"/>
+      </w:pPr>
+      <w:rPr>
+        <w:rFonts w:ascii="Symbol" w:hAnsi="Symbol" w:hint="default"/>
+        <w:sz w:val="20"/>
+      </w:rPr>
+    </w:lvl>
+    <w:lvl w:ilvl="1" w:tentative="1">
+      <w:start w:val="1"/>
+      <w:numFmt w:val="bullet"/>
+      <w:lvlText w:val="o"/>
+      <w:lvlJc w:val="left"/>
+      <w:pPr>
+        <w:tabs>
+          <w:tab w:val="num" w:pos="1440"/>
+        </w:tabs>
+        <w:ind w:left="1440" w:hanging="360"/>
+      </w:pPr>
+      <w:rPr>
+        <w:rFonts w:ascii="Courier New" w:hAnsi="Courier New" w:hint="default"/>
+        <w:sz w:val="20"/>
+      </w:rPr>
+    </w:lvl>
+    <w:lvl w:ilvl="2" w:tentative="1">
+      <w:start w:val="1"/>
+      <w:numFmt w:val="bullet"/>
+      <w:lvlText w:val=""/>
+      <w:lvlJc w:val="left"/>
+      <w:pPr>
+        <w:tabs>
+          <w:tab w:val="num" w:pos="2160"/>
+        </w:tabs>
+        <w:ind w:left="2160" w:hanging="360"/>
+      </w:pPr>
+      <w:rPr>
+        <w:rFonts w:ascii="Wingdings" w:hAnsi="Wingdings" w:hint="default"/>
+        <w:sz w:val="20"/>
+      </w:rPr>
+    </w:lvl>
+    <w:lvl w:ilvl="3" w:tentative="1">
+      <w:start w:val="1"/>
+      <w:numFmt w:val="bullet"/>
+      <w:lvlText w:val=""/>
+      <w:lvlJc w:val="left"/>
+      <w:pPr>
+        <w:tabs>
+          <w:tab w:val="num" w:pos="2880"/>
+        </w:tabs>
+        <w:ind w:left="2880" w:hanging="360"/>
+      </w:pPr>
+      <w:rPr>
+        <w:rFonts w:ascii="Wingdings" w:hAnsi="Wingdings" w:hint="default"/>
+        <w:sz w:val="20"/>
+      </w:rPr>
+    </w:lvl>
+    <w:lvl w:ilvl="4" w:tentative="1">
+      <w:start w:val="1"/>
+      <w:numFmt w:val="bullet"/>
+      <w:lvlText w:val=""/>
+      <w:lvlJc w:val="left"/>
+      <w:pPr>
+        <w:tabs>
+          <w:tab w:val="num" w:pos="3600"/>
+        </w:tabs>
+        <w:ind w:left="3600" w:hanging="360"/>
+      </w:pPr>
+      <w:rPr>
+        <w:rFonts w:ascii="Wingdings" w:hAnsi="Wingdings" w:hint="default"/>
+        <w:sz w:val="20"/>
+      </w:rPr>
+    </w:lvl>
+    <w:lvl w:ilvl="5" w:tentative="1">
+      <w:start w:val="1"/>
+      <w:numFmt w:val="bullet"/>
+      <w:lvlText w:val=""/>
+      <w:lvlJc w:val="left"/>
+      <w:pPr>
+        <w:tabs>
+          <w:tab w:val="num" w:pos="4320"/>
+        </w:tabs>
+        <w:ind w:left="4320" w:hanging="360"/>
+      </w:pPr>
+      <w:rPr>
+        <w:rFonts w:ascii="Wingdings" w:hAnsi="Wingdings" w:hint="default"/>
+        <w:sz w:val="20"/>
+      </w:rPr>
+    </w:lvl>
+    <w:lvl w:ilvl="6" w:tentative="1">
+      <w:start w:val="1"/>
+      <w:numFmt w:val="bullet"/>
+      <w:lvlText w:val=""/>
+      <w:lvlJc w:val="left"/>
+      <w:pPr>
+        <w:tabs>
+          <w:tab w:val="num" w:pos="5040"/>
+        </w:tabs>
+        <w:ind w:left="5040" w:hanging="360"/>
+      </w:pPr>
+      <w:rPr>
+        <w:rFonts w:ascii="Wingdings" w:hAnsi="Wingdings" w:hint="default"/>
+        <w:sz w:val="20"/>
+      </w:rPr>
+    </w:lvl>
+    <w:lvl w:ilvl="7" w:tentative="1">
+      <w:start w:val="1"/>
+      <w:numFmt w:val="bullet"/>
+      <w:lvlText w:val=""/>
+      <w:lvlJc w:val="left"/>
+      <w:pPr>
+        <w:tabs>
+          <w:tab w:val="num" w:pos="5760"/>
+        </w:tabs>
+        <w:ind w:left="5760" w:hanging="360"/>
+      </w:pPr>
+      <w:rPr>
+        <w:rFonts w:ascii="Wingdings" w:hAnsi="Wingdings" w:hint="default"/>
+        <w:sz w:val="20"/>
+      </w:rPr>
+    </w:lvl>
+    <w:lvl w:ilvl="8" w:tentative="1">
+      <w:start w:val="1"/>
+      <w:numFmt w:val="bullet"/>
+      <w:lvlText w:val=""/>
+      <w:lvlJc w:val="left"/>
+      <w:pPr>
+        <w:tabs>
+          <w:tab w:val="num" w:pos="6480"/>
+        </w:tabs>
+        <w:ind w:left="6480" w:hanging="360"/>
+      </w:pPr>
+      <w:rPr>
+        <w:rFonts w:ascii="Wingdings" w:hAnsi="Wingdings" w:hint="default"/>
+        <w:sz w:val="20"/>
+      </w:rPr>
+    </w:lvl>
+  </w:abstractNum>
+  <w:abstractNum w:abstractNumId="10" w15:restartNumberingAfterBreak="0">
+    <w:nsid w:val="3EFC77E0"/>
+    <w:multiLevelType w:val="multilevel"/>
+    <w:tmpl w:val="30AA7634"/>
+    <w:lvl w:ilvl="0">
+      <w:start w:val="1"/>
+      <w:numFmt w:val="bullet"/>
+      <w:lvlText w:val=""/>
+      <w:lvlJc w:val="left"/>
+      <w:pPr>
+        <w:tabs>
+          <w:tab w:val="num" w:pos="720"/>
+        </w:tabs>
+        <w:ind w:left="720" w:hanging="360"/>
+      </w:pPr>
+      <w:rPr>
+        <w:rFonts w:ascii="Symbol" w:hAnsi="Symbol" w:hint="default"/>
+        <w:sz w:val="20"/>
+      </w:rPr>
+    </w:lvl>
+    <w:lvl w:ilvl="1" w:tentative="1">
+      <w:start w:val="1"/>
+      <w:numFmt w:val="bullet"/>
+      <w:lvlText w:val="o"/>
+      <w:lvlJc w:val="left"/>
+      <w:pPr>
+        <w:tabs>
+          <w:tab w:val="num" w:pos="1440"/>
+        </w:tabs>
+        <w:ind w:left="1440" w:hanging="360"/>
+      </w:pPr>
+      <w:rPr>
+        <w:rFonts w:ascii="Courier New" w:hAnsi="Courier New" w:hint="default"/>
+        <w:sz w:val="20"/>
+      </w:rPr>
+    </w:lvl>
+    <w:lvl w:ilvl="2" w:tentative="1">
+      <w:start w:val="1"/>
+      <w:numFmt w:val="bullet"/>
+      <w:lvlText w:val=""/>
+      <w:lvlJc w:val="left"/>
+      <w:pPr>
+        <w:tabs>
+          <w:tab w:val="num" w:pos="2160"/>
+        </w:tabs>
+        <w:ind w:left="2160" w:hanging="360"/>
+      </w:pPr>
+      <w:rPr>
+        <w:rFonts w:ascii="Wingdings" w:hAnsi="Wingdings" w:hint="default"/>
+        <w:sz w:val="20"/>
+      </w:rPr>
+    </w:lvl>
+    <w:lvl w:ilvl="3" w:tentative="1">
+      <w:start w:val="1"/>
+      <w:numFmt w:val="bullet"/>
+      <w:lvlText w:val=""/>
+      <w:lvlJc w:val="left"/>
+      <w:pPr>
+        <w:tabs>
+          <w:tab w:val="num" w:pos="2880"/>
+        </w:tabs>
+        <w:ind w:left="2880" w:hanging="360"/>
+      </w:pPr>
+      <w:rPr>
+        <w:rFonts w:ascii="Wingdings" w:hAnsi="Wingdings" w:hint="default"/>
+        <w:sz w:val="20"/>
+      </w:rPr>
+    </w:lvl>
+    <w:lvl w:ilvl="4" w:tentative="1">
+      <w:start w:val="1"/>
+      <w:numFmt w:val="bullet"/>
+      <w:lvlText w:val=""/>
+      <w:lvlJc w:val="left"/>
+      <w:pPr>
+        <w:tabs>
+          <w:tab w:val="num" w:pos="3600"/>
+        </w:tabs>
+        <w:ind w:left="3600" w:hanging="360"/>
+      </w:pPr>
+      <w:rPr>
+        <w:rFonts w:ascii="Wingdings" w:hAnsi="Wingdings" w:hint="default"/>
+        <w:sz w:val="20"/>
+      </w:rPr>
+    </w:lvl>
+    <w:lvl w:ilvl="5" w:tentative="1">
+      <w:start w:val="1"/>
+      <w:numFmt w:val="bullet"/>
+      <w:lvlText w:val=""/>
+      <w:lvlJc w:val="left"/>
+      <w:pPr>
+        <w:tabs>
+          <w:tab w:val="num" w:pos="4320"/>
+        </w:tabs>
+        <w:ind w:left="4320" w:hanging="360"/>
+      </w:pPr>
+      <w:rPr>
+        <w:rFonts w:ascii="Wingdings" w:hAnsi="Wingdings" w:hint="default"/>
+        <w:sz w:val="20"/>
+      </w:rPr>
+    </w:lvl>
+    <w:lvl w:ilvl="6" w:tentative="1">
+      <w:start w:val="1"/>
+      <w:numFmt w:val="bullet"/>
+      <w:lvlText w:val=""/>
+      <w:lvlJc w:val="left"/>
+      <w:pPr>
+        <w:tabs>
+          <w:tab w:val="num" w:pos="5040"/>
+        </w:tabs>
+        <w:ind w:left="5040" w:hanging="360"/>
+      </w:pPr>
+      <w:rPr>
+        <w:rFonts w:ascii="Wingdings" w:hAnsi="Wingdings" w:hint="default"/>
+        <w:sz w:val="20"/>
+      </w:rPr>
+    </w:lvl>
+    <w:lvl w:ilvl="7" w:tentative="1">
+      <w:start w:val="1"/>
+      <w:numFmt w:val="bullet"/>
+      <w:lvlText w:val=""/>
+      <w:lvlJc w:val="left"/>
+      <w:pPr>
+        <w:tabs>
+          <w:tab w:val="num" w:pos="5760"/>
+        </w:tabs>
+        <w:ind w:left="5760" w:hanging="360"/>
+      </w:pPr>
+      <w:rPr>
+        <w:rFonts w:ascii="Wingdings" w:hAnsi="Wingdings" w:hint="default"/>
+        <w:sz w:val="20"/>
+      </w:rPr>
+    </w:lvl>
+    <w:lvl w:ilvl="8" w:tentative="1">
+      <w:start w:val="1"/>
+      <w:numFmt w:val="bullet"/>
+      <w:lvlText w:val=""/>
+      <w:lvlJc w:val="left"/>
+      <w:pPr>
+        <w:tabs>
+          <w:tab w:val="num" w:pos="6480"/>
+        </w:tabs>
+        <w:ind w:left="6480" w:hanging="360"/>
+      </w:pPr>
+      <w:rPr>
+        <w:rFonts w:ascii="Wingdings" w:hAnsi="Wingdings" w:hint="default"/>
+        <w:sz w:val="20"/>
+      </w:rPr>
+    </w:lvl>
+  </w:abstractNum>
+  <w:abstractNum w:abstractNumId="11" w15:restartNumberingAfterBreak="0">
+    <w:nsid w:val="4033134E"/>
+    <w:multiLevelType w:val="multilevel"/>
+    <w:tmpl w:val="AF2A5A66"/>
+    <w:lvl w:ilvl="0">
+      <w:start w:val="1"/>
+      <w:numFmt w:val="bullet"/>
+      <w:lvlText w:val=""/>
+      <w:lvlJc w:val="left"/>
+      <w:pPr>
+        <w:tabs>
+          <w:tab w:val="num" w:pos="720"/>
+        </w:tabs>
+        <w:ind w:left="720" w:hanging="360"/>
+      </w:pPr>
+      <w:rPr>
+        <w:rFonts w:ascii="Symbol" w:hAnsi="Symbol" w:hint="default"/>
+        <w:sz w:val="20"/>
+      </w:rPr>
+    </w:lvl>
+    <w:lvl w:ilvl="1" w:tentative="1">
+      <w:start w:val="1"/>
+      <w:numFmt w:val="bullet"/>
+      <w:lvlText w:val="o"/>
+      <w:lvlJc w:val="left"/>
+      <w:pPr>
+        <w:tabs>
+          <w:tab w:val="num" w:pos="1440"/>
+        </w:tabs>
+        <w:ind w:left="1440" w:hanging="360"/>
+      </w:pPr>
+      <w:rPr>
+        <w:rFonts w:ascii="Courier New" w:hAnsi="Courier New" w:hint="default"/>
+        <w:sz w:val="20"/>
+      </w:rPr>
+    </w:lvl>
+    <w:lvl w:ilvl="2" w:tentative="1">
+      <w:start w:val="1"/>
+      <w:numFmt w:val="bullet"/>
+      <w:lvlText w:val=""/>
+      <w:lvlJc w:val="left"/>
+      <w:pPr>
+        <w:tabs>
+          <w:tab w:val="num" w:pos="2160"/>
+        </w:tabs>
+        <w:ind w:left="2160" w:hanging="360"/>
+      </w:pPr>
+      <w:rPr>
+        <w:rFonts w:ascii="Wingdings" w:hAnsi="Wingdings" w:hint="default"/>
+        <w:sz w:val="20"/>
+      </w:rPr>
+    </w:lvl>
+    <w:lvl w:ilvl="3" w:tentative="1">
+      <w:start w:val="1"/>
+      <w:numFmt w:val="bullet"/>
+      <w:lvlText w:val=""/>
+      <w:lvlJc w:val="left"/>
+      <w:pPr>
+        <w:tabs>
+          <w:tab w:val="num" w:pos="2880"/>
+        </w:tabs>
+        <w:ind w:left="2880" w:hanging="360"/>
+      </w:pPr>
+      <w:rPr>
+        <w:rFonts w:ascii="Wingdings" w:hAnsi="Wingdings" w:hint="default"/>
+        <w:sz w:val="20"/>
+      </w:rPr>
+    </w:lvl>
+    <w:lvl w:ilvl="4" w:tentative="1">
+      <w:start w:val="1"/>
+      <w:numFmt w:val="bullet"/>
+      <w:lvlText w:val=""/>
+      <w:lvlJc w:val="left"/>
+      <w:pPr>
+        <w:tabs>
+          <w:tab w:val="num" w:pos="3600"/>
+        </w:tabs>
+        <w:ind w:left="3600" w:hanging="360"/>
+      </w:pPr>
+      <w:rPr>
+        <w:rFonts w:ascii="Wingdings" w:hAnsi="Wingdings" w:hint="default"/>
+        <w:sz w:val="20"/>
+      </w:rPr>
+    </w:lvl>
+    <w:lvl w:ilvl="5" w:tentative="1">
+      <w:start w:val="1"/>
+      <w:numFmt w:val="bullet"/>
+      <w:lvlText w:val=""/>
+      <w:lvlJc w:val="left"/>
+      <w:pPr>
+        <w:tabs>
+          <w:tab w:val="num" w:pos="4320"/>
+        </w:tabs>
+        <w:ind w:left="4320" w:hanging="360"/>
+      </w:pPr>
+      <w:rPr>
+        <w:rFonts w:ascii="Wingdings" w:hAnsi="Wingdings" w:hint="default"/>
+        <w:sz w:val="20"/>
+      </w:rPr>
+    </w:lvl>
+    <w:lvl w:ilvl="6" w:tentative="1">
+      <w:start w:val="1"/>
+      <w:numFmt w:val="bullet"/>
+      <w:lvlText w:val=""/>
+      <w:lvlJc w:val="left"/>
+      <w:pPr>
+        <w:tabs>
+          <w:tab w:val="num" w:pos="5040"/>
+        </w:tabs>
+        <w:ind w:left="5040" w:hanging="360"/>
+      </w:pPr>
+      <w:rPr>
+        <w:rFonts w:ascii="Wingdings" w:hAnsi="Wingdings" w:hint="default"/>
+        <w:sz w:val="20"/>
+      </w:rPr>
+    </w:lvl>
+    <w:lvl w:ilvl="7" w:tentative="1">
+      <w:start w:val="1"/>
+      <w:numFmt w:val="bullet"/>
+      <w:lvlText w:val=""/>
+      <w:lvlJc w:val="left"/>
+      <w:pPr>
+        <w:tabs>
+          <w:tab w:val="num" w:pos="5760"/>
+        </w:tabs>
+        <w:ind w:left="5760" w:hanging="360"/>
+      </w:pPr>
+      <w:rPr>
+        <w:rFonts w:ascii="Wingdings" w:hAnsi="Wingdings" w:hint="default"/>
+        <w:sz w:val="20"/>
+      </w:rPr>
+    </w:lvl>
+    <w:lvl w:ilvl="8" w:tentative="1">
+      <w:start w:val="1"/>
+      <w:numFmt w:val="bullet"/>
+      <w:lvlText w:val=""/>
+      <w:lvlJc w:val="left"/>
+      <w:pPr>
+        <w:tabs>
+          <w:tab w:val="num" w:pos="6480"/>
+        </w:tabs>
+        <w:ind w:left="6480" w:hanging="360"/>
+      </w:pPr>
+      <w:rPr>
+        <w:rFonts w:ascii="Wingdings" w:hAnsi="Wingdings" w:hint="default"/>
+        <w:sz w:val="20"/>
+      </w:rPr>
+    </w:lvl>
+  </w:abstractNum>
+  <w:abstractNum w:abstractNumId="12" w15:restartNumberingAfterBreak="0">
+    <w:nsid w:val="40CC1B72"/>
+    <w:multiLevelType w:val="multilevel"/>
+    <w:tmpl w:val="305A7D84"/>
+    <w:lvl w:ilvl="0">
+      <w:start w:val="1"/>
+      <w:numFmt w:val="bullet"/>
+      <w:lvlText w:val=""/>
+      <w:lvlJc w:val="left"/>
+      <w:pPr>
+        <w:tabs>
+          <w:tab w:val="num" w:pos="720"/>
+        </w:tabs>
+        <w:ind w:left="720" w:hanging="360"/>
+      </w:pPr>
+      <w:rPr>
+        <w:rFonts w:ascii="Symbol" w:hAnsi="Symbol" w:hint="default"/>
+        <w:sz w:val="20"/>
+      </w:rPr>
+    </w:lvl>
+    <w:lvl w:ilvl="1" w:tentative="1">
+      <w:start w:val="1"/>
+      <w:numFmt w:val="bullet"/>
+      <w:lvlText w:val="o"/>
+      <w:lvlJc w:val="left"/>
+      <w:pPr>
+        <w:tabs>
+          <w:tab w:val="num" w:pos="1440"/>
+        </w:tabs>
+        <w:ind w:left="1440" w:hanging="360"/>
+      </w:pPr>
+      <w:rPr>
+        <w:rFonts w:ascii="Courier New" w:hAnsi="Courier New" w:hint="default"/>
+        <w:sz w:val="20"/>
+      </w:rPr>
+    </w:lvl>
+    <w:lvl w:ilvl="2" w:tentative="1">
+      <w:start w:val="1"/>
+      <w:numFmt w:val="bullet"/>
+      <w:lvlText w:val=""/>
+      <w:lvlJc w:val="left"/>
+      <w:pPr>
+        <w:tabs>
+          <w:tab w:val="num" w:pos="2160"/>
+        </w:tabs>
+        <w:ind w:left="2160" w:hanging="360"/>
+      </w:pPr>
+      <w:rPr>
+        <w:rFonts w:ascii="Wingdings" w:hAnsi="Wingdings" w:hint="default"/>
+        <w:sz w:val="20"/>
+      </w:rPr>
+    </w:lvl>
+    <w:lvl w:ilvl="3" w:tentative="1">
+      <w:start w:val="1"/>
+      <w:numFmt w:val="bullet"/>
+      <w:lvlText w:val=""/>
+      <w:lvlJc w:val="left"/>
+      <w:pPr>
+        <w:tabs>
+          <w:tab w:val="num" w:pos="2880"/>
+        </w:tabs>
+        <w:ind w:left="2880" w:hanging="360"/>
+      </w:pPr>
+      <w:rPr>
+        <w:rFonts w:ascii="Wingdings" w:hAnsi="Wingdings" w:hint="default"/>
+        <w:sz w:val="20"/>
+      </w:rPr>
+    </w:lvl>
+    <w:lvl w:ilvl="4" w:tentative="1">
+      <w:start w:val="1"/>
+      <w:numFmt w:val="bullet"/>
+      <w:lvlText w:val=""/>
+      <w:lvlJc w:val="left"/>
+      <w:pPr>
+        <w:tabs>
+          <w:tab w:val="num" w:pos="3600"/>
+        </w:tabs>
+        <w:ind w:left="3600" w:hanging="360"/>
+      </w:pPr>
+      <w:rPr>
+        <w:rFonts w:ascii="Wingdings" w:hAnsi="Wingdings" w:hint="default"/>
+        <w:sz w:val="20"/>
+      </w:rPr>
+    </w:lvl>
+    <w:lvl w:ilvl="5" w:tentative="1">
+      <w:start w:val="1"/>
+      <w:numFmt w:val="bullet"/>
+      <w:lvlText w:val=""/>
+      <w:lvlJc w:val="left"/>
+      <w:pPr>
+        <w:tabs>
+          <w:tab w:val="num" w:pos="4320"/>
+        </w:tabs>
+        <w:ind w:left="4320" w:hanging="360"/>
+      </w:pPr>
+      <w:rPr>
+        <w:rFonts w:ascii="Wingdings" w:hAnsi="Wingdings" w:hint="default"/>
+        <w:sz w:val="20"/>
+      </w:rPr>
+    </w:lvl>
+    <w:lvl w:ilvl="6" w:tentative="1">
+      <w:start w:val="1"/>
+      <w:numFmt w:val="bullet"/>
+      <w:lvlText w:val=""/>
+      <w:lvlJc w:val="left"/>
+      <w:pPr>
+        <w:tabs>
+          <w:tab w:val="num" w:pos="5040"/>
+        </w:tabs>
+        <w:ind w:left="5040" w:hanging="360"/>
+      </w:pPr>
+      <w:rPr>
+        <w:rFonts w:ascii="Wingdings" w:hAnsi="Wingdings" w:hint="default"/>
+        <w:sz w:val="20"/>
+      </w:rPr>
+    </w:lvl>
+    <w:lvl w:ilvl="7" w:tentative="1">
+      <w:start w:val="1"/>
+      <w:numFmt w:val="bullet"/>
+      <w:lvlText w:val=""/>
+      <w:lvlJc w:val="left"/>
+      <w:pPr>
+        <w:tabs>
+          <w:tab w:val="num" w:pos="5760"/>
+        </w:tabs>
+        <w:ind w:left="5760" w:hanging="360"/>
+      </w:pPr>
+      <w:rPr>
+        <w:rFonts w:ascii="Wingdings" w:hAnsi="Wingdings" w:hint="default"/>
+        <w:sz w:val="20"/>
+      </w:rPr>
+    </w:lvl>
+    <w:lvl w:ilvl="8" w:tentative="1">
+      <w:start w:val="1"/>
+      <w:numFmt w:val="bullet"/>
+      <w:lvlText w:val=""/>
+      <w:lvlJc w:val="left"/>
+      <w:pPr>
+        <w:tabs>
+          <w:tab w:val="num" w:pos="6480"/>
+        </w:tabs>
+        <w:ind w:left="6480" w:hanging="360"/>
+      </w:pPr>
+      <w:rPr>
+        <w:rFonts w:ascii="Wingdings" w:hAnsi="Wingdings" w:hint="default"/>
+        <w:sz w:val="20"/>
+      </w:rPr>
+    </w:lvl>
+  </w:abstractNum>
+  <w:abstractNum w:abstractNumId="13" w15:restartNumberingAfterBreak="0">
+    <w:nsid w:val="48BC2544"/>
+    <w:multiLevelType w:val="multilevel"/>
+    <w:tmpl w:val="AE907D88"/>
+    <w:lvl w:ilvl="0">
+      <w:start w:val="1"/>
+      <w:numFmt w:val="bullet"/>
+      <w:lvlText w:val=""/>
+      <w:lvlJc w:val="left"/>
+      <w:pPr>
+        <w:tabs>
+          <w:tab w:val="num" w:pos="720"/>
+        </w:tabs>
+        <w:ind w:left="720" w:hanging="360"/>
+      </w:pPr>
+      <w:rPr>
+        <w:rFonts w:ascii="Symbol" w:hAnsi="Symbol" w:hint="default"/>
+        <w:sz w:val="20"/>
+      </w:rPr>
+    </w:lvl>
+    <w:lvl w:ilvl="1" w:tentative="1">
+      <w:start w:val="1"/>
+      <w:numFmt w:val="bullet"/>
+      <w:lvlText w:val="o"/>
+      <w:lvlJc w:val="left"/>
+      <w:pPr>
+        <w:tabs>
+          <w:tab w:val="num" w:pos="1440"/>
+        </w:tabs>
+        <w:ind w:left="1440" w:hanging="360"/>
+      </w:pPr>
+      <w:rPr>
+        <w:rFonts w:ascii="Courier New" w:hAnsi="Courier New" w:hint="default"/>
+        <w:sz w:val="20"/>
+      </w:rPr>
+    </w:lvl>
+    <w:lvl w:ilvl="2" w:tentative="1">
+      <w:start w:val="1"/>
+      <w:numFmt w:val="bullet"/>
+      <w:lvlText w:val=""/>
+      <w:lvlJc w:val="left"/>
+      <w:pPr>
+        <w:tabs>
+          <w:tab w:val="num" w:pos="2160"/>
+        </w:tabs>
+        <w:ind w:left="2160" w:hanging="360"/>
+      </w:pPr>
+      <w:rPr>
+        <w:rFonts w:ascii="Wingdings" w:hAnsi="Wingdings" w:hint="default"/>
+        <w:sz w:val="20"/>
+      </w:rPr>
+    </w:lvl>
+    <w:lvl w:ilvl="3" w:tentative="1">
+      <w:start w:val="1"/>
+      <w:numFmt w:val="bullet"/>
+      <w:lvlText w:val=""/>
+      <w:lvlJc w:val="left"/>
+      <w:pPr>
+        <w:tabs>
+          <w:tab w:val="num" w:pos="2880"/>
+        </w:tabs>
+        <w:ind w:left="2880" w:hanging="360"/>
+      </w:pPr>
+      <w:rPr>
+        <w:rFonts w:ascii="Wingdings" w:hAnsi="Wingdings" w:hint="default"/>
+        <w:sz w:val="20"/>
+      </w:rPr>
+    </w:lvl>
+    <w:lvl w:ilvl="4" w:tentative="1">
+      <w:start w:val="1"/>
+      <w:numFmt w:val="bullet"/>
+      <w:lvlText w:val=""/>
+      <w:lvlJc w:val="left"/>
+      <w:pPr>
+        <w:tabs>
+          <w:tab w:val="num" w:pos="3600"/>
+        </w:tabs>
+        <w:ind w:left="3600" w:hanging="360"/>
+      </w:pPr>
+      <w:rPr>
+        <w:rFonts w:ascii="Wingdings" w:hAnsi="Wingdings" w:hint="default"/>
+        <w:sz w:val="20"/>
+      </w:rPr>
+    </w:lvl>
+    <w:lvl w:ilvl="5" w:tentative="1">
+      <w:start w:val="1"/>
+      <w:numFmt w:val="bullet"/>
+      <w:lvlText w:val=""/>
+      <w:lvlJc w:val="left"/>
+      <w:pPr>
+        <w:tabs>
+          <w:tab w:val="num" w:pos="4320"/>
+        </w:tabs>
+        <w:ind w:left="4320" w:hanging="360"/>
+      </w:pPr>
+      <w:rPr>
+        <w:rFonts w:ascii="Wingdings" w:hAnsi="Wingdings" w:hint="default"/>
+        <w:sz w:val="20"/>
+      </w:rPr>
+    </w:lvl>
+    <w:lvl w:ilvl="6" w:tentative="1">
+      <w:start w:val="1"/>
+      <w:numFmt w:val="bullet"/>
+      <w:lvlText w:val=""/>
+      <w:lvlJc w:val="left"/>
+      <w:pPr>
+        <w:tabs>
+          <w:tab w:val="num" w:pos="5040"/>
+        </w:tabs>
+        <w:ind w:left="5040" w:hanging="360"/>
+      </w:pPr>
+      <w:rPr>
+        <w:rFonts w:ascii="Wingdings" w:hAnsi="Wingdings" w:hint="default"/>
+        <w:sz w:val="20"/>
+      </w:rPr>
+    </w:lvl>
+    <w:lvl w:ilvl="7" w:tentative="1">
+      <w:start w:val="1"/>
+      <w:numFmt w:val="bullet"/>
+      <w:lvlText w:val=""/>
+      <w:lvlJc w:val="left"/>
+      <w:pPr>
+        <w:tabs>
+          <w:tab w:val="num" w:pos="5760"/>
+        </w:tabs>
+        <w:ind w:left="5760" w:hanging="360"/>
+      </w:pPr>
+      <w:rPr>
+        <w:rFonts w:ascii="Wingdings" w:hAnsi="Wingdings" w:hint="default"/>
+        <w:sz w:val="20"/>
+      </w:rPr>
+    </w:lvl>
+    <w:lvl w:ilvl="8" w:tentative="1">
+      <w:start w:val="1"/>
+      <w:numFmt w:val="bullet"/>
+      <w:lvlText w:val=""/>
+      <w:lvlJc w:val="left"/>
+      <w:pPr>
+        <w:tabs>
+          <w:tab w:val="num" w:pos="6480"/>
+        </w:tabs>
+        <w:ind w:left="6480" w:hanging="360"/>
+      </w:pPr>
+      <w:rPr>
+        <w:rFonts w:ascii="Wingdings" w:hAnsi="Wingdings" w:hint="default"/>
+        <w:sz w:val="20"/>
+      </w:rPr>
+    </w:lvl>
+  </w:abstractNum>
+  <w:abstractNum w:abstractNumId="14" w15:restartNumberingAfterBreak="0">
+    <w:nsid w:val="4A014E54"/>
+    <w:multiLevelType w:val="multilevel"/>
+    <w:tmpl w:val="78E8BE66"/>
+    <w:lvl w:ilvl="0">
+      <w:start w:val="1"/>
+      <w:numFmt w:val="bullet"/>
+      <w:lvlText w:val=""/>
+      <w:lvlJc w:val="left"/>
+      <w:pPr>
+        <w:tabs>
+          <w:tab w:val="num" w:pos="720"/>
+        </w:tabs>
+        <w:ind w:left="720" w:hanging="360"/>
+      </w:pPr>
+      <w:rPr>
+        <w:rFonts w:ascii="Symbol" w:hAnsi="Symbol" w:hint="default"/>
+        <w:sz w:val="20"/>
+      </w:rPr>
+    </w:lvl>
+    <w:lvl w:ilvl="1" w:tentative="1">
+      <w:start w:val="1"/>
+      <w:numFmt w:val="bullet"/>
+      <w:lvlText w:val="o"/>
+      <w:lvlJc w:val="left"/>
+      <w:pPr>
+        <w:tabs>
+          <w:tab w:val="num" w:pos="1440"/>
+        </w:tabs>
+        <w:ind w:left="1440" w:hanging="360"/>
+      </w:pPr>
+      <w:rPr>
+        <w:rFonts w:ascii="Courier New" w:hAnsi="Courier New" w:hint="default"/>
+        <w:sz w:val="20"/>
+      </w:rPr>
+    </w:lvl>
+    <w:lvl w:ilvl="2" w:tentative="1">
+      <w:start w:val="1"/>
+      <w:numFmt w:val="bullet"/>
+      <w:lvlText w:val=""/>
+      <w:lvlJc w:val="left"/>
+      <w:pPr>
+        <w:tabs>
+          <w:tab w:val="num" w:pos="2160"/>
+        </w:tabs>
+        <w:ind w:left="2160" w:hanging="360"/>
+      </w:pPr>
+      <w:rPr>
+        <w:rFonts w:ascii="Wingdings" w:hAnsi="Wingdings" w:hint="default"/>
+        <w:sz w:val="20"/>
+      </w:rPr>
+    </w:lvl>
+    <w:lvl w:ilvl="3" w:tentative="1">
+      <w:start w:val="1"/>
+      <w:numFmt w:val="bullet"/>
+      <w:lvlText w:val=""/>
+      <w:lvlJc w:val="left"/>
+      <w:pPr>
+        <w:tabs>
+          <w:tab w:val="num" w:pos="2880"/>
+        </w:tabs>
+        <w:ind w:left="2880" w:hanging="360"/>
+      </w:pPr>
+      <w:rPr>
+        <w:rFonts w:ascii="Wingdings" w:hAnsi="Wingdings" w:hint="default"/>
+        <w:sz w:val="20"/>
+      </w:rPr>
+    </w:lvl>
+    <w:lvl w:ilvl="4" w:tentative="1">
+      <w:start w:val="1"/>
+      <w:numFmt w:val="bullet"/>
+      <w:lvlText w:val=""/>
+      <w:lvlJc w:val="left"/>
+      <w:pPr>
+        <w:tabs>
+          <w:tab w:val="num" w:pos="3600"/>
+        </w:tabs>
+        <w:ind w:left="3600" w:hanging="360"/>
+      </w:pPr>
+      <w:rPr>
+        <w:rFonts w:ascii="Wingdings" w:hAnsi="Wingdings" w:hint="default"/>
+        <w:sz w:val="20"/>
+      </w:rPr>
+    </w:lvl>
+    <w:lvl w:ilvl="5" w:tentative="1">
+      <w:start w:val="1"/>
+      <w:numFmt w:val="bullet"/>
+      <w:lvlText w:val=""/>
+      <w:lvlJc w:val="left"/>
+      <w:pPr>
+        <w:tabs>
+          <w:tab w:val="num" w:pos="4320"/>
+        </w:tabs>
+        <w:ind w:left="4320" w:hanging="360"/>
+      </w:pPr>
+      <w:rPr>
+        <w:rFonts w:ascii="Wingdings" w:hAnsi="Wingdings" w:hint="default"/>
+        <w:sz w:val="20"/>
+      </w:rPr>
+    </w:lvl>
+    <w:lvl w:ilvl="6" w:tentative="1">
+      <w:start w:val="1"/>
+      <w:numFmt w:val="bullet"/>
+      <w:lvlText w:val=""/>
+      <w:lvlJc w:val="left"/>
+      <w:pPr>
+        <w:tabs>
+          <w:tab w:val="num" w:pos="5040"/>
+        </w:tabs>
+        <w:ind w:left="5040" w:hanging="360"/>
+      </w:pPr>
+      <w:rPr>
+        <w:rFonts w:ascii="Wingdings" w:hAnsi="Wingdings" w:hint="default"/>
+        <w:sz w:val="20"/>
+      </w:rPr>
+    </w:lvl>
+    <w:lvl w:ilvl="7" w:tentative="1">
+      <w:start w:val="1"/>
+      <w:numFmt w:val="bullet"/>
+      <w:lvlText w:val=""/>
+      <w:lvlJc w:val="left"/>
+      <w:pPr>
+        <w:tabs>
+          <w:tab w:val="num" w:pos="5760"/>
+        </w:tabs>
+        <w:ind w:left="5760" w:hanging="360"/>
+      </w:pPr>
+      <w:rPr>
+        <w:rFonts w:ascii="Wingdings" w:hAnsi="Wingdings" w:hint="default"/>
+        <w:sz w:val="20"/>
+      </w:rPr>
+    </w:lvl>
+    <w:lvl w:ilvl="8" w:tentative="1">
+      <w:start w:val="1"/>
+      <w:numFmt w:val="bullet"/>
+      <w:lvlText w:val=""/>
+      <w:lvlJc w:val="left"/>
+      <w:pPr>
+        <w:tabs>
+          <w:tab w:val="num" w:pos="6480"/>
+        </w:tabs>
+        <w:ind w:left="6480" w:hanging="360"/>
+      </w:pPr>
+      <w:rPr>
+        <w:rFonts w:ascii="Wingdings" w:hAnsi="Wingdings" w:hint="default"/>
+        <w:sz w:val="20"/>
+      </w:rPr>
+    </w:lvl>
+  </w:abstractNum>
+  <w:abstractNum w:abstractNumId="15" w15:restartNumberingAfterBreak="0">
+    <w:nsid w:val="529F7091"/>
+    <w:multiLevelType w:val="multilevel"/>
+    <w:tmpl w:val="55A4FC34"/>
+    <w:lvl w:ilvl="0">
+      <w:start w:val="1"/>
+      <w:numFmt w:val="bullet"/>
+      <w:lvlText w:val=""/>
+      <w:lvlJc w:val="left"/>
+      <w:pPr>
+        <w:tabs>
+          <w:tab w:val="num" w:pos="720"/>
+        </w:tabs>
+        <w:ind w:left="720" w:hanging="360"/>
+      </w:pPr>
+      <w:rPr>
+        <w:rFonts w:ascii="Symbol" w:hAnsi="Symbol" w:hint="default"/>
+        <w:sz w:val="20"/>
+      </w:rPr>
+    </w:lvl>
+    <w:lvl w:ilvl="1" w:tentative="1">
+      <w:start w:val="1"/>
+      <w:numFmt w:val="bullet"/>
+      <w:lvlText w:val="o"/>
+      <w:lvlJc w:val="left"/>
+      <w:pPr>
+        <w:tabs>
+          <w:tab w:val="num" w:pos="1440"/>
+        </w:tabs>
+        <w:ind w:left="1440" w:hanging="360"/>
+      </w:pPr>
+      <w:rPr>
+        <w:rFonts w:ascii="Courier New" w:hAnsi="Courier New" w:hint="default"/>
+        <w:sz w:val="20"/>
+      </w:rPr>
+    </w:lvl>
+    <w:lvl w:ilvl="2" w:tentative="1">
+      <w:start w:val="1"/>
+      <w:numFmt w:val="bullet"/>
+      <w:lvlText w:val=""/>
+      <w:lvlJc w:val="left"/>
+      <w:pPr>
+        <w:tabs>
+          <w:tab w:val="num" w:pos="2160"/>
+        </w:tabs>
+        <w:ind w:left="2160" w:hanging="360"/>
+      </w:pPr>
+      <w:rPr>
+        <w:rFonts w:ascii="Wingdings" w:hAnsi="Wingdings" w:hint="default"/>
+        <w:sz w:val="20"/>
+      </w:rPr>
+    </w:lvl>
+    <w:lvl w:ilvl="3" w:tentative="1">
+      <w:start w:val="1"/>
+      <w:numFmt w:val="bullet"/>
+      <w:lvlText w:val=""/>
+      <w:lvlJc w:val="left"/>
+      <w:pPr>
+        <w:tabs>
+          <w:tab w:val="num" w:pos="2880"/>
+        </w:tabs>
+        <w:ind w:left="2880" w:hanging="360"/>
+      </w:pPr>
+      <w:rPr>
+        <w:rFonts w:ascii="Wingdings" w:hAnsi="Wingdings" w:hint="default"/>
+        <w:sz w:val="20"/>
+      </w:rPr>
+    </w:lvl>
+    <w:lvl w:ilvl="4" w:tentative="1">
+      <w:start w:val="1"/>
+      <w:numFmt w:val="bullet"/>
+      <w:lvlText w:val=""/>
+      <w:lvlJc w:val="left"/>
+      <w:pPr>
+        <w:tabs>
+          <w:tab w:val="num" w:pos="3600"/>
+        </w:tabs>
+        <w:ind w:left="3600" w:hanging="360"/>
+      </w:pPr>
+      <w:rPr>
+        <w:rFonts w:ascii="Wingdings" w:hAnsi="Wingdings" w:hint="default"/>
+        <w:sz w:val="20"/>
+      </w:rPr>
+    </w:lvl>
+    <w:lvl w:ilvl="5" w:tentative="1">
+      <w:start w:val="1"/>
+      <w:numFmt w:val="bullet"/>
+      <w:lvlText w:val=""/>
+      <w:lvlJc w:val="left"/>
+      <w:pPr>
+        <w:tabs>
+          <w:tab w:val="num" w:pos="4320"/>
+        </w:tabs>
+        <w:ind w:left="4320" w:hanging="360"/>
+      </w:pPr>
+      <w:rPr>
+        <w:rFonts w:ascii="Wingdings" w:hAnsi="Wingdings" w:hint="default"/>
+        <w:sz w:val="20"/>
+      </w:rPr>
+    </w:lvl>
+    <w:lvl w:ilvl="6" w:tentative="1">
+      <w:start w:val="1"/>
+      <w:numFmt w:val="bullet"/>
+      <w:lvlText w:val=""/>
+      <w:lvlJc w:val="left"/>
+      <w:pPr>
+        <w:tabs>
+          <w:tab w:val="num" w:pos="5040"/>
+        </w:tabs>
+        <w:ind w:left="5040" w:hanging="360"/>
+      </w:pPr>
+      <w:rPr>
+        <w:rFonts w:ascii="Wingdings" w:hAnsi="Wingdings" w:hint="default"/>
+        <w:sz w:val="20"/>
+      </w:rPr>
+    </w:lvl>
+    <w:lvl w:ilvl="7" w:tentative="1">
+      <w:start w:val="1"/>
+      <w:numFmt w:val="bullet"/>
+      <w:lvlText w:val=""/>
+      <w:lvlJc w:val="left"/>
+      <w:pPr>
+        <w:tabs>
+          <w:tab w:val="num" w:pos="5760"/>
+        </w:tabs>
+        <w:ind w:left="5760" w:hanging="360"/>
+      </w:pPr>
+      <w:rPr>
+        <w:rFonts w:ascii="Wingdings" w:hAnsi="Wingdings" w:hint="default"/>
+        <w:sz w:val="20"/>
+      </w:rPr>
+    </w:lvl>
+    <w:lvl w:ilvl="8" w:tentative="1">
+      <w:start w:val="1"/>
+      <w:numFmt w:val="bullet"/>
+      <w:lvlText w:val=""/>
+      <w:lvlJc w:val="left"/>
+      <w:pPr>
+        <w:tabs>
+          <w:tab w:val="num" w:pos="6480"/>
+        </w:tabs>
+        <w:ind w:left="6480" w:hanging="360"/>
+      </w:pPr>
+      <w:rPr>
+        <w:rFonts w:ascii="Wingdings" w:hAnsi="Wingdings" w:hint="default"/>
+        <w:sz w:val="20"/>
+      </w:rPr>
+    </w:lvl>
+  </w:abstractNum>
+  <w:abstractNum w:abstractNumId="16" w15:restartNumberingAfterBreak="0">
+    <w:nsid w:val="58A74F05"/>
+    <w:multiLevelType w:val="multilevel"/>
+    <w:tmpl w:val="69F8AD38"/>
+    <w:lvl w:ilvl="0">
+      <w:start w:val="1"/>
+      <w:numFmt w:val="bullet"/>
+      <w:lvlText w:val=""/>
+      <w:lvlJc w:val="left"/>
+      <w:pPr>
+        <w:tabs>
+          <w:tab w:val="num" w:pos="720"/>
+        </w:tabs>
+        <w:ind w:left="720" w:hanging="360"/>
+      </w:pPr>
+      <w:rPr>
+        <w:rFonts w:ascii="Symbol" w:hAnsi="Symbol" w:hint="default"/>
+        <w:sz w:val="20"/>
+      </w:rPr>
+    </w:lvl>
+    <w:lvl w:ilvl="1" w:tentative="1">
+      <w:start w:val="1"/>
+      <w:numFmt w:val="bullet"/>
+      <w:lvlText w:val="o"/>
+      <w:lvlJc w:val="left"/>
+      <w:pPr>
+        <w:tabs>
+          <w:tab w:val="num" w:pos="1440"/>
+        </w:tabs>
+        <w:ind w:left="1440" w:hanging="360"/>
+      </w:pPr>
+      <w:rPr>
+        <w:rFonts w:ascii="Courier New" w:hAnsi="Courier New" w:hint="default"/>
+        <w:sz w:val="20"/>
+      </w:rPr>
+    </w:lvl>
+    <w:lvl w:ilvl="2" w:tentative="1">
+      <w:start w:val="1"/>
+      <w:numFmt w:val="bullet"/>
+      <w:lvlText w:val=""/>
+      <w:lvlJc w:val="left"/>
+      <w:pPr>
+        <w:tabs>
+          <w:tab w:val="num" w:pos="2160"/>
+        </w:tabs>
+        <w:ind w:left="2160" w:hanging="360"/>
+      </w:pPr>
+      <w:rPr>
+        <w:rFonts w:ascii="Wingdings" w:hAnsi="Wingdings" w:hint="default"/>
+        <w:sz w:val="20"/>
+      </w:rPr>
+    </w:lvl>
+    <w:lvl w:ilvl="3" w:tentative="1">
+      <w:start w:val="1"/>
+      <w:numFmt w:val="bullet"/>
+      <w:lvlText w:val=""/>
+      <w:lvlJc w:val="left"/>
+      <w:pPr>
+        <w:tabs>
+          <w:tab w:val="num" w:pos="2880"/>
+        </w:tabs>
+        <w:ind w:left="2880" w:hanging="360"/>
+      </w:pPr>
+      <w:rPr>
+        <w:rFonts w:ascii="Wingdings" w:hAnsi="Wingdings" w:hint="default"/>
+        <w:sz w:val="20"/>
+      </w:rPr>
+    </w:lvl>
+    <w:lvl w:ilvl="4" w:tentative="1">
+      <w:start w:val="1"/>
+      <w:numFmt w:val="bullet"/>
+      <w:lvlText w:val=""/>
+      <w:lvlJc w:val="left"/>
+      <w:pPr>
+        <w:tabs>
+          <w:tab w:val="num" w:pos="3600"/>
+        </w:tabs>
+        <w:ind w:left="3600" w:hanging="360"/>
+      </w:pPr>
+      <w:rPr>
+        <w:rFonts w:ascii="Wingdings" w:hAnsi="Wingdings" w:hint="default"/>
+        <w:sz w:val="20"/>
+      </w:rPr>
+    </w:lvl>
+    <w:lvl w:ilvl="5" w:tentative="1">
+      <w:start w:val="1"/>
+      <w:numFmt w:val="bullet"/>
+      <w:lvlText w:val=""/>
+      <w:lvlJc w:val="left"/>
+      <w:pPr>
+        <w:tabs>
+          <w:tab w:val="num" w:pos="4320"/>
+        </w:tabs>
+        <w:ind w:left="4320" w:hanging="360"/>
+      </w:pPr>
+      <w:rPr>
+        <w:rFonts w:ascii="Wingdings" w:hAnsi="Wingdings" w:hint="default"/>
+        <w:sz w:val="20"/>
+      </w:rPr>
+    </w:lvl>
+    <w:lvl w:ilvl="6" w:tentative="1">
+      <w:start w:val="1"/>
+      <w:numFmt w:val="bullet"/>
+      <w:lvlText w:val=""/>
+      <w:lvlJc w:val="left"/>
+      <w:pPr>
+        <w:tabs>
+          <w:tab w:val="num" w:pos="5040"/>
+        </w:tabs>
+        <w:ind w:left="5040" w:hanging="360"/>
+      </w:pPr>
+      <w:rPr>
+        <w:rFonts w:ascii="Wingdings" w:hAnsi="Wingdings" w:hint="default"/>
+        <w:sz w:val="20"/>
+      </w:rPr>
+    </w:lvl>
+    <w:lvl w:ilvl="7" w:tentative="1">
+      <w:start w:val="1"/>
+      <w:numFmt w:val="bullet"/>
+      <w:lvlText w:val=""/>
+      <w:lvlJc w:val="left"/>
+      <w:pPr>
+        <w:tabs>
+          <w:tab w:val="num" w:pos="5760"/>
+        </w:tabs>
+        <w:ind w:left="5760" w:hanging="360"/>
+      </w:pPr>
+      <w:rPr>
+        <w:rFonts w:ascii="Wingdings" w:hAnsi="Wingdings" w:hint="default"/>
+        <w:sz w:val="20"/>
+      </w:rPr>
+    </w:lvl>
+    <w:lvl w:ilvl="8" w:tentative="1">
+      <w:start w:val="1"/>
+      <w:numFmt w:val="bullet"/>
+      <w:lvlText w:val=""/>
+      <w:lvlJc w:val="left"/>
+      <w:pPr>
+        <w:tabs>
+          <w:tab w:val="num" w:pos="6480"/>
+        </w:tabs>
+        <w:ind w:left="6480" w:hanging="360"/>
+      </w:pPr>
+      <w:rPr>
+        <w:rFonts w:ascii="Wingdings" w:hAnsi="Wingdings" w:hint="default"/>
+        <w:sz w:val="20"/>
+      </w:rPr>
+    </w:lvl>
+  </w:abstractNum>
+  <w:abstractNum w:abstractNumId="17" w15:restartNumberingAfterBreak="0">
+    <w:nsid w:val="5A8C6811"/>
+    <w:multiLevelType w:val="multilevel"/>
+    <w:tmpl w:val="342278CC"/>
+    <w:lvl w:ilvl="0">
+      <w:start w:val="1"/>
+      <w:numFmt w:val="decimal"/>
+      <w:lvlText w:val="%1."/>
+      <w:lvlJc w:val="left"/>
+      <w:pPr>
+        <w:tabs>
+          <w:tab w:val="num" w:pos="720"/>
+        </w:tabs>
+        <w:ind w:left="720" w:hanging="360"/>
+      </w:pPr>
+    </w:lvl>
+    <w:lvl w:ilvl="1" w:tentative="1">
+      <w:start w:val="1"/>
+      <w:numFmt w:val="decimal"/>
+      <w:lvlText w:val="%2."/>
+      <w:lvlJc w:val="left"/>
+      <w:pPr>
+        <w:tabs>
+          <w:tab w:val="num" w:pos="1440"/>
+        </w:tabs>
+        <w:ind w:left="1440" w:hanging="360"/>
+      </w:pPr>
+    </w:lvl>
+    <w:lvl w:ilvl="2" w:tentative="1">
+      <w:start w:val="1"/>
+      <w:numFmt w:val="decimal"/>
+      <w:lvlText w:val="%3."/>
+      <w:lvlJc w:val="left"/>
+      <w:pPr>
+        <w:tabs>
+          <w:tab w:val="num" w:pos="2160"/>
+        </w:tabs>
+        <w:ind w:left="2160" w:hanging="360"/>
+      </w:pPr>
+    </w:lvl>
+    <w:lvl w:ilvl="3" w:tentative="1">
+      <w:start w:val="1"/>
+      <w:numFmt w:val="decimal"/>
+      <w:lvlText w:val="%4."/>
+      <w:lvlJc w:val="left"/>
+      <w:pPr>
+        <w:tabs>
+          <w:tab w:val="num" w:pos="2880"/>
+        </w:tabs>
+        <w:ind w:left="2880" w:hanging="360"/>
+      </w:pPr>
+    </w:lvl>
+    <w:lvl w:ilvl="4" w:tentative="1">
+      <w:start w:val="1"/>
+      <w:numFmt w:val="decimal"/>
+      <w:lvlText w:val="%5."/>
+      <w:lvlJc w:val="left"/>
+      <w:pPr>
+        <w:tabs>
+          <w:tab w:val="num" w:pos="3600"/>
+        </w:tabs>
+        <w:ind w:left="3600" w:hanging="360"/>
+      </w:pPr>
+    </w:lvl>
+    <w:lvl w:ilvl="5" w:tentative="1">
+      <w:start w:val="1"/>
+      <w:numFmt w:val="decimal"/>
+      <w:lvlText w:val="%6."/>
+      <w:lvlJc w:val="left"/>
+      <w:pPr>
+        <w:tabs>
+          <w:tab w:val="num" w:pos="4320"/>
+        </w:tabs>
+        <w:ind w:left="4320" w:hanging="360"/>
+      </w:pPr>
+    </w:lvl>
+    <w:lvl w:ilvl="6" w:tentative="1">
+      <w:start w:val="1"/>
+      <w:numFmt w:val="decimal"/>
+      <w:lvlText w:val="%7."/>
+      <w:lvlJc w:val="left"/>
+      <w:pPr>
+        <w:tabs>
+          <w:tab w:val="num" w:pos="5040"/>
+        </w:tabs>
+        <w:ind w:left="5040" w:hanging="360"/>
+      </w:pPr>
+    </w:lvl>
+    <w:lvl w:ilvl="7" w:tentative="1">
+      <w:start w:val="1"/>
+      <w:numFmt w:val="decimal"/>
+      <w:lvlText w:val="%8."/>
+      <w:lvlJc w:val="left"/>
+      <w:pPr>
+        <w:tabs>
+          <w:tab w:val="num" w:pos="5760"/>
+        </w:tabs>
+        <w:ind w:left="5760" w:hanging="360"/>
+      </w:pPr>
+    </w:lvl>
+    <w:lvl w:ilvl="8" w:tentative="1">
+      <w:start w:val="1"/>
+      <w:numFmt w:val="decimal"/>
+      <w:lvlText w:val="%9."/>
+      <w:lvlJc w:val="left"/>
+      <w:pPr>
+        <w:tabs>
+          <w:tab w:val="num" w:pos="6480"/>
+        </w:tabs>
+        <w:ind w:left="6480" w:hanging="360"/>
+      </w:pPr>
+    </w:lvl>
+  </w:abstractNum>
+  <w:abstractNum w:abstractNumId="18" w15:restartNumberingAfterBreak="0">
+    <w:nsid w:val="5BD139D4"/>
+    <w:multiLevelType w:val="multilevel"/>
+    <w:tmpl w:val="57549C44"/>
+    <w:lvl w:ilvl="0">
+      <w:start w:val="1"/>
+      <w:numFmt w:val="bullet"/>
+      <w:lvlText w:val=""/>
+      <w:lvlJc w:val="left"/>
+      <w:pPr>
+        <w:tabs>
+          <w:tab w:val="num" w:pos="720"/>
+        </w:tabs>
+        <w:ind w:left="720" w:hanging="360"/>
+      </w:pPr>
+      <w:rPr>
+        <w:rFonts w:ascii="Symbol" w:hAnsi="Symbol" w:hint="default"/>
+        <w:sz w:val="20"/>
+      </w:rPr>
+    </w:lvl>
+    <w:lvl w:ilvl="1" w:tentative="1">
+      <w:start w:val="1"/>
+      <w:numFmt w:val="bullet"/>
+      <w:lvlText w:val="o"/>
+      <w:lvlJc w:val="left"/>
+      <w:pPr>
+        <w:tabs>
+          <w:tab w:val="num" w:pos="1440"/>
+        </w:tabs>
+        <w:ind w:left="1440" w:hanging="360"/>
+      </w:pPr>
+      <w:rPr>
+        <w:rFonts w:ascii="Courier New" w:hAnsi="Courier New" w:hint="default"/>
+        <w:sz w:val="20"/>
+      </w:rPr>
+    </w:lvl>
+    <w:lvl w:ilvl="2" w:tentative="1">
+      <w:start w:val="1"/>
+      <w:numFmt w:val="bullet"/>
+      <w:lvlText w:val=""/>
+      <w:lvlJc w:val="left"/>
+      <w:pPr>
+        <w:tabs>
+          <w:tab w:val="num" w:pos="2160"/>
+        </w:tabs>
+        <w:ind w:left="2160" w:hanging="360"/>
+      </w:pPr>
+      <w:rPr>
+        <w:rFonts w:ascii="Wingdings" w:hAnsi="Wingdings" w:hint="default"/>
+        <w:sz w:val="20"/>
+      </w:rPr>
+    </w:lvl>
+    <w:lvl w:ilvl="3" w:tentative="1">
+      <w:start w:val="1"/>
+      <w:numFmt w:val="bullet"/>
+      <w:lvlText w:val=""/>
+      <w:lvlJc w:val="left"/>
+      <w:pPr>
+        <w:tabs>
+          <w:tab w:val="num" w:pos="2880"/>
+        </w:tabs>
+        <w:ind w:left="2880" w:hanging="360"/>
+      </w:pPr>
+      <w:rPr>
+        <w:rFonts w:ascii="Wingdings" w:hAnsi="Wingdings" w:hint="default"/>
+        <w:sz w:val="20"/>
+      </w:rPr>
+    </w:lvl>
+    <w:lvl w:ilvl="4" w:tentative="1">
+      <w:start w:val="1"/>
+      <w:numFmt w:val="bullet"/>
+      <w:lvlText w:val=""/>
+      <w:lvlJc w:val="left"/>
+      <w:pPr>
+        <w:tabs>
+          <w:tab w:val="num" w:pos="3600"/>
+        </w:tabs>
+        <w:ind w:left="3600" w:hanging="360"/>
+      </w:pPr>
+      <w:rPr>
+        <w:rFonts w:ascii="Wingdings" w:hAnsi="Wingdings" w:hint="default"/>
+        <w:sz w:val="20"/>
+      </w:rPr>
+    </w:lvl>
+    <w:lvl w:ilvl="5" w:tentative="1">
+      <w:start w:val="1"/>
+      <w:numFmt w:val="bullet"/>
+      <w:lvlText w:val=""/>
+      <w:lvlJc w:val="left"/>
+      <w:pPr>
+        <w:tabs>
+          <w:tab w:val="num" w:pos="4320"/>
+        </w:tabs>
+        <w:ind w:left="4320" w:hanging="360"/>
+      </w:pPr>
+      <w:rPr>
+        <w:rFonts w:ascii="Wingdings" w:hAnsi="Wingdings" w:hint="default"/>
+        <w:sz w:val="20"/>
+      </w:rPr>
+    </w:lvl>
+    <w:lvl w:ilvl="6" w:tentative="1">
+      <w:start w:val="1"/>
+      <w:numFmt w:val="bullet"/>
+      <w:lvlText w:val=""/>
+      <w:lvlJc w:val="left"/>
+      <w:pPr>
+        <w:tabs>
+          <w:tab w:val="num" w:pos="5040"/>
+        </w:tabs>
+        <w:ind w:left="5040" w:hanging="360"/>
+      </w:pPr>
+      <w:rPr>
+        <w:rFonts w:ascii="Wingdings" w:hAnsi="Wingdings" w:hint="default"/>
+        <w:sz w:val="20"/>
+      </w:rPr>
+    </w:lvl>
+    <w:lvl w:ilvl="7" w:tentative="1">
+      <w:start w:val="1"/>
+      <w:numFmt w:val="bullet"/>
+      <w:lvlText w:val=""/>
+      <w:lvlJc w:val="left"/>
+      <w:pPr>
+        <w:tabs>
+          <w:tab w:val="num" w:pos="5760"/>
+        </w:tabs>
+        <w:ind w:left="5760" w:hanging="360"/>
+      </w:pPr>
+      <w:rPr>
+        <w:rFonts w:ascii="Wingdings" w:hAnsi="Wingdings" w:hint="default"/>
+        <w:sz w:val="20"/>
+      </w:rPr>
+    </w:lvl>
+    <w:lvl w:ilvl="8" w:tentative="1">
+      <w:start w:val="1"/>
+      <w:numFmt w:val="bullet"/>
+      <w:lvlText w:val=""/>
+      <w:lvlJc w:val="left"/>
+      <w:pPr>
+        <w:tabs>
+          <w:tab w:val="num" w:pos="6480"/>
+        </w:tabs>
+        <w:ind w:left="6480" w:hanging="360"/>
+      </w:pPr>
+      <w:rPr>
+        <w:rFonts w:ascii="Wingdings" w:hAnsi="Wingdings" w:hint="default"/>
+        <w:sz w:val="20"/>
+      </w:rPr>
+    </w:lvl>
+  </w:abstractNum>
+  <w:abstractNum w:abstractNumId="19" w15:restartNumberingAfterBreak="0">
+    <w:nsid w:val="5C184AB5"/>
+    <w:multiLevelType w:val="multilevel"/>
+    <w:tmpl w:val="A2A63256"/>
+    <w:lvl w:ilvl="0">
+      <w:start w:val="1"/>
+      <w:numFmt w:val="bullet"/>
+      <w:lvlText w:val=""/>
+      <w:lvlJc w:val="left"/>
+      <w:pPr>
+        <w:tabs>
+          <w:tab w:val="num" w:pos="720"/>
+        </w:tabs>
+        <w:ind w:left="720" w:hanging="360"/>
+      </w:pPr>
+      <w:rPr>
+        <w:rFonts w:ascii="Symbol" w:hAnsi="Symbol" w:hint="default"/>
+        <w:sz w:val="20"/>
+      </w:rPr>
+    </w:lvl>
+    <w:lvl w:ilvl="1" w:tentative="1">
+      <w:start w:val="1"/>
+      <w:numFmt w:val="bullet"/>
+      <w:lvlText w:val="o"/>
+      <w:lvlJc w:val="left"/>
+      <w:pPr>
+        <w:tabs>
+          <w:tab w:val="num" w:pos="1440"/>
+        </w:tabs>
+        <w:ind w:left="1440" w:hanging="360"/>
+      </w:pPr>
+      <w:rPr>
+        <w:rFonts w:ascii="Courier New" w:hAnsi="Courier New" w:hint="default"/>
+        <w:sz w:val="20"/>
+      </w:rPr>
+    </w:lvl>
+    <w:lvl w:ilvl="2" w:tentative="1">
+      <w:start w:val="1"/>
+      <w:numFmt w:val="bullet"/>
+      <w:lvlText w:val=""/>
+      <w:lvlJc w:val="left"/>
+      <w:pPr>
+        <w:tabs>
+          <w:tab w:val="num" w:pos="2160"/>
+        </w:tabs>
+        <w:ind w:left="2160" w:hanging="360"/>
+      </w:pPr>
+      <w:rPr>
+        <w:rFonts w:ascii="Wingdings" w:hAnsi="Wingdings" w:hint="default"/>
+        <w:sz w:val="20"/>
+      </w:rPr>
+    </w:lvl>
+    <w:lvl w:ilvl="3" w:tentative="1">
+      <w:start w:val="1"/>
+      <w:numFmt w:val="bullet"/>
+      <w:lvlText w:val=""/>
+      <w:lvlJc w:val="left"/>
+      <w:pPr>
+        <w:tabs>
+          <w:tab w:val="num" w:pos="2880"/>
+        </w:tabs>
+        <w:ind w:left="2880" w:hanging="360"/>
+      </w:pPr>
+      <w:rPr>
+        <w:rFonts w:ascii="Wingdings" w:hAnsi="Wingdings" w:hint="default"/>
+        <w:sz w:val="20"/>
+      </w:rPr>
+    </w:lvl>
+    <w:lvl w:ilvl="4" w:tentative="1">
+      <w:start w:val="1"/>
+      <w:numFmt w:val="bullet"/>
+      <w:lvlText w:val=""/>
+      <w:lvlJc w:val="left"/>
+      <w:pPr>
+        <w:tabs>
+          <w:tab w:val="num" w:pos="3600"/>
+        </w:tabs>
+        <w:ind w:left="3600" w:hanging="360"/>
+      </w:pPr>
+      <w:rPr>
+        <w:rFonts w:ascii="Wingdings" w:hAnsi="Wingdings" w:hint="default"/>
+        <w:sz w:val="20"/>
+      </w:rPr>
+    </w:lvl>
+    <w:lvl w:ilvl="5" w:tentative="1">
+      <w:start w:val="1"/>
+      <w:numFmt w:val="bullet"/>
+      <w:lvlText w:val=""/>
+      <w:lvlJc w:val="left"/>
+      <w:pPr>
+        <w:tabs>
+          <w:tab w:val="num" w:pos="4320"/>
+        </w:tabs>
+        <w:ind w:left="4320" w:hanging="360"/>
+      </w:pPr>
+      <w:rPr>
+        <w:rFonts w:ascii="Wingdings" w:hAnsi="Wingdings" w:hint="default"/>
+        <w:sz w:val="20"/>
+      </w:rPr>
+    </w:lvl>
+    <w:lvl w:ilvl="6" w:tentative="1">
+      <w:start w:val="1"/>
+      <w:numFmt w:val="bullet"/>
+      <w:lvlText w:val=""/>
+      <w:lvlJc w:val="left"/>
+      <w:pPr>
+        <w:tabs>
+          <w:tab w:val="num" w:pos="5040"/>
+        </w:tabs>
+        <w:ind w:left="5040" w:hanging="360"/>
+      </w:pPr>
+      <w:rPr>
+        <w:rFonts w:ascii="Wingdings" w:hAnsi="Wingdings" w:hint="default"/>
+        <w:sz w:val="20"/>
+      </w:rPr>
+    </w:lvl>
+    <w:lvl w:ilvl="7" w:tentative="1">
+      <w:start w:val="1"/>
+      <w:numFmt w:val="bullet"/>
+      <w:lvlText w:val=""/>
+      <w:lvlJc w:val="left"/>
+      <w:pPr>
+        <w:tabs>
+          <w:tab w:val="num" w:pos="5760"/>
+        </w:tabs>
+        <w:ind w:left="5760" w:hanging="360"/>
+      </w:pPr>
+      <w:rPr>
+        <w:rFonts w:ascii="Wingdings" w:hAnsi="Wingdings" w:hint="default"/>
+        <w:sz w:val="20"/>
+      </w:rPr>
+    </w:lvl>
+    <w:lvl w:ilvl="8" w:tentative="1">
+      <w:start w:val="1"/>
+      <w:numFmt w:val="bullet"/>
+      <w:lvlText w:val=""/>
+      <w:lvlJc w:val="left"/>
+      <w:pPr>
+        <w:tabs>
+          <w:tab w:val="num" w:pos="6480"/>
+        </w:tabs>
+        <w:ind w:left="6480" w:hanging="360"/>
+      </w:pPr>
+      <w:rPr>
+        <w:rFonts w:ascii="Wingdings" w:hAnsi="Wingdings" w:hint="default"/>
+        <w:sz w:val="20"/>
+      </w:rPr>
+    </w:lvl>
+  </w:abstractNum>
+  <w:abstractNum w:abstractNumId="20" w15:restartNumberingAfterBreak="0">
+    <w:nsid w:val="5C43412C"/>
+    <w:multiLevelType w:val="multilevel"/>
+    <w:tmpl w:val="04908966"/>
+    <w:lvl w:ilvl="0">
+      <w:start w:val="1"/>
+      <w:numFmt w:val="bullet"/>
+      <w:lvlText w:val=""/>
+      <w:lvlJc w:val="left"/>
+      <w:pPr>
+        <w:tabs>
+          <w:tab w:val="num" w:pos="720"/>
+        </w:tabs>
+        <w:ind w:left="720" w:hanging="360"/>
+      </w:pPr>
+      <w:rPr>
+        <w:rFonts w:ascii="Symbol" w:hAnsi="Symbol" w:hint="default"/>
+        <w:sz w:val="20"/>
+      </w:rPr>
+    </w:lvl>
+    <w:lvl w:ilvl="1" w:tentative="1">
+      <w:start w:val="1"/>
+      <w:numFmt w:val="bullet"/>
+      <w:lvlText w:val="o"/>
+      <w:lvlJc w:val="left"/>
+      <w:pPr>
+        <w:tabs>
+          <w:tab w:val="num" w:pos="1440"/>
+        </w:tabs>
+        <w:ind w:left="1440" w:hanging="360"/>
+      </w:pPr>
+      <w:rPr>
+        <w:rFonts w:ascii="Courier New" w:hAnsi="Courier New" w:hint="default"/>
+        <w:sz w:val="20"/>
+      </w:rPr>
+    </w:lvl>
+    <w:lvl w:ilvl="2" w:tentative="1">
+      <w:start w:val="1"/>
+      <w:numFmt w:val="bullet"/>
+      <w:lvlText w:val=""/>
+      <w:lvlJc w:val="left"/>
+      <w:pPr>
+        <w:tabs>
+          <w:tab w:val="num" w:pos="2160"/>
+        </w:tabs>
+        <w:ind w:left="2160" w:hanging="360"/>
+      </w:pPr>
+      <w:rPr>
+        <w:rFonts w:ascii="Wingdings" w:hAnsi="Wingdings" w:hint="default"/>
+        <w:sz w:val="20"/>
+      </w:rPr>
+    </w:lvl>
+    <w:lvl w:ilvl="3" w:tentative="1">
+      <w:start w:val="1"/>
+      <w:numFmt w:val="bullet"/>
+      <w:lvlText w:val=""/>
+      <w:lvlJc w:val="left"/>
+      <w:pPr>
+        <w:tabs>
+          <w:tab w:val="num" w:pos="2880"/>
+        </w:tabs>
+        <w:ind w:left="2880" w:hanging="360"/>
+      </w:pPr>
+      <w:rPr>
+        <w:rFonts w:ascii="Wingdings" w:hAnsi="Wingdings" w:hint="default"/>
+        <w:sz w:val="20"/>
+      </w:rPr>
+    </w:lvl>
+    <w:lvl w:ilvl="4" w:tentative="1">
+      <w:start w:val="1"/>
+      <w:numFmt w:val="bullet"/>
+      <w:lvlText w:val=""/>
+      <w:lvlJc w:val="left"/>
+      <w:pPr>
+        <w:tabs>
+          <w:tab w:val="num" w:pos="3600"/>
+        </w:tabs>
+        <w:ind w:left="3600" w:hanging="360"/>
+      </w:pPr>
+      <w:rPr>
+        <w:rFonts w:ascii="Wingdings" w:hAnsi="Wingdings" w:hint="default"/>
+        <w:sz w:val="20"/>
+      </w:rPr>
+    </w:lvl>
+    <w:lvl w:ilvl="5" w:tentative="1">
+      <w:start w:val="1"/>
+      <w:numFmt w:val="bullet"/>
+      <w:lvlText w:val=""/>
+      <w:lvlJc w:val="left"/>
+      <w:pPr>
+        <w:tabs>
+          <w:tab w:val="num" w:pos="4320"/>
+        </w:tabs>
+        <w:ind w:left="4320" w:hanging="360"/>
+      </w:pPr>
+      <w:rPr>
+        <w:rFonts w:ascii="Wingdings" w:hAnsi="Wingdings" w:hint="default"/>
+        <w:sz w:val="20"/>
+      </w:rPr>
+    </w:lvl>
+    <w:lvl w:ilvl="6" w:tentative="1">
+      <w:start w:val="1"/>
+      <w:numFmt w:val="bullet"/>
+      <w:lvlText w:val=""/>
+      <w:lvlJc w:val="left"/>
+      <w:pPr>
+        <w:tabs>
+          <w:tab w:val="num" w:pos="5040"/>
+        </w:tabs>
+        <w:ind w:left="5040" w:hanging="360"/>
+      </w:pPr>
+      <w:rPr>
+        <w:rFonts w:ascii="Wingdings" w:hAnsi="Wingdings" w:hint="default"/>
+        <w:sz w:val="20"/>
+      </w:rPr>
+    </w:lvl>
+    <w:lvl w:ilvl="7" w:tentative="1">
+      <w:start w:val="1"/>
+      <w:numFmt w:val="bullet"/>
+      <w:lvlText w:val=""/>
+      <w:lvlJc w:val="left"/>
+      <w:pPr>
+        <w:tabs>
+          <w:tab w:val="num" w:pos="5760"/>
+        </w:tabs>
+        <w:ind w:left="5760" w:hanging="360"/>
+      </w:pPr>
+      <w:rPr>
+        <w:rFonts w:ascii="Wingdings" w:hAnsi="Wingdings" w:hint="default"/>
+        <w:sz w:val="20"/>
+      </w:rPr>
+    </w:lvl>
+    <w:lvl w:ilvl="8" w:tentative="1">
+      <w:start w:val="1"/>
+      <w:numFmt w:val="bullet"/>
+      <w:lvlText w:val=""/>
+      <w:lvlJc w:val="left"/>
+      <w:pPr>
+        <w:tabs>
+          <w:tab w:val="num" w:pos="6480"/>
+        </w:tabs>
+        <w:ind w:left="6480" w:hanging="360"/>
+      </w:pPr>
+      <w:rPr>
+        <w:rFonts w:ascii="Wingdings" w:hAnsi="Wingdings" w:hint="default"/>
+        <w:sz w:val="20"/>
+      </w:rPr>
+    </w:lvl>
+  </w:abstractNum>
+  <w:abstractNum w:abstractNumId="21" w15:restartNumberingAfterBreak="0">
+    <w:nsid w:val="644915AE"/>
+    <w:multiLevelType w:val="multilevel"/>
+    <w:tmpl w:val="D0E6A68E"/>
+    <w:lvl w:ilvl="0">
+      <w:start w:val="1"/>
+      <w:numFmt w:val="bullet"/>
+      <w:lvlText w:val=""/>
+      <w:lvlJc w:val="left"/>
+      <w:pPr>
+        <w:tabs>
+          <w:tab w:val="num" w:pos="720"/>
+        </w:tabs>
+        <w:ind w:left="720" w:hanging="360"/>
+      </w:pPr>
+      <w:rPr>
+        <w:rFonts w:ascii="Symbol" w:hAnsi="Symbol" w:hint="default"/>
+        <w:sz w:val="20"/>
+      </w:rPr>
+    </w:lvl>
+    <w:lvl w:ilvl="1" w:tentative="1">
+      <w:start w:val="1"/>
+      <w:numFmt w:val="bullet"/>
+      <w:lvlText w:val="o"/>
+      <w:lvlJc w:val="left"/>
+      <w:pPr>
+        <w:tabs>
+          <w:tab w:val="num" w:pos="1440"/>
+        </w:tabs>
+        <w:ind w:left="1440" w:hanging="360"/>
+      </w:pPr>
+      <w:rPr>
+        <w:rFonts w:ascii="Courier New" w:hAnsi="Courier New" w:hint="default"/>
+        <w:sz w:val="20"/>
+      </w:rPr>
+    </w:lvl>
+    <w:lvl w:ilvl="2" w:tentative="1">
+      <w:start w:val="1"/>
+      <w:numFmt w:val="bullet"/>
+      <w:lvlText w:val=""/>
+      <w:lvlJc w:val="left"/>
+      <w:pPr>
+        <w:tabs>
+          <w:tab w:val="num" w:pos="2160"/>
+        </w:tabs>
+        <w:ind w:left="2160" w:hanging="360"/>
+      </w:pPr>
+      <w:rPr>
+        <w:rFonts w:ascii="Wingdings" w:hAnsi="Wingdings" w:hint="default"/>
+        <w:sz w:val="20"/>
+      </w:rPr>
+    </w:lvl>
+    <w:lvl w:ilvl="3" w:tentative="1">
+      <w:start w:val="1"/>
+      <w:numFmt w:val="bullet"/>
+      <w:lvlText w:val=""/>
+      <w:lvlJc w:val="left"/>
+      <w:pPr>
+        <w:tabs>
+          <w:tab w:val="num" w:pos="2880"/>
+        </w:tabs>
+        <w:ind w:left="2880" w:hanging="360"/>
+      </w:pPr>
+      <w:rPr>
+        <w:rFonts w:ascii="Wingdings" w:hAnsi="Wingdings" w:hint="default"/>
+        <w:sz w:val="20"/>
+      </w:rPr>
+    </w:lvl>
+    <w:lvl w:ilvl="4" w:tentative="1">
+      <w:start w:val="1"/>
+      <w:numFmt w:val="bullet"/>
+      <w:lvlText w:val=""/>
+      <w:lvlJc w:val="left"/>
+      <w:pPr>
+        <w:tabs>
+          <w:tab w:val="num" w:pos="3600"/>
+        </w:tabs>
+        <w:ind w:left="3600" w:hanging="360"/>
+      </w:pPr>
+      <w:rPr>
+        <w:rFonts w:ascii="Wingdings" w:hAnsi="Wingdings" w:hint="default"/>
+        <w:sz w:val="20"/>
+      </w:rPr>
+    </w:lvl>
+    <w:lvl w:ilvl="5" w:tentative="1">
+      <w:start w:val="1"/>
+      <w:numFmt w:val="bullet"/>
+      <w:lvlText w:val=""/>
+      <w:lvlJc w:val="left"/>
+      <w:pPr>
+        <w:tabs>
+          <w:tab w:val="num" w:pos="4320"/>
+        </w:tabs>
+        <w:ind w:left="4320" w:hanging="360"/>
+      </w:pPr>
+      <w:rPr>
+        <w:rFonts w:ascii="Wingdings" w:hAnsi="Wingdings" w:hint="default"/>
+        <w:sz w:val="20"/>
+      </w:rPr>
+    </w:lvl>
+    <w:lvl w:ilvl="6" w:tentative="1">
+      <w:start w:val="1"/>
+      <w:numFmt w:val="bullet"/>
+      <w:lvlText w:val=""/>
+      <w:lvlJc w:val="left"/>
+      <w:pPr>
+        <w:tabs>
+          <w:tab w:val="num" w:pos="5040"/>
+        </w:tabs>
+        <w:ind w:left="5040" w:hanging="360"/>
+      </w:pPr>
+      <w:rPr>
+        <w:rFonts w:ascii="Wingdings" w:hAnsi="Wingdings" w:hint="default"/>
+        <w:sz w:val="20"/>
+      </w:rPr>
+    </w:lvl>
+    <w:lvl w:ilvl="7" w:tentative="1">
+      <w:start w:val="1"/>
+      <w:numFmt w:val="bullet"/>
+      <w:lvlText w:val=""/>
+      <w:lvlJc w:val="left"/>
+      <w:pPr>
+        <w:tabs>
+          <w:tab w:val="num" w:pos="5760"/>
+        </w:tabs>
+        <w:ind w:left="5760" w:hanging="360"/>
+      </w:pPr>
+      <w:rPr>
+        <w:rFonts w:ascii="Wingdings" w:hAnsi="Wingdings" w:hint="default"/>
+        <w:sz w:val="20"/>
+      </w:rPr>
+    </w:lvl>
+    <w:lvl w:ilvl="8" w:tentative="1">
+      <w:start w:val="1"/>
+      <w:numFmt w:val="bullet"/>
+      <w:lvlText w:val=""/>
+      <w:lvlJc w:val="left"/>
+      <w:pPr>
+        <w:tabs>
+          <w:tab w:val="num" w:pos="6480"/>
+        </w:tabs>
+        <w:ind w:left="6480" w:hanging="360"/>
+      </w:pPr>
+      <w:rPr>
+        <w:rFonts w:ascii="Wingdings" w:hAnsi="Wingdings" w:hint="default"/>
+        <w:sz w:val="20"/>
+      </w:rPr>
+    </w:lvl>
+  </w:abstractNum>
+  <w:abstractNum w:abstractNumId="22" w15:restartNumberingAfterBreak="0">
+    <w:nsid w:val="697204A0"/>
+    <w:multiLevelType w:val="multilevel"/>
+    <w:tmpl w:val="4190BC82"/>
+    <w:lvl w:ilvl="0">
+      <w:start w:val="1"/>
+      <w:numFmt w:val="bullet"/>
+      <w:lvlText w:val=""/>
+      <w:lvlJc w:val="left"/>
+      <w:pPr>
+        <w:tabs>
+          <w:tab w:val="num" w:pos="720"/>
+        </w:tabs>
+        <w:ind w:left="720" w:hanging="360"/>
+      </w:pPr>
+      <w:rPr>
+        <w:rFonts w:ascii="Symbol" w:hAnsi="Symbol" w:hint="default"/>
+        <w:sz w:val="20"/>
+      </w:rPr>
+    </w:lvl>
+    <w:lvl w:ilvl="1" w:tentative="1">
+      <w:start w:val="1"/>
+      <w:numFmt w:val="bullet"/>
+      <w:lvlText w:val="o"/>
+      <w:lvlJc w:val="left"/>
+      <w:pPr>
+        <w:tabs>
+          <w:tab w:val="num" w:pos="1440"/>
+        </w:tabs>
+        <w:ind w:left="1440" w:hanging="360"/>
+      </w:pPr>
+      <w:rPr>
+        <w:rFonts w:ascii="Courier New" w:hAnsi="Courier New" w:hint="default"/>
+        <w:sz w:val="20"/>
+      </w:rPr>
+    </w:lvl>
+    <w:lvl w:ilvl="2" w:tentative="1">
+      <w:start w:val="1"/>
+      <w:numFmt w:val="bullet"/>
+      <w:lvlText w:val=""/>
+      <w:lvlJc w:val="left"/>
+      <w:pPr>
+        <w:tabs>
+          <w:tab w:val="num" w:pos="2160"/>
+        </w:tabs>
+        <w:ind w:left="2160" w:hanging="360"/>
+      </w:pPr>
+      <w:rPr>
+        <w:rFonts w:ascii="Wingdings" w:hAnsi="Wingdings" w:hint="default"/>
+        <w:sz w:val="20"/>
+      </w:rPr>
+    </w:lvl>
+    <w:lvl w:ilvl="3" w:tentative="1">
+      <w:start w:val="1"/>
+      <w:numFmt w:val="bullet"/>
+      <w:lvlText w:val=""/>
+      <w:lvlJc w:val="left"/>
+      <w:pPr>
+        <w:tabs>
+          <w:tab w:val="num" w:pos="2880"/>
+        </w:tabs>
+        <w:ind w:left="2880" w:hanging="360"/>
+      </w:pPr>
+      <w:rPr>
+        <w:rFonts w:ascii="Wingdings" w:hAnsi="Wingdings" w:hint="default"/>
+        <w:sz w:val="20"/>
+      </w:rPr>
+    </w:lvl>
+    <w:lvl w:ilvl="4" w:tentative="1">
+      <w:start w:val="1"/>
+      <w:numFmt w:val="bullet"/>
+      <w:lvlText w:val=""/>
+      <w:lvlJc w:val="left"/>
+      <w:pPr>
+        <w:tabs>
+          <w:tab w:val="num" w:pos="3600"/>
+        </w:tabs>
+        <w:ind w:left="3600" w:hanging="360"/>
+      </w:pPr>
+      <w:rPr>
+        <w:rFonts w:ascii="Wingdings" w:hAnsi="Wingdings" w:hint="default"/>
+        <w:sz w:val="20"/>
+      </w:rPr>
+    </w:lvl>
+    <w:lvl w:ilvl="5" w:tentative="1">
+      <w:start w:val="1"/>
+      <w:numFmt w:val="bullet"/>
+      <w:lvlText w:val=""/>
+      <w:lvlJc w:val="left"/>
+      <w:pPr>
+        <w:tabs>
+          <w:tab w:val="num" w:pos="4320"/>
+        </w:tabs>
+        <w:ind w:left="4320" w:hanging="360"/>
+      </w:pPr>
+      <w:rPr>
+        <w:rFonts w:ascii="Wingdings" w:hAnsi="Wingdings" w:hint="default"/>
+        <w:sz w:val="20"/>
+      </w:rPr>
+    </w:lvl>
+    <w:lvl w:ilvl="6" w:tentative="1">
+      <w:start w:val="1"/>
+      <w:numFmt w:val="bullet"/>
+      <w:lvlText w:val=""/>
+      <w:lvlJc w:val="left"/>
+      <w:pPr>
+        <w:tabs>
+          <w:tab w:val="num" w:pos="5040"/>
+        </w:tabs>
+        <w:ind w:left="5040" w:hanging="360"/>
+      </w:pPr>
+      <w:rPr>
+        <w:rFonts w:ascii="Wingdings" w:hAnsi="Wingdings" w:hint="default"/>
+        <w:sz w:val="20"/>
+      </w:rPr>
+    </w:lvl>
+    <w:lvl w:ilvl="7" w:tentative="1">
+      <w:start w:val="1"/>
+      <w:numFmt w:val="bullet"/>
+      <w:lvlText w:val=""/>
+      <w:lvlJc w:val="left"/>
+      <w:pPr>
+        <w:tabs>
+          <w:tab w:val="num" w:pos="5760"/>
+        </w:tabs>
+        <w:ind w:left="5760" w:hanging="360"/>
+      </w:pPr>
+      <w:rPr>
+        <w:rFonts w:ascii="Wingdings" w:hAnsi="Wingdings" w:hint="default"/>
+        <w:sz w:val="20"/>
+      </w:rPr>
+    </w:lvl>
+    <w:lvl w:ilvl="8" w:tentative="1">
+      <w:start w:val="1"/>
+      <w:numFmt w:val="bullet"/>
+      <w:lvlText w:val=""/>
+      <w:lvlJc w:val="left"/>
+      <w:pPr>
+        <w:tabs>
+          <w:tab w:val="num" w:pos="6480"/>
+        </w:tabs>
+        <w:ind w:left="6480" w:hanging="360"/>
+      </w:pPr>
+      <w:rPr>
+        <w:rFonts w:ascii="Wingdings" w:hAnsi="Wingdings" w:hint="default"/>
+        <w:sz w:val="20"/>
+      </w:rPr>
+    </w:lvl>
+  </w:abstractNum>
+  <w:abstractNum w:abstractNumId="23" w15:restartNumberingAfterBreak="0">
+    <w:nsid w:val="703A287B"/>
+    <w:multiLevelType w:val="multilevel"/>
+    <w:tmpl w:val="69CC4D60"/>
+    <w:lvl w:ilvl="0">
+      <w:start w:val="1"/>
+      <w:numFmt w:val="bullet"/>
+      <w:lvlText w:val=""/>
+      <w:lvlJc w:val="left"/>
+      <w:pPr>
+        <w:tabs>
+          <w:tab w:val="num" w:pos="720"/>
+        </w:tabs>
+        <w:ind w:left="720" w:hanging="360"/>
+      </w:pPr>
+      <w:rPr>
+        <w:rFonts w:ascii="Symbol" w:hAnsi="Symbol" w:hint="default"/>
+        <w:sz w:val="20"/>
+      </w:rPr>
+    </w:lvl>
+    <w:lvl w:ilvl="1" w:tentative="1">
+      <w:start w:val="1"/>
+      <w:numFmt w:val="bullet"/>
+      <w:lvlText w:val="o"/>
+      <w:lvlJc w:val="left"/>
+      <w:pPr>
+        <w:tabs>
+          <w:tab w:val="num" w:pos="1440"/>
+        </w:tabs>
+        <w:ind w:left="1440" w:hanging="360"/>
+      </w:pPr>
+      <w:rPr>
+        <w:rFonts w:ascii="Courier New" w:hAnsi="Courier New" w:hint="default"/>
+        <w:sz w:val="20"/>
+      </w:rPr>
+    </w:lvl>
+    <w:lvl w:ilvl="2" w:tentative="1">
+      <w:start w:val="1"/>
+      <w:numFmt w:val="bullet"/>
+      <w:lvlText w:val=""/>
+      <w:lvlJc w:val="left"/>
+      <w:pPr>
+        <w:tabs>
+          <w:tab w:val="num" w:pos="2160"/>
+        </w:tabs>
+        <w:ind w:left="2160" w:hanging="360"/>
+      </w:pPr>
+      <w:rPr>
+        <w:rFonts w:ascii="Wingdings" w:hAnsi="Wingdings" w:hint="default"/>
+        <w:sz w:val="20"/>
+      </w:rPr>
+    </w:lvl>
+    <w:lvl w:ilvl="3" w:tentative="1">
+      <w:start w:val="1"/>
+      <w:numFmt w:val="bullet"/>
+      <w:lvlText w:val=""/>
+      <w:lvlJc w:val="left"/>
+      <w:pPr>
+        <w:tabs>
+          <w:tab w:val="num" w:pos="2880"/>
+        </w:tabs>
+        <w:ind w:left="2880" w:hanging="360"/>
+      </w:pPr>
+      <w:rPr>
+        <w:rFonts w:ascii="Wingdings" w:hAnsi="Wingdings" w:hint="default"/>
+        <w:sz w:val="20"/>
+      </w:rPr>
+    </w:lvl>
+    <w:lvl w:ilvl="4" w:tentative="1">
+      <w:start w:val="1"/>
+      <w:numFmt w:val="bullet"/>
+      <w:lvlText w:val=""/>
+      <w:lvlJc w:val="left"/>
+      <w:pPr>
+        <w:tabs>
+          <w:tab w:val="num" w:pos="3600"/>
+        </w:tabs>
+        <w:ind w:left="3600" w:hanging="360"/>
+      </w:pPr>
+      <w:rPr>
+        <w:rFonts w:ascii="Wingdings" w:hAnsi="Wingdings" w:hint="default"/>
+        <w:sz w:val="20"/>
+      </w:rPr>
+    </w:lvl>
+    <w:lvl w:ilvl="5" w:tentative="1">
+      <w:start w:val="1"/>
+      <w:numFmt w:val="bullet"/>
+      <w:lvlText w:val=""/>
+      <w:lvlJc w:val="left"/>
+      <w:pPr>
+        <w:tabs>
+          <w:tab w:val="num" w:pos="4320"/>
+        </w:tabs>
+        <w:ind w:left="4320" w:hanging="360"/>
+      </w:pPr>
+      <w:rPr>
+        <w:rFonts w:ascii="Wingdings" w:hAnsi="Wingdings" w:hint="default"/>
+        <w:sz w:val="20"/>
+      </w:rPr>
+    </w:lvl>
+    <w:lvl w:ilvl="6" w:tentative="1">
+      <w:start w:val="1"/>
+      <w:numFmt w:val="bullet"/>
+      <w:lvlText w:val=""/>
+      <w:lvlJc w:val="left"/>
+      <w:pPr>
+        <w:tabs>
+          <w:tab w:val="num" w:pos="5040"/>
+        </w:tabs>
+        <w:ind w:left="5040" w:hanging="360"/>
+      </w:pPr>
+      <w:rPr>
+        <w:rFonts w:ascii="Wingdings" w:hAnsi="Wingdings" w:hint="default"/>
+        <w:sz w:val="20"/>
+      </w:rPr>
+    </w:lvl>
+    <w:lvl w:ilvl="7" w:tentative="1">
+      <w:start w:val="1"/>
+      <w:numFmt w:val="bullet"/>
+      <w:lvlText w:val=""/>
+      <w:lvlJc w:val="left"/>
+      <w:pPr>
+        <w:tabs>
+          <w:tab w:val="num" w:pos="5760"/>
+        </w:tabs>
+        <w:ind w:left="5760" w:hanging="360"/>
+      </w:pPr>
+      <w:rPr>
+        <w:rFonts w:ascii="Wingdings" w:hAnsi="Wingdings" w:hint="default"/>
+        <w:sz w:val="20"/>
+      </w:rPr>
+    </w:lvl>
+    <w:lvl w:ilvl="8" w:tentative="1">
+      <w:start w:val="1"/>
+      <w:numFmt w:val="bullet"/>
+      <w:lvlText w:val=""/>
+      <w:lvlJc w:val="left"/>
+      <w:pPr>
+        <w:tabs>
+          <w:tab w:val="num" w:pos="6480"/>
+        </w:tabs>
+        <w:ind w:left="6480" w:hanging="360"/>
+      </w:pPr>
+      <w:rPr>
+        <w:rFonts w:ascii="Wingdings" w:hAnsi="Wingdings" w:hint="default"/>
+        <w:sz w:val="20"/>
+      </w:rPr>
+    </w:lvl>
+  </w:abstractNum>
+  <w:abstractNum w:abstractNumId="24" w15:restartNumberingAfterBreak="0">
+    <w:nsid w:val="77181DCD"/>
+    <w:multiLevelType w:val="multilevel"/>
+    <w:tmpl w:val="EF4E1258"/>
+    <w:lvl w:ilvl="0">
+      <w:start w:val="1"/>
+      <w:numFmt w:val="bullet"/>
+      <w:lvlText w:val=""/>
+      <w:lvlJc w:val="left"/>
+      <w:pPr>
+        <w:tabs>
+          <w:tab w:val="num" w:pos="720"/>
+        </w:tabs>
+        <w:ind w:left="720" w:hanging="360"/>
+      </w:pPr>
+      <w:rPr>
+        <w:rFonts w:ascii="Symbol" w:hAnsi="Symbol" w:hint="default"/>
+        <w:sz w:val="20"/>
+      </w:rPr>
+    </w:lvl>
+    <w:lvl w:ilvl="1" w:tentative="1">
+      <w:start w:val="1"/>
+      <w:numFmt w:val="bullet"/>
+      <w:lvlText w:val="o"/>
+      <w:lvlJc w:val="left"/>
+      <w:pPr>
+        <w:tabs>
+          <w:tab w:val="num" w:pos="1440"/>
+        </w:tabs>
+        <w:ind w:left="1440" w:hanging="360"/>
+      </w:pPr>
+      <w:rPr>
+        <w:rFonts w:ascii="Courier New" w:hAnsi="Courier New" w:hint="default"/>
+        <w:sz w:val="20"/>
+      </w:rPr>
+    </w:lvl>
+    <w:lvl w:ilvl="2" w:tentative="1">
+      <w:start w:val="1"/>
+      <w:numFmt w:val="bullet"/>
+      <w:lvlText w:val=""/>
+      <w:lvlJc w:val="left"/>
+      <w:pPr>
+        <w:tabs>
+          <w:tab w:val="num" w:pos="2160"/>
+        </w:tabs>
+        <w:ind w:left="2160" w:hanging="360"/>
+      </w:pPr>
+      <w:rPr>
+        <w:rFonts w:ascii="Wingdings" w:hAnsi="Wingdings" w:hint="default"/>
+        <w:sz w:val="20"/>
+      </w:rPr>
+    </w:lvl>
+    <w:lvl w:ilvl="3" w:tentative="1">
+      <w:start w:val="1"/>
+      <w:numFmt w:val="bullet"/>
+      <w:lvlText w:val=""/>
+      <w:lvlJc w:val="left"/>
+      <w:pPr>
+        <w:tabs>
+          <w:tab w:val="num" w:pos="2880"/>
+        </w:tabs>
+        <w:ind w:left="2880" w:hanging="360"/>
+      </w:pPr>
+      <w:rPr>
+        <w:rFonts w:ascii="Wingdings" w:hAnsi="Wingdings" w:hint="default"/>
+        <w:sz w:val="20"/>
+      </w:rPr>
+    </w:lvl>
+    <w:lvl w:ilvl="4" w:tentative="1">
+      <w:start w:val="1"/>
+      <w:numFmt w:val="bullet"/>
+      <w:lvlText w:val=""/>
+      <w:lvlJc w:val="left"/>
+      <w:pPr>
+        <w:tabs>
+          <w:tab w:val="num" w:pos="3600"/>
+        </w:tabs>
+        <w:ind w:left="3600" w:hanging="360"/>
+      </w:pPr>
+      <w:rPr>
+        <w:rFonts w:ascii="Wingdings" w:hAnsi="Wingdings" w:hint="default"/>
+        <w:sz w:val="20"/>
+      </w:rPr>
+    </w:lvl>
+    <w:lvl w:ilvl="5" w:tentative="1">
+      <w:start w:val="1"/>
+      <w:numFmt w:val="bullet"/>
+      <w:lvlText w:val=""/>
+      <w:lvlJc w:val="left"/>
+      <w:pPr>
+        <w:tabs>
+          <w:tab w:val="num" w:pos="4320"/>
+        </w:tabs>
+        <w:ind w:left="4320" w:hanging="360"/>
+      </w:pPr>
+      <w:rPr>
+        <w:rFonts w:ascii="Wingdings" w:hAnsi="Wingdings" w:hint="default"/>
+        <w:sz w:val="20"/>
+      </w:rPr>
+    </w:lvl>
+    <w:lvl w:ilvl="6" w:tentative="1">
+      <w:start w:val="1"/>
+      <w:numFmt w:val="bullet"/>
+      <w:lvlText w:val=""/>
+      <w:lvlJc w:val="left"/>
+      <w:pPr>
+        <w:tabs>
+          <w:tab w:val="num" w:pos="5040"/>
+        </w:tabs>
+        <w:ind w:left="5040" w:hanging="360"/>
+      </w:pPr>
+      <w:rPr>
+        <w:rFonts w:ascii="Wingdings" w:hAnsi="Wingdings" w:hint="default"/>
+        <w:sz w:val="20"/>
+      </w:rPr>
+    </w:lvl>
+    <w:lvl w:ilvl="7" w:tentative="1">
+      <w:start w:val="1"/>
+      <w:numFmt w:val="bullet"/>
+      <w:lvlText w:val=""/>
+      <w:lvlJc w:val="left"/>
+      <w:pPr>
+        <w:tabs>
+          <w:tab w:val="num" w:pos="5760"/>
+        </w:tabs>
+        <w:ind w:left="5760" w:hanging="360"/>
+      </w:pPr>
+      <w:rPr>
+        <w:rFonts w:ascii="Wingdings" w:hAnsi="Wingdings" w:hint="default"/>
+        <w:sz w:val="20"/>
+      </w:rPr>
+    </w:lvl>
+    <w:lvl w:ilvl="8" w:tentative="1">
+      <w:start w:val="1"/>
+      <w:numFmt w:val="bullet"/>
+      <w:lvlText w:val=""/>
+      <w:lvlJc w:val="left"/>
+      <w:pPr>
+        <w:tabs>
+          <w:tab w:val="num" w:pos="6480"/>
+        </w:tabs>
+        <w:ind w:left="6480" w:hanging="360"/>
+      </w:pPr>
+      <w:rPr>
+        <w:rFonts w:ascii="Wingdings" w:hAnsi="Wingdings" w:hint="default"/>
+        <w:sz w:val="20"/>
+      </w:rPr>
+    </w:lvl>
+  </w:abstractNum>
+  <w:abstractNum w:abstractNumId="25" w15:restartNumberingAfterBreak="0">
+    <w:nsid w:val="77647B60"/>
+    <w:multiLevelType w:val="multilevel"/>
+    <w:tmpl w:val="E8E421B8"/>
+    <w:lvl w:ilvl="0">
+      <w:start w:val="1"/>
+      <w:numFmt w:val="bullet"/>
+      <w:lvlText w:val=""/>
+      <w:lvlJc w:val="left"/>
+      <w:pPr>
+        <w:tabs>
+          <w:tab w:val="num" w:pos="720"/>
+        </w:tabs>
+        <w:ind w:left="720" w:hanging="360"/>
+      </w:pPr>
+      <w:rPr>
+        <w:rFonts w:ascii="Symbol" w:hAnsi="Symbol" w:hint="default"/>
+        <w:sz w:val="20"/>
+      </w:rPr>
+    </w:lvl>
+    <w:lvl w:ilvl="1" w:tentative="1">
+      <w:start w:val="1"/>
+      <w:numFmt w:val="bullet"/>
+      <w:lvlText w:val="o"/>
+      <w:lvlJc w:val="left"/>
+      <w:pPr>
+        <w:tabs>
+          <w:tab w:val="num" w:pos="1440"/>
+        </w:tabs>
+        <w:ind w:left="1440" w:hanging="360"/>
+      </w:pPr>
+      <w:rPr>
+        <w:rFonts w:ascii="Courier New" w:hAnsi="Courier New" w:hint="default"/>
+        <w:sz w:val="20"/>
+      </w:rPr>
+    </w:lvl>
+    <w:lvl w:ilvl="2" w:tentative="1">
+      <w:start w:val="1"/>
+      <w:numFmt w:val="bullet"/>
+      <w:lvlText w:val=""/>
+      <w:lvlJc w:val="left"/>
+      <w:pPr>
+        <w:tabs>
+          <w:tab w:val="num" w:pos="2160"/>
+        </w:tabs>
+        <w:ind w:left="2160" w:hanging="360"/>
+      </w:pPr>
+      <w:rPr>
+        <w:rFonts w:ascii="Wingdings" w:hAnsi="Wingdings" w:hint="default"/>
+        <w:sz w:val="20"/>
+      </w:rPr>
+    </w:lvl>
+    <w:lvl w:ilvl="3" w:tentative="1">
+      <w:start w:val="1"/>
+      <w:numFmt w:val="bullet"/>
+      <w:lvlText w:val=""/>
+      <w:lvlJc w:val="left"/>
+      <w:pPr>
+        <w:tabs>
+          <w:tab w:val="num" w:pos="2880"/>
+        </w:tabs>
+        <w:ind w:left="2880" w:hanging="360"/>
+      </w:pPr>
+      <w:rPr>
+        <w:rFonts w:ascii="Wingdings" w:hAnsi="Wingdings" w:hint="default"/>
+        <w:sz w:val="20"/>
+      </w:rPr>
+    </w:lvl>
+    <w:lvl w:ilvl="4" w:tentative="1">
+      <w:start w:val="1"/>
+      <w:numFmt w:val="bullet"/>
+      <w:lvlText w:val=""/>
+      <w:lvlJc w:val="left"/>
+      <w:pPr>
+        <w:tabs>
+          <w:tab w:val="num" w:pos="3600"/>
+        </w:tabs>
+        <w:ind w:left="3600" w:hanging="360"/>
+      </w:pPr>
+      <w:rPr>
+        <w:rFonts w:ascii="Wingdings" w:hAnsi="Wingdings" w:hint="default"/>
+        <w:sz w:val="20"/>
+      </w:rPr>
+    </w:lvl>
+    <w:lvl w:ilvl="5" w:tentative="1">
+      <w:start w:val="1"/>
+      <w:numFmt w:val="bullet"/>
+      <w:lvlText w:val=""/>
+      <w:lvlJc w:val="left"/>
+      <w:pPr>
+        <w:tabs>
+          <w:tab w:val="num" w:pos="4320"/>
+        </w:tabs>
+        <w:ind w:left="4320" w:hanging="360"/>
+      </w:pPr>
+      <w:rPr>
+        <w:rFonts w:ascii="Wingdings" w:hAnsi="Wingdings" w:hint="default"/>
+        <w:sz w:val="20"/>
+      </w:rPr>
+    </w:lvl>
+    <w:lvl w:ilvl="6" w:tentative="1">
+      <w:start w:val="1"/>
+      <w:numFmt w:val="bullet"/>
+      <w:lvlText w:val=""/>
+      <w:lvlJc w:val="left"/>
+      <w:pPr>
+        <w:tabs>
+          <w:tab w:val="num" w:pos="5040"/>
+        </w:tabs>
+        <w:ind w:left="5040" w:hanging="360"/>
+      </w:pPr>
+      <w:rPr>
+        <w:rFonts w:ascii="Wingdings" w:hAnsi="Wingdings" w:hint="default"/>
+        <w:sz w:val="20"/>
+      </w:rPr>
+    </w:lvl>
+    <w:lvl w:ilvl="7" w:tentative="1">
+      <w:start w:val="1"/>
+      <w:numFmt w:val="bullet"/>
+      <w:lvlText w:val=""/>
+      <w:lvlJc w:val="left"/>
+      <w:pPr>
+        <w:tabs>
+          <w:tab w:val="num" w:pos="5760"/>
+        </w:tabs>
+        <w:ind w:left="5760" w:hanging="360"/>
+      </w:pPr>
+      <w:rPr>
+        <w:rFonts w:ascii="Wingdings" w:hAnsi="Wingdings" w:hint="default"/>
+        <w:sz w:val="20"/>
+      </w:rPr>
+    </w:lvl>
+    <w:lvl w:ilvl="8" w:tentative="1">
+      <w:start w:val="1"/>
+      <w:numFmt w:val="bullet"/>
+      <w:lvlText w:val=""/>
+      <w:lvlJc w:val="left"/>
+      <w:pPr>
+        <w:tabs>
+          <w:tab w:val="num" w:pos="6480"/>
+        </w:tabs>
+        <w:ind w:left="6480" w:hanging="360"/>
+      </w:pPr>
+      <w:rPr>
+        <w:rFonts w:ascii="Wingdings" w:hAnsi="Wingdings" w:hint="default"/>
+        <w:sz w:val="20"/>
+      </w:rPr>
+    </w:lvl>
+  </w:abstractNum>
+  <w:abstractNum w:abstractNumId="26" w15:restartNumberingAfterBreak="0">
+    <w:nsid w:val="79C41738"/>
+    <w:multiLevelType w:val="multilevel"/>
+    <w:tmpl w:val="FA22B1D4"/>
+    <w:lvl w:ilvl="0">
+      <w:start w:val="1"/>
+      <w:numFmt w:val="bullet"/>
+      <w:lvlText w:val=""/>
+      <w:lvlJc w:val="left"/>
+      <w:pPr>
+        <w:tabs>
+          <w:tab w:val="num" w:pos="720"/>
+        </w:tabs>
+        <w:ind w:left="720" w:hanging="360"/>
+      </w:pPr>
+      <w:rPr>
+        <w:rFonts w:ascii="Symbol" w:hAnsi="Symbol" w:hint="default"/>
+        <w:sz w:val="20"/>
+      </w:rPr>
+    </w:lvl>
+    <w:lvl w:ilvl="1" w:tentative="1">
+      <w:start w:val="1"/>
+      <w:numFmt w:val="bullet"/>
+      <w:lvlText w:val="o"/>
+      <w:lvlJc w:val="left"/>
+      <w:pPr>
+        <w:tabs>
+          <w:tab w:val="num" w:pos="1440"/>
+        </w:tabs>
+        <w:ind w:left="1440" w:hanging="360"/>
+      </w:pPr>
+      <w:rPr>
+        <w:rFonts w:ascii="Courier New" w:hAnsi="Courier New" w:hint="default"/>
+        <w:sz w:val="20"/>
+      </w:rPr>
+    </w:lvl>
+    <w:lvl w:ilvl="2" w:tentative="1">
+      <w:start w:val="1"/>
+      <w:numFmt w:val="bullet"/>
+      <w:lvlText w:val=""/>
+      <w:lvlJc w:val="left"/>
+      <w:pPr>
+        <w:tabs>
+          <w:tab w:val="num" w:pos="2160"/>
+        </w:tabs>
+        <w:ind w:left="2160" w:hanging="360"/>
+      </w:pPr>
+      <w:rPr>
+        <w:rFonts w:ascii="Wingdings" w:hAnsi="Wingdings" w:hint="default"/>
+        <w:sz w:val="20"/>
+      </w:rPr>
+    </w:lvl>
+    <w:lvl w:ilvl="3" w:tentative="1">
+      <w:start w:val="1"/>
+      <w:numFmt w:val="bullet"/>
+      <w:lvlText w:val=""/>
+      <w:lvlJc w:val="left"/>
+      <w:pPr>
+        <w:tabs>
+          <w:tab w:val="num" w:pos="2880"/>
+        </w:tabs>
+        <w:ind w:left="2880" w:hanging="360"/>
+      </w:pPr>
+      <w:rPr>
+        <w:rFonts w:ascii="Wingdings" w:hAnsi="Wingdings" w:hint="default"/>
+        <w:sz w:val="20"/>
+      </w:rPr>
+    </w:lvl>
+    <w:lvl w:ilvl="4" w:tentative="1">
+      <w:start w:val="1"/>
+      <w:numFmt w:val="bullet"/>
+      <w:lvlText w:val=""/>
+      <w:lvlJc w:val="left"/>
+      <w:pPr>
+        <w:tabs>
+          <w:tab w:val="num" w:pos="3600"/>
+        </w:tabs>
+        <w:ind w:left="3600" w:hanging="360"/>
+      </w:pPr>
+      <w:rPr>
+        <w:rFonts w:ascii="Wingdings" w:hAnsi="Wingdings" w:hint="default"/>
+        <w:sz w:val="20"/>
+      </w:rPr>
+    </w:lvl>
+    <w:lvl w:ilvl="5" w:tentative="1">
+      <w:start w:val="1"/>
+      <w:numFmt w:val="bullet"/>
+      <w:lvlText w:val=""/>
+      <w:lvlJc w:val="left"/>
+      <w:pPr>
+        <w:tabs>
+          <w:tab w:val="num" w:pos="4320"/>
+        </w:tabs>
+        <w:ind w:left="4320" w:hanging="360"/>
+      </w:pPr>
+      <w:rPr>
+        <w:rFonts w:ascii="Wingdings" w:hAnsi="Wingdings" w:hint="default"/>
+        <w:sz w:val="20"/>
+      </w:rPr>
+    </w:lvl>
+    <w:lvl w:ilvl="6" w:tentative="1">
+      <w:start w:val="1"/>
+      <w:numFmt w:val="bullet"/>
+      <w:lvlText w:val=""/>
+      <w:lvlJc w:val="left"/>
+      <w:pPr>
+        <w:tabs>
+          <w:tab w:val="num" w:pos="5040"/>
+        </w:tabs>
+        <w:ind w:left="5040" w:hanging="360"/>
+      </w:pPr>
+      <w:rPr>
+        <w:rFonts w:ascii="Wingdings" w:hAnsi="Wingdings" w:hint="default"/>
+        <w:sz w:val="20"/>
+      </w:rPr>
+    </w:lvl>
+    <w:lvl w:ilvl="7" w:tentative="1">
+      <w:start w:val="1"/>
+      <w:numFmt w:val="bullet"/>
+      <w:lvlText w:val=""/>
+      <w:lvlJc w:val="left"/>
+      <w:pPr>
+        <w:tabs>
+          <w:tab w:val="num" w:pos="5760"/>
+        </w:tabs>
+        <w:ind w:left="5760" w:hanging="360"/>
+      </w:pPr>
+      <w:rPr>
+        <w:rFonts w:ascii="Wingdings" w:hAnsi="Wingdings" w:hint="default"/>
+        <w:sz w:val="20"/>
+      </w:rPr>
+    </w:lvl>
+    <w:lvl w:ilvl="8" w:tentative="1">
+      <w:start w:val="1"/>
+      <w:numFmt w:val="bullet"/>
+      <w:lvlText w:val=""/>
+      <w:lvlJc w:val="left"/>
+      <w:pPr>
+        <w:tabs>
+          <w:tab w:val="num" w:pos="6480"/>
+        </w:tabs>
+        <w:ind w:left="6480" w:hanging="360"/>
+      </w:pPr>
+      <w:rPr>
+        <w:rFonts w:ascii="Wingdings" w:hAnsi="Wingdings" w:hint="default"/>
+        <w:sz w:val="20"/>
+      </w:rPr>
+    </w:lvl>
+  </w:abstractNum>
+  <w:abstractNum w:abstractNumId="27" w15:restartNumberingAfterBreak="0">
+    <w:nsid w:val="7F0A6779"/>
+    <w:multiLevelType w:val="multilevel"/>
+    <w:tmpl w:val="B6FA15A0"/>
+    <w:lvl w:ilvl="0">
+      <w:start w:val="1"/>
+      <w:numFmt w:val="decimal"/>
+      <w:lvlText w:val="%1."/>
+      <w:lvlJc w:val="left"/>
+      <w:pPr>
+        <w:tabs>
+          <w:tab w:val="num" w:pos="720"/>
+        </w:tabs>
+        <w:ind w:left="720" w:hanging="360"/>
+      </w:pPr>
+    </w:lvl>
+    <w:lvl w:ilvl="1" w:tentative="1">
+      <w:start w:val="1"/>
+      <w:numFmt w:val="decimal"/>
+      <w:lvlText w:val="%2."/>
+      <w:lvlJc w:val="left"/>
+      <w:pPr>
+        <w:tabs>
+          <w:tab w:val="num" w:pos="1440"/>
+        </w:tabs>
+        <w:ind w:left="1440" w:hanging="360"/>
+      </w:pPr>
+    </w:lvl>
+    <w:lvl w:ilvl="2" w:tentative="1">
+      <w:start w:val="1"/>
+      <w:numFmt w:val="decimal"/>
+      <w:lvlText w:val="%3."/>
+      <w:lvlJc w:val="left"/>
+      <w:pPr>
+        <w:tabs>
+          <w:tab w:val="num" w:pos="2160"/>
+        </w:tabs>
+        <w:ind w:left="2160" w:hanging="360"/>
+      </w:pPr>
+    </w:lvl>
+    <w:lvl w:ilvl="3" w:tentative="1">
+      <w:start w:val="1"/>
+      <w:numFmt w:val="decimal"/>
+      <w:lvlText w:val="%4."/>
+      <w:lvlJc w:val="left"/>
+      <w:pPr>
+        <w:tabs>
+          <w:tab w:val="num" w:pos="2880"/>
+        </w:tabs>
+        <w:ind w:left="2880" w:hanging="360"/>
+      </w:pPr>
+    </w:lvl>
+    <w:lvl w:ilvl="4" w:tentative="1">
+      <w:start w:val="1"/>
+      <w:numFmt w:val="decimal"/>
+      <w:lvlText w:val="%5."/>
+      <w:lvlJc w:val="left"/>
+      <w:pPr>
+        <w:tabs>
+          <w:tab w:val="num" w:pos="3600"/>
+        </w:tabs>
+        <w:ind w:left="3600" w:hanging="360"/>
+      </w:pPr>
+    </w:lvl>
+    <w:lvl w:ilvl="5" w:tentative="1">
+      <w:start w:val="1"/>
+      <w:numFmt w:val="decimal"/>
+      <w:lvlText w:val="%6."/>
+      <w:lvlJc w:val="left"/>
+      <w:pPr>
+        <w:tabs>
+          <w:tab w:val="num" w:pos="4320"/>
+        </w:tabs>
+        <w:ind w:left="4320" w:hanging="360"/>
+      </w:pPr>
+    </w:lvl>
+    <w:lvl w:ilvl="6" w:tentative="1">
+      <w:start w:val="1"/>
+      <w:numFmt w:val="decimal"/>
+      <w:lvlText w:val="%7."/>
+      <w:lvlJc w:val="left"/>
+      <w:pPr>
+        <w:tabs>
+          <w:tab w:val="num" w:pos="5040"/>
+        </w:tabs>
+        <w:ind w:left="5040" w:hanging="360"/>
+      </w:pPr>
+    </w:lvl>
+    <w:lvl w:ilvl="7" w:tentative="1">
+      <w:start w:val="1"/>
+      <w:numFmt w:val="decimal"/>
+      <w:lvlText w:val="%8."/>
+      <w:lvlJc w:val="left"/>
+      <w:pPr>
+        <w:tabs>
+          <w:tab w:val="num" w:pos="5760"/>
+        </w:tabs>
+        <w:ind w:left="5760" w:hanging="360"/>
+      </w:pPr>
+    </w:lvl>
+    <w:lvl w:ilvl="8" w:tentative="1">
+      <w:start w:val="1"/>
+      <w:numFmt w:val="decimal"/>
+      <w:lvlText w:val="%9."/>
+      <w:lvlJc w:val="left"/>
+      <w:pPr>
+        <w:tabs>
+          <w:tab w:val="num" w:pos="6480"/>
+        </w:tabs>
+        <w:ind w:left="6480" w:hanging="360"/>
+      </w:pPr>
+    </w:lvl>
+  </w:abstractNum>
+  <w:abstractNum w:abstractNumId="28" w15:restartNumberingAfterBreak="0">
+    <w:nsid w:val="7F6E6956"/>
+    <w:multiLevelType w:val="multilevel"/>
+    <w:tmpl w:val="B32AFA74"/>
+    <w:lvl w:ilvl="0">
+      <w:start w:val="1"/>
+      <w:numFmt w:val="bullet"/>
+      <w:lvlText w:val=""/>
+      <w:lvlJc w:val="left"/>
+      <w:pPr>
+        <w:tabs>
+          <w:tab w:val="num" w:pos="720"/>
+        </w:tabs>
+        <w:ind w:left="720" w:hanging="360"/>
+      </w:pPr>
+      <w:rPr>
+        <w:rFonts w:ascii="Symbol" w:hAnsi="Symbol" w:hint="default"/>
+        <w:sz w:val="20"/>
+      </w:rPr>
+    </w:lvl>
+    <w:lvl w:ilvl="1" w:tentative="1">
+      <w:start w:val="1"/>
+      <w:numFmt w:val="bullet"/>
+      <w:lvlText w:val="o"/>
+      <w:lvlJc w:val="left"/>
+      <w:pPr>
+        <w:tabs>
+          <w:tab w:val="num" w:pos="1440"/>
+        </w:tabs>
+        <w:ind w:left="1440" w:hanging="360"/>
+      </w:pPr>
+      <w:rPr>
+        <w:rFonts w:ascii="Courier New" w:hAnsi="Courier New" w:hint="default"/>
+        <w:sz w:val="20"/>
+      </w:rPr>
+    </w:lvl>
+    <w:lvl w:ilvl="2" w:tentative="1">
+      <w:start w:val="1"/>
+      <w:numFmt w:val="bullet"/>
+      <w:lvlText w:val=""/>
+      <w:lvlJc w:val="left"/>
+      <w:pPr>
+        <w:tabs>
+          <w:tab w:val="num" w:pos="2160"/>
+        </w:tabs>
+        <w:ind w:left="2160" w:hanging="360"/>
+      </w:pPr>
+      <w:rPr>
+        <w:rFonts w:ascii="Wingdings" w:hAnsi="Wingdings" w:hint="default"/>
+        <w:sz w:val="20"/>
+      </w:rPr>
+    </w:lvl>
+    <w:lvl w:ilvl="3" w:tentative="1">
+      <w:start w:val="1"/>
+      <w:numFmt w:val="bullet"/>
+      <w:lvlText w:val=""/>
+      <w:lvlJc w:val="left"/>
+      <w:pPr>
+        <w:tabs>
+          <w:tab w:val="num" w:pos="2880"/>
+        </w:tabs>
+        <w:ind w:left="2880" w:hanging="360"/>
+      </w:pPr>
+      <w:rPr>
+        <w:rFonts w:ascii="Wingdings" w:hAnsi="Wingdings" w:hint="default"/>
+        <w:sz w:val="20"/>
+      </w:rPr>
+    </w:lvl>
+    <w:lvl w:ilvl="4" w:tentative="1">
+      <w:start w:val="1"/>
+      <w:numFmt w:val="bullet"/>
+      <w:lvlText w:val=""/>
+      <w:lvlJc w:val="left"/>
+      <w:pPr>
+        <w:tabs>
+          <w:tab w:val="num" w:pos="3600"/>
+        </w:tabs>
+        <w:ind w:left="3600" w:hanging="360"/>
+      </w:pPr>
+      <w:rPr>
+        <w:rFonts w:ascii="Wingdings" w:hAnsi="Wingdings" w:hint="default"/>
+        <w:sz w:val="20"/>
+      </w:rPr>
+    </w:lvl>
+    <w:lvl w:ilvl="5" w:tentative="1">
+      <w:start w:val="1"/>
+      <w:numFmt w:val="bullet"/>
+      <w:lvlText w:val=""/>
+      <w:lvlJc w:val="left"/>
+      <w:pPr>
+        <w:tabs>
+          <w:tab w:val="num" w:pos="4320"/>
+        </w:tabs>
+        <w:ind w:left="4320" w:hanging="360"/>
+      </w:pPr>
+      <w:rPr>
+        <w:rFonts w:ascii="Wingdings" w:hAnsi="Wingdings" w:hint="default"/>
+        <w:sz w:val="20"/>
+      </w:rPr>
+    </w:lvl>
+    <w:lvl w:ilvl="6" w:tentative="1">
+      <w:start w:val="1"/>
+      <w:numFmt w:val="bullet"/>
+      <w:lvlText w:val=""/>
+      <w:lvlJc w:val="left"/>
+      <w:pPr>
+        <w:tabs>
+          <w:tab w:val="num" w:pos="5040"/>
+        </w:tabs>
+        <w:ind w:left="5040" w:hanging="360"/>
+      </w:pPr>
+      <w:rPr>
+        <w:rFonts w:ascii="Wingdings" w:hAnsi="Wingdings" w:hint="default"/>
+        <w:sz w:val="20"/>
+      </w:rPr>
+    </w:lvl>
+    <w:lvl w:ilvl="7" w:tentative="1">
+      <w:start w:val="1"/>
+      <w:numFmt w:val="bullet"/>
+      <w:lvlText w:val=""/>
+      <w:lvlJc w:val="left"/>
+      <w:pPr>
+        <w:tabs>
+          <w:tab w:val="num" w:pos="5760"/>
+        </w:tabs>
+        <w:ind w:left="5760" w:hanging="360"/>
+      </w:pPr>
+      <w:rPr>
+        <w:rFonts w:ascii="Wingdings" w:hAnsi="Wingdings" w:hint="default"/>
+        <w:sz w:val="20"/>
+      </w:rPr>
+    </w:lvl>
+    <w:lvl w:ilvl="8" w:tentative="1">
+      <w:start w:val="1"/>
+      <w:numFmt w:val="bullet"/>
+      <w:lvlText w:val=""/>
+      <w:lvlJc w:val="left"/>
+      <w:pPr>
+        <w:tabs>
+          <w:tab w:val="num" w:pos="6480"/>
+        </w:tabs>
+        <w:ind w:left="6480" w:hanging="360"/>
+      </w:pPr>
+      <w:rPr>
+        <w:rFonts w:ascii="Wingdings" w:hAnsi="Wingdings" w:hint="default"/>
+        <w:sz w:val="20"/>
+      </w:rPr>
+    </w:lvl>
+  </w:abstractNum>
   <w:num w:numId="1" w16cid:durableId="1316763430">
+    <w:abstractNumId w:val="7"/>
+  </w:num>
+  <w:num w:numId="2" w16cid:durableId="1483043158">
+    <w:abstractNumId w:val="2"/>
+  </w:num>
+  <w:num w:numId="3" w16cid:durableId="582030009">
+    <w:abstractNumId w:val="10"/>
+  </w:num>
+  <w:num w:numId="4" w16cid:durableId="1029061262">
+    <w:abstractNumId w:val="22"/>
+  </w:num>
+  <w:num w:numId="5" w16cid:durableId="1563755077">
+    <w:abstractNumId w:val="1"/>
+  </w:num>
+  <w:num w:numId="6" w16cid:durableId="1867983349">
+    <w:abstractNumId w:val="9"/>
+  </w:num>
+  <w:num w:numId="7" w16cid:durableId="13385136">
+    <w:abstractNumId w:val="14"/>
+  </w:num>
+  <w:num w:numId="8" w16cid:durableId="66458299">
+    <w:abstractNumId w:val="15"/>
+  </w:num>
+  <w:num w:numId="9" w16cid:durableId="1046106653">
+    <w:abstractNumId w:val="11"/>
+  </w:num>
+  <w:num w:numId="10" w16cid:durableId="2077239967">
+    <w:abstractNumId w:val="25"/>
+  </w:num>
+  <w:num w:numId="11" w16cid:durableId="528176898">
+    <w:abstractNumId w:val="13"/>
+  </w:num>
+  <w:num w:numId="12" w16cid:durableId="1978146983">
+    <w:abstractNumId w:val="8"/>
+  </w:num>
+  <w:num w:numId="13" w16cid:durableId="1571847854">
+    <w:abstractNumId w:val="23"/>
+  </w:num>
+  <w:num w:numId="14" w16cid:durableId="722407764">
+    <w:abstractNumId w:val="3"/>
+  </w:num>
+  <w:num w:numId="15" w16cid:durableId="885214750">
+    <w:abstractNumId w:val="19"/>
+  </w:num>
+  <w:num w:numId="16" w16cid:durableId="696585506">
     <w:abstractNumId w:val="0"/>
+  </w:num>
+  <w:num w:numId="17" w16cid:durableId="882904006">
+    <w:abstractNumId w:val="4"/>
+  </w:num>
+  <w:num w:numId="18" w16cid:durableId="549154065">
+    <w:abstractNumId w:val="21"/>
+  </w:num>
+  <w:num w:numId="19" w16cid:durableId="1511068234">
+    <w:abstractNumId w:val="26"/>
+  </w:num>
+  <w:num w:numId="20" w16cid:durableId="1262377618">
+    <w:abstractNumId w:val="20"/>
+  </w:num>
+  <w:num w:numId="21" w16cid:durableId="1995061376">
+    <w:abstractNumId w:val="16"/>
+  </w:num>
+  <w:num w:numId="22" w16cid:durableId="858616231">
+    <w:abstractNumId w:val="5"/>
+  </w:num>
+  <w:num w:numId="23" w16cid:durableId="589243964">
+    <w:abstractNumId w:val="18"/>
+  </w:num>
+  <w:num w:numId="24" w16cid:durableId="397552587">
+    <w:abstractNumId w:val="24"/>
+  </w:num>
+  <w:num w:numId="25" w16cid:durableId="1218858919">
+    <w:abstractNumId w:val="12"/>
+  </w:num>
+  <w:num w:numId="26" w16cid:durableId="1800687219">
+    <w:abstractNumId w:val="28"/>
+  </w:num>
+  <w:num w:numId="27" w16cid:durableId="1315329888">
+    <w:abstractNumId w:val="17"/>
+  </w:num>
+  <w:num w:numId="28" w16cid:durableId="1254241994">
+    <w:abstractNumId w:val="6"/>
+  </w:num>
+  <w:num w:numId="29" w16cid:durableId="2102606524">
+    <w:abstractNumId w:val="27"/>
   </w:num>
 </w:numbering>
 </file>
@@ -1414,6 +10934,38 @@
       <w:spacing w:val="5"/>
     </w:rPr>
   </w:style>
+  <w:style w:type="paragraph" w:styleId="NormalWeb">
+    <w:name w:val="Normal (Web)"/>
+    <w:basedOn w:val="Normal"/>
+    <w:uiPriority w:val="99"/>
+    <w:semiHidden/>
+    <w:unhideWhenUsed/>
+    <w:rsid w:val="008D62A2"/>
+    <w:pPr>
+      <w:spacing w:before="100" w:beforeAutospacing="1" w:after="100" w:afterAutospacing="1" w:line="240" w:lineRule="auto"/>
+    </w:pPr>
+    <w:rPr>
+      <w:rFonts w:ascii="Times New Roman" w:eastAsia="Times New Roman" w:hAnsi="Times New Roman" w:cs="Times New Roman"/>
+      <w:kern w:val="0"/>
+      <w:sz w:val="24"/>
+      <w:szCs w:val="24"/>
+      <w:lang w:eastAsia="fr-FR"/>
+      <w14:ligatures w14:val="none"/>
+    </w:rPr>
+  </w:style>
+  <w:style w:type="character" w:styleId="CodeHTML">
+    <w:name w:val="HTML Code"/>
+    <w:basedOn w:val="Policepardfaut"/>
+    <w:uiPriority w:val="99"/>
+    <w:semiHidden/>
+    <w:unhideWhenUsed/>
+    <w:rsid w:val="008D62A2"/>
+    <w:rPr>
+      <w:rFonts w:ascii="Courier New" w:eastAsia="Times New Roman" w:hAnsi="Courier New" w:cs="Courier New"/>
+      <w:sz w:val="20"/>
+      <w:szCs w:val="20"/>
+    </w:rPr>
+  </w:style>
 </w:styles>
 </file>
 
